--- a/Document/PLC/SW 구현계획서(SIP).docx
+++ b/Document/PLC/SW 구현계획서(SIP).docx
@@ -666,7 +666,16 @@
           <w:sz w:val="32"/>
           <w:szCs w:val="32"/>
         </w:rPr>
-        <w:t>25</w:t>
+        <w:t>2</w:t>
+      </w:r>
+      <w:r>
+        <w:rPr>
+          <w:rFonts w:ascii="맑은 고딕" w:eastAsia="맑은 고딕" w:hAnsi="맑은 고딕" w:cs="맑은 고딕" w:hint="eastAsia"/>
+          <w:color w:val="0000FF"/>
+          <w:sz w:val="32"/>
+          <w:szCs w:val="32"/>
+        </w:rPr>
+        <w:t>8</w:t>
       </w:r>
       <w:r>
         <w:rPr>
@@ -3658,6 +3667,22 @@
                 <w:szCs w:val="18"/>
               </w:rPr>
             </w:pPr>
+            <w:r>
+              <w:rPr>
+                <w:rFonts w:ascii="맑은 고딕" w:eastAsia="맑은 고딕" w:hAnsi="맑은 고딕" w:cs="맑은 고딕" w:hint="eastAsia"/>
+                <w:sz w:val="20"/>
+                <w:szCs w:val="20"/>
+              </w:rPr>
+              <w:t>0.</w:t>
+            </w:r>
+            <w:r>
+              <w:rPr>
+                <w:rFonts w:ascii="맑은 고딕" w:eastAsia="맑은 고딕" w:hAnsi="맑은 고딕" w:cs="맑은 고딕" w:hint="eastAsia"/>
+                <w:sz w:val="20"/>
+                <w:szCs w:val="20"/>
+              </w:rPr>
+              <w:t>4</w:t>
+            </w:r>
           </w:p>
         </w:tc>
         <w:tc>
@@ -3681,6 +3706,62 @@
                 <w:szCs w:val="20"/>
               </w:rPr>
             </w:pPr>
+            <w:r>
+              <w:rPr>
+                <w:rFonts w:ascii="맑은 고딕" w:eastAsia="맑은 고딕" w:hAnsi="맑은 고딕" w:cs="맑은 고딕"/>
+                <w:sz w:val="20"/>
+                <w:szCs w:val="20"/>
+              </w:rPr>
+              <w:t>202</w:t>
+            </w:r>
+            <w:r>
+              <w:rPr>
+                <w:rFonts w:ascii="맑은 고딕" w:eastAsia="맑은 고딕" w:hAnsi="맑은 고딕" w:cs="맑은 고딕" w:hint="eastAsia"/>
+                <w:sz w:val="20"/>
+                <w:szCs w:val="20"/>
+              </w:rPr>
+              <w:t>6</w:t>
+            </w:r>
+            <w:r>
+              <w:rPr>
+                <w:rFonts w:ascii="맑은 고딕" w:eastAsia="맑은 고딕" w:hAnsi="맑은 고딕" w:cs="맑은 고딕"/>
+                <w:sz w:val="20"/>
+                <w:szCs w:val="20"/>
+              </w:rPr>
+              <w:t>.</w:t>
+            </w:r>
+            <w:r>
+              <w:rPr>
+                <w:rFonts w:ascii="맑은 고딕" w:eastAsia="맑은 고딕" w:hAnsi="맑은 고딕" w:cs="맑은 고딕" w:hint="eastAsia"/>
+                <w:sz w:val="20"/>
+                <w:szCs w:val="20"/>
+              </w:rPr>
+              <w:t>05</w:t>
+            </w:r>
+            <w:r>
+              <w:rPr>
+                <w:rFonts w:ascii="맑은 고딕" w:eastAsia="맑은 고딕" w:hAnsi="맑은 고딕" w:cs="맑은 고딕"/>
+                <w:sz w:val="20"/>
+                <w:szCs w:val="20"/>
+              </w:rPr>
+              <w:t>.</w:t>
+            </w:r>
+            <w:r>
+              <w:rPr>
+                <w:rFonts w:ascii="맑은 고딕" w:eastAsia="맑은 고딕" w:hAnsi="맑은 고딕" w:cs="맑은 고딕" w:hint="eastAsia"/>
+                <w:sz w:val="20"/>
+                <w:szCs w:val="20"/>
+              </w:rPr>
+              <w:t>2</w:t>
+            </w:r>
+            <w:r>
+              <w:rPr>
+                <w:rFonts w:ascii="맑은 고딕" w:eastAsia="맑은 고딕" w:hAnsi="맑은 고딕" w:cs="맑은 고딕" w:hint="eastAsia"/>
+                <w:sz w:val="20"/>
+                <w:szCs w:val="20"/>
+              </w:rPr>
+              <w:t>8</w:t>
+            </w:r>
           </w:p>
         </w:tc>
         <w:tc>
@@ -3704,6 +3785,14 @@
                 <w:szCs w:val="18"/>
               </w:rPr>
             </w:pPr>
+            <w:r>
+              <w:rPr>
+                <w:rFonts w:ascii="맑은 고딕" w:eastAsia="맑은 고딕" w:hAnsi="맑은 고딕" w:cs="맑은 고딕"/>
+                <w:sz w:val="20"/>
+                <w:szCs w:val="20"/>
+              </w:rPr>
+              <w:t>김민성 (서명)</w:t>
+            </w:r>
           </w:p>
         </w:tc>
         <w:tc>
@@ -3722,11 +3811,19 @@
               <w:spacing w:line="240" w:lineRule="auto"/>
               <w:jc w:val="center"/>
               <w:rPr>
-                <w:rFonts w:ascii="맑은 고딕" w:eastAsia="맑은 고딕" w:hAnsi="맑은 고딕" w:cs="맑은 고딕"/>
-                <w:sz w:val="20"/>
-                <w:szCs w:val="20"/>
-              </w:rPr>
-            </w:pPr>
+                <w:rFonts w:ascii="맑은 고딕" w:eastAsia="맑은 고딕" w:hAnsi="맑은 고딕" w:cs="맑은 고딕" w:hint="eastAsia"/>
+                <w:sz w:val="20"/>
+                <w:szCs w:val="20"/>
+              </w:rPr>
+            </w:pPr>
+            <w:r>
+              <w:rPr>
+                <w:rFonts w:ascii="맑은 고딕" w:eastAsia="맑은 고딕" w:hAnsi="맑은 고딕" w:cs="맑은 고딕" w:hint="eastAsia"/>
+                <w:sz w:val="20"/>
+                <w:szCs w:val="20"/>
+              </w:rPr>
+              <w:t>대화방 나기기 TC 분리</w:t>
+            </w:r>
           </w:p>
         </w:tc>
         <w:tc>
@@ -6232,7 +6329,16 @@
                 <w:sz w:val="20"/>
                 <w:szCs w:val="20"/>
               </w:rPr>
-              <w:t>-07</w:t>
+              <w:t>-0</w:t>
+            </w:r>
+            <w:r>
+              <w:rPr>
+                <w:rFonts w:ascii="맑은 고딕" w:eastAsia="맑은 고딕" w:hAnsi="맑은 고딕" w:hint="eastAsia"/>
+                <w:color w:val="000000"/>
+                <w:sz w:val="20"/>
+                <w:szCs w:val="20"/>
+              </w:rPr>
+              <w:t>6</w:t>
             </w:r>
           </w:p>
         </w:tc>
@@ -8109,6 +8215,7 @@
           <w:tcPr>
             <w:tcW w:w="4045" w:type="dxa"/>
             <w:shd w:val="clear" w:color="auto" w:fill="CAEDFB"/>
+            <w:vAlign w:val="center"/>
           </w:tcPr>
           <w:p>
             <w:pPr>
@@ -19978,7 +20085,7 @@
                 <w:sz w:val="18"/>
                 <w:szCs w:val="18"/>
               </w:rPr>
-              <w:t>입력 값 1</w:t>
+              <w:t>입력 값</w:t>
             </w:r>
           </w:p>
         </w:tc>
@@ -20158,7 +20265,7 @@
             <w:pPr>
               <w:jc w:val="center"/>
               <w:rPr>
-                <w:rFonts w:ascii="맑은 고딕" w:eastAsia="맑은 고딕" w:hAnsi="맑은 고딕" w:cs="맑은 고딕"/>
+                <w:rFonts w:ascii="맑은 고딕" w:eastAsia="맑은 고딕" w:hAnsi="맑은 고딕" w:cs="맑은 고딕" w:hint="eastAsia"/>
                 <w:sz w:val="20"/>
                 <w:szCs w:val="20"/>
               </w:rPr>
@@ -20177,7 +20284,7 @@
                 <w:sz w:val="20"/>
                 <w:szCs w:val="20"/>
               </w:rPr>
-              <w:t>다음으로</w:t>
+              <w:t>학교명을 입력해주세요</w:t>
             </w:r>
             <w:r>
               <w:rPr>
@@ -20193,7 +20300,7 @@
                 <w:sz w:val="20"/>
                 <w:szCs w:val="20"/>
               </w:rPr>
-              <w:t xml:space="preserve"> 버튼 비활성화</w:t>
+              <w:t xml:space="preserve"> 메시지 표시</w:t>
             </w:r>
           </w:p>
         </w:tc>
@@ -20298,31 +20405,7 @@
                 <w:sz w:val="20"/>
                 <w:szCs w:val="20"/>
               </w:rPr>
-              <w:t>7자리 미만의 학번 입력</w:t>
-            </w:r>
-          </w:p>
-        </w:tc>
-        <w:tc>
-          <w:tcPr>
-            <w:tcW w:w="1558" w:type="dxa"/>
-            <w:vAlign w:val="center"/>
-          </w:tcPr>
-          <w:p>
-            <w:pPr>
-              <w:jc w:val="center"/>
-              <w:rPr>
-                <w:rFonts w:ascii="맑은 고딕" w:eastAsia="맑은 고딕" w:hAnsi="맑은 고딕" w:cs="맑은 고딕"/>
-                <w:sz w:val="20"/>
-                <w:szCs w:val="20"/>
-              </w:rPr>
-            </w:pPr>
-            <w:r>
-              <w:rPr>
-                <w:rFonts w:ascii="맑은 고딕" w:eastAsia="맑은 고딕" w:hAnsi="맑은 고딕" w:cs="맑은 고딕" w:hint="eastAsia"/>
-                <w:sz w:val="20"/>
-                <w:szCs w:val="20"/>
-              </w:rPr>
-              <w:t xml:space="preserve">학번: 202601(6자리 </w:t>
+              <w:t xml:space="preserve">7자리 미만의 </w:t>
             </w:r>
             <w:r>
               <w:rPr>
@@ -20331,7 +20414,41 @@
                 <w:szCs w:val="20"/>
               </w:rPr>
               <w:lastRenderedPageBreak/>
-              <w:t>이하)</w:t>
+              <w:t>학번 입력</w:t>
+            </w:r>
+          </w:p>
+        </w:tc>
+        <w:tc>
+          <w:tcPr>
+            <w:tcW w:w="1558" w:type="dxa"/>
+            <w:vAlign w:val="center"/>
+          </w:tcPr>
+          <w:p>
+            <w:pPr>
+              <w:jc w:val="center"/>
+              <w:rPr>
+                <w:rFonts w:ascii="맑은 고딕" w:eastAsia="맑은 고딕" w:hAnsi="맑은 고딕" w:cs="맑은 고딕"/>
+                <w:sz w:val="20"/>
+                <w:szCs w:val="20"/>
+              </w:rPr>
+            </w:pPr>
+            <w:r>
+              <w:rPr>
+                <w:rFonts w:ascii="맑은 고딕" w:eastAsia="맑은 고딕" w:hAnsi="맑은 고딕" w:cs="맑은 고딕" w:hint="eastAsia"/>
+                <w:sz w:val="20"/>
+                <w:szCs w:val="20"/>
+              </w:rPr>
+              <w:lastRenderedPageBreak/>
+              <w:t xml:space="preserve">학번: </w:t>
+            </w:r>
+            <w:r>
+              <w:rPr>
+                <w:rFonts w:ascii="맑은 고딕" w:eastAsia="맑은 고딕" w:hAnsi="맑은 고딕" w:cs="맑은 고딕" w:hint="eastAsia"/>
+                <w:sz w:val="20"/>
+                <w:szCs w:val="20"/>
+              </w:rPr>
+              <w:lastRenderedPageBreak/>
+              <w:t>202601(6자리 이하)</w:t>
             </w:r>
           </w:p>
         </w:tc>
@@ -20364,7 +20481,16 @@
                 <w:sz w:val="20"/>
                 <w:szCs w:val="20"/>
               </w:rPr>
-              <w:t>7자리 이상 입력해주세요</w:t>
+              <w:t xml:space="preserve">7자리 이상 </w:t>
+            </w:r>
+            <w:r>
+              <w:rPr>
+                <w:rFonts w:ascii="맑은 고딕" w:eastAsia="맑은 고딕" w:hAnsi="맑은 고딕" w:cs="맑은 고딕" w:hint="eastAsia"/>
+                <w:sz w:val="20"/>
+                <w:szCs w:val="20"/>
+              </w:rPr>
+              <w:lastRenderedPageBreak/>
+              <w:t>입력해주세요</w:t>
             </w:r>
             <w:r>
               <w:rPr>
@@ -20380,16 +20506,7 @@
                 <w:sz w:val="20"/>
                 <w:szCs w:val="20"/>
               </w:rPr>
-              <w:t xml:space="preserve"> </w:t>
-            </w:r>
-            <w:r>
-              <w:rPr>
-                <w:rFonts w:ascii="맑은 고딕" w:eastAsia="맑은 고딕" w:hAnsi="맑은 고딕" w:cs="맑은 고딕" w:hint="eastAsia"/>
-                <w:sz w:val="20"/>
-                <w:szCs w:val="20"/>
-              </w:rPr>
-              <w:lastRenderedPageBreak/>
-              <w:t>메시지 표시</w:t>
+              <w:t xml:space="preserve"> 메시지 표시</w:t>
             </w:r>
           </w:p>
         </w:tc>
@@ -24415,15 +24532,7 @@
                 <w:sz w:val="20"/>
                 <w:szCs w:val="20"/>
               </w:rPr>
-              <w:t xml:space="preserve"> </w:t>
-            </w:r>
-            <w:r>
-              <w:rPr>
-                <w:rFonts w:ascii="맑은 고딕" w:eastAsia="맑은 고딕" w:hAnsi="맑은 고딕" w:cs="맑은 고딕" w:hint="eastAsia"/>
-                <w:sz w:val="20"/>
-                <w:szCs w:val="20"/>
-              </w:rPr>
-              <w:t xml:space="preserve"> 메시지 표시</w:t>
+              <w:t xml:space="preserve">  메시지 표시</w:t>
             </w:r>
           </w:p>
         </w:tc>
@@ -24948,102 +25057,80 @@
                 <w:sz w:val="20"/>
                 <w:szCs w:val="20"/>
               </w:rPr>
-              <w:t>TC03-6</w:t>
-            </w:r>
-          </w:p>
-        </w:tc>
-        <w:tc>
-          <w:tcPr>
-            <w:tcW w:w="1558" w:type="dxa"/>
-            <w:vMerge/>
-            <w:vAlign w:val="center"/>
-          </w:tcPr>
-          <w:p>
-            <w:pPr>
-              <w:jc w:val="center"/>
-              <w:rPr>
-                <w:rFonts w:ascii="맑은 고딕" w:eastAsia="맑은 고딕" w:hAnsi="맑은 고딕" w:cs="맑은 고딕"/>
-                <w:sz w:val="20"/>
-                <w:szCs w:val="20"/>
-              </w:rPr>
-            </w:pPr>
-          </w:p>
-        </w:tc>
-        <w:tc>
-          <w:tcPr>
-            <w:tcW w:w="1558" w:type="dxa"/>
-            <w:vAlign w:val="center"/>
-          </w:tcPr>
-          <w:p>
-            <w:pPr>
-              <w:widowControl/>
-              <w:spacing w:line="240" w:lineRule="auto"/>
-              <w:jc w:val="center"/>
-              <w:rPr>
-                <w:rFonts w:ascii="맑은 고딕" w:eastAsia="맑은 고딕" w:hAnsi="맑은 고딕" w:cs="맑은 고딕"/>
-                <w:sz w:val="20"/>
-                <w:szCs w:val="20"/>
-              </w:rPr>
-            </w:pPr>
-            <w:r>
-              <w:rPr>
-                <w:rFonts w:ascii="맑은 고딕" w:eastAsia="맑은 고딕" w:hAnsi="맑은 고딕" w:cs="맑은 고딕" w:hint="eastAsia"/>
-                <w:sz w:val="20"/>
-                <w:szCs w:val="20"/>
-              </w:rPr>
-              <w:t>대화방 참여자 목록 확인</w:t>
-            </w:r>
-          </w:p>
-        </w:tc>
-        <w:tc>
-          <w:tcPr>
-            <w:tcW w:w="1558" w:type="dxa"/>
-            <w:vAlign w:val="center"/>
-          </w:tcPr>
-          <w:p>
-            <w:pPr>
-              <w:widowControl/>
-              <w:spacing w:line="240" w:lineRule="auto"/>
-              <w:jc w:val="center"/>
-              <w:rPr>
-                <w:rFonts w:ascii="맑은 고딕" w:eastAsia="맑은 고딕" w:hAnsi="맑은 고딕" w:cs="맑은 고딕"/>
-                <w:sz w:val="20"/>
-                <w:szCs w:val="20"/>
-              </w:rPr>
-            </w:pPr>
-            <w:r>
-              <w:rPr>
-                <w:rFonts w:ascii="맑은 고딕" w:eastAsia="맑은 고딕" w:hAnsi="맑은 고딕" w:cs="맑은 고딕" w:hint="eastAsia"/>
-                <w:sz w:val="20"/>
-                <w:szCs w:val="20"/>
-              </w:rPr>
-              <w:t>대화방 화면 메뉴바 클릭</w:t>
-            </w:r>
-          </w:p>
-        </w:tc>
-        <w:tc>
-          <w:tcPr>
-            <w:tcW w:w="1558" w:type="dxa"/>
-            <w:vAlign w:val="center"/>
-          </w:tcPr>
-          <w:p>
-            <w:pPr>
-              <w:widowControl/>
-              <w:spacing w:line="240" w:lineRule="auto"/>
-              <w:jc w:val="center"/>
-              <w:rPr>
-                <w:rFonts w:ascii="맑은 고딕" w:eastAsia="맑은 고딕" w:hAnsi="맑은 고딕" w:cs="맑은 고딕"/>
-                <w:sz w:val="20"/>
-                <w:szCs w:val="20"/>
-              </w:rPr>
-            </w:pPr>
-            <w:r>
-              <w:rPr>
-                <w:rFonts w:ascii="맑은 고딕" w:eastAsia="맑은 고딕" w:hAnsi="맑은 고딕" w:cs="맑은 고딕" w:hint="eastAsia"/>
-                <w:sz w:val="20"/>
-                <w:szCs w:val="20"/>
-              </w:rPr>
-              <w:t xml:space="preserve">해당 대화방에 현재 참여 중인 사용자 목록 </w:t>
+              <w:t>TC04-1</w:t>
+            </w:r>
+          </w:p>
+        </w:tc>
+        <w:tc>
+          <w:tcPr>
+            <w:tcW w:w="1558" w:type="dxa"/>
+            <w:vMerge w:val="restart"/>
+            <w:vAlign w:val="center"/>
+          </w:tcPr>
+          <w:p>
+            <w:pPr>
+              <w:jc w:val="center"/>
+              <w:rPr>
+                <w:rFonts w:ascii="맑은 고딕" w:eastAsia="맑은 고딕" w:hAnsi="맑은 고딕" w:cs="맑은 고딕"/>
+                <w:sz w:val="20"/>
+                <w:szCs w:val="20"/>
+              </w:rPr>
+            </w:pPr>
+            <w:r>
+              <w:rPr>
+                <w:rFonts w:ascii="맑은 고딕" w:eastAsia="맑은 고딕" w:hAnsi="맑은 고딕" w:cs="맑은 고딕" w:hint="eastAsia"/>
+                <w:sz w:val="20"/>
+                <w:szCs w:val="20"/>
+              </w:rPr>
+              <w:t>FR-04</w:t>
+            </w:r>
+          </w:p>
+        </w:tc>
+        <w:tc>
+          <w:tcPr>
+            <w:tcW w:w="1558" w:type="dxa"/>
+            <w:vAlign w:val="center"/>
+          </w:tcPr>
+          <w:p>
+            <w:pPr>
+              <w:jc w:val="center"/>
+              <w:rPr>
+                <w:rFonts w:ascii="맑은 고딕" w:eastAsia="맑은 고딕" w:hAnsi="맑은 고딕" w:cs="맑은 고딕"/>
+                <w:sz w:val="20"/>
+                <w:szCs w:val="20"/>
+              </w:rPr>
+            </w:pPr>
+            <w:r>
+              <w:rPr>
+                <w:rFonts w:ascii="맑은 고딕" w:eastAsia="맑은 고딕" w:hAnsi="맑은 고딕" w:cs="맑은 고딕" w:hint="eastAsia"/>
+                <w:sz w:val="20"/>
+                <w:szCs w:val="20"/>
+              </w:rPr>
+              <w:t>대화 상대 선택</w:t>
+            </w:r>
+          </w:p>
+        </w:tc>
+        <w:tc>
+          <w:tcPr>
+            <w:tcW w:w="1558" w:type="dxa"/>
+            <w:vAlign w:val="center"/>
+          </w:tcPr>
+          <w:p>
+            <w:pPr>
+              <w:jc w:val="center"/>
+              <w:rPr>
+                <w:rFonts w:ascii="맑은 고딕" w:eastAsia="맑은 고딕" w:hAnsi="맑은 고딕" w:cs="맑은 고딕"/>
+                <w:sz w:val="20"/>
+                <w:szCs w:val="20"/>
+              </w:rPr>
+            </w:pPr>
+            <w:r>
+              <w:rPr>
+                <w:rFonts w:ascii="맑은 고딕" w:eastAsia="맑은 고딕" w:hAnsi="맑은 고딕" w:cs="맑은 고딕" w:hint="eastAsia"/>
+                <w:sz w:val="20"/>
+                <w:szCs w:val="20"/>
+              </w:rPr>
+              <w:t xml:space="preserve">메인 화면 사용자 검색 결과 목록 리스트에서 대화 </w:t>
             </w:r>
             <w:r>
               <w:rPr>
@@ -25052,27 +25139,68 @@
                 <w:szCs w:val="20"/>
               </w:rPr>
               <w:lastRenderedPageBreak/>
-              <w:t>리스트 및 관련 텍스트 표시</w:t>
-            </w:r>
-          </w:p>
-        </w:tc>
-        <w:tc>
-          <w:tcPr>
-            <w:tcW w:w="1558" w:type="dxa"/>
-            <w:vMerge/>
-            <w:vAlign w:val="center"/>
-          </w:tcPr>
-          <w:p>
-            <w:pPr>
-              <w:widowControl/>
-              <w:spacing w:line="240" w:lineRule="auto"/>
-              <w:jc w:val="center"/>
-              <w:rPr>
-                <w:rFonts w:ascii="맑은 고딕" w:eastAsia="맑은 고딕" w:hAnsi="맑은 고딕" w:cs="맑은 고딕"/>
-                <w:sz w:val="20"/>
-                <w:szCs w:val="20"/>
-              </w:rPr>
-            </w:pPr>
+              <w:t>상대 클릭</w:t>
+            </w:r>
+          </w:p>
+        </w:tc>
+        <w:tc>
+          <w:tcPr>
+            <w:tcW w:w="1558" w:type="dxa"/>
+            <w:vAlign w:val="center"/>
+          </w:tcPr>
+          <w:p>
+            <w:pPr>
+              <w:jc w:val="center"/>
+              <w:rPr>
+                <w:rFonts w:ascii="맑은 고딕" w:eastAsia="맑은 고딕" w:hAnsi="맑은 고딕" w:cs="맑은 고딕"/>
+                <w:sz w:val="20"/>
+                <w:szCs w:val="20"/>
+              </w:rPr>
+            </w:pPr>
+            <w:r>
+              <w:rPr>
+                <w:rFonts w:ascii="맑은 고딕" w:eastAsia="맑은 고딕" w:hAnsi="맑은 고딕" w:cs="맑은 고딕" w:hint="eastAsia"/>
+                <w:sz w:val="20"/>
+                <w:szCs w:val="20"/>
+              </w:rPr>
+              <w:lastRenderedPageBreak/>
+              <w:t xml:space="preserve">선택한 사용자 목록 체크박스 활성화 및 화면 </w:t>
+            </w:r>
+            <w:r>
+              <w:rPr>
+                <w:rFonts w:ascii="맑은 고딕" w:eastAsia="맑은 고딕" w:hAnsi="맑은 고딕" w:cs="맑은 고딕" w:hint="eastAsia"/>
+                <w:sz w:val="20"/>
+                <w:szCs w:val="20"/>
+              </w:rPr>
+              <w:lastRenderedPageBreak/>
+              <w:t>표시</w:t>
+            </w:r>
+          </w:p>
+        </w:tc>
+        <w:tc>
+          <w:tcPr>
+            <w:tcW w:w="1558" w:type="dxa"/>
+            <w:vMerge w:val="restart"/>
+            <w:vAlign w:val="center"/>
+          </w:tcPr>
+          <w:p>
+            <w:pPr>
+              <w:jc w:val="center"/>
+              <w:rPr>
+                <w:rFonts w:ascii="맑은 고딕" w:eastAsia="맑은 고딕" w:hAnsi="맑은 고딕" w:cs="맑은 고딕"/>
+                <w:sz w:val="20"/>
+                <w:szCs w:val="20"/>
+              </w:rPr>
+            </w:pPr>
+            <w:r>
+              <w:rPr>
+                <w:rFonts w:ascii="맑은 고딕" w:eastAsia="맑은 고딕" w:hAnsi="맑은 고딕" w:cs="맑은 고딕" w:hint="eastAsia"/>
+                <w:sz w:val="20"/>
+                <w:szCs w:val="20"/>
+              </w:rPr>
+              <w:lastRenderedPageBreak/>
+              <w:t>김민성</w:t>
+            </w:r>
           </w:p>
         </w:tc>
       </w:tr>
@@ -25087,7 +25215,8 @@
           </w:tcPr>
           <w:p>
             <w:pPr>
-              <w:spacing w:before="24"/>
+              <w:widowControl/>
+              <w:spacing w:before="24" w:line="240" w:lineRule="auto"/>
               <w:ind w:left="15" w:right="1"/>
               <w:jc w:val="center"/>
               <w:rPr>
@@ -25102,7 +25231,7 @@
                 <w:sz w:val="20"/>
                 <w:szCs w:val="20"/>
               </w:rPr>
-              <w:t>TC03-7</w:t>
+              <w:t>TC04-2</w:t>
             </w:r>
           </w:p>
         </w:tc>
@@ -25130,74 +25259,68 @@
           </w:tcPr>
           <w:p>
             <w:pPr>
-              <w:widowControl/>
-              <w:spacing w:line="240" w:lineRule="auto"/>
-              <w:jc w:val="center"/>
-              <w:rPr>
-                <w:rFonts w:ascii="맑은 고딕" w:eastAsia="맑은 고딕" w:hAnsi="맑은 고딕" w:cs="맑은 고딕"/>
-                <w:sz w:val="20"/>
-                <w:szCs w:val="20"/>
-              </w:rPr>
-            </w:pPr>
-            <w:r>
-              <w:rPr>
-                <w:rFonts w:ascii="맑은 고딕" w:eastAsia="맑은 고딕" w:hAnsi="맑은 고딕" w:cs="맑은 고딕" w:hint="eastAsia"/>
-                <w:sz w:val="20"/>
-                <w:szCs w:val="20"/>
-              </w:rPr>
-              <w:t>대화방에 참여자 추가</w:t>
-            </w:r>
-          </w:p>
-        </w:tc>
-        <w:tc>
-          <w:tcPr>
-            <w:tcW w:w="1558" w:type="dxa"/>
-            <w:vAlign w:val="center"/>
-          </w:tcPr>
-          <w:p>
-            <w:pPr>
-              <w:widowControl/>
-              <w:spacing w:line="240" w:lineRule="auto"/>
-              <w:jc w:val="center"/>
-              <w:rPr>
-                <w:rFonts w:ascii="맑은 고딕" w:eastAsia="맑은 고딕" w:hAnsi="맑은 고딕" w:cs="맑은 고딕"/>
-                <w:sz w:val="20"/>
-                <w:szCs w:val="20"/>
-              </w:rPr>
-            </w:pPr>
-            <w:r>
-              <w:rPr>
-                <w:rFonts w:ascii="맑은 고딕" w:eastAsia="맑은 고딕" w:hAnsi="맑은 고딕" w:cs="맑은 고딕" w:hint="eastAsia"/>
-                <w:sz w:val="20"/>
-                <w:szCs w:val="20"/>
-              </w:rPr>
-              <w:t>대화방 화면 메뉴바가 열려 있는 상태에서 새로운 사용자 초대</w:t>
-            </w:r>
-          </w:p>
-        </w:tc>
-        <w:tc>
-          <w:tcPr>
-            <w:tcW w:w="1558" w:type="dxa"/>
-            <w:vAlign w:val="center"/>
-          </w:tcPr>
-          <w:p>
-            <w:pPr>
-              <w:widowControl/>
-              <w:spacing w:line="240" w:lineRule="auto"/>
-              <w:jc w:val="center"/>
-              <w:rPr>
-                <w:rFonts w:ascii="맑은 고딕" w:eastAsia="맑은 고딕" w:hAnsi="맑은 고딕" w:cs="맑은 고딕"/>
-                <w:sz w:val="20"/>
-                <w:szCs w:val="20"/>
-              </w:rPr>
-            </w:pPr>
-            <w:r>
-              <w:rPr>
-                <w:rFonts w:ascii="맑은 고딕" w:eastAsia="맑은 고딕" w:hAnsi="맑은 고딕" w:cs="맑은 고딕" w:hint="eastAsia"/>
-                <w:sz w:val="20"/>
-                <w:szCs w:val="20"/>
-              </w:rPr>
-              <w:t>해당 대화방 참여자 목록 리스트에 초대된 사용자 목록 및 관련 텍스트 업데이트 표시</w:t>
+              <w:jc w:val="center"/>
+              <w:rPr>
+                <w:rFonts w:ascii="맑은 고딕" w:eastAsia="맑은 고딕" w:hAnsi="맑은 고딕" w:cs="맑은 고딕"/>
+                <w:sz w:val="20"/>
+                <w:szCs w:val="20"/>
+              </w:rPr>
+            </w:pPr>
+            <w:r>
+              <w:rPr>
+                <w:rFonts w:ascii="맑은 고딕" w:eastAsia="맑은 고딕" w:hAnsi="맑은 고딕" w:cs="맑은 고딕" w:hint="eastAsia"/>
+                <w:sz w:val="20"/>
+                <w:szCs w:val="20"/>
+              </w:rPr>
+              <w:t>선택한 대화상대 체크박스 해제</w:t>
+            </w:r>
+          </w:p>
+        </w:tc>
+        <w:tc>
+          <w:tcPr>
+            <w:tcW w:w="1558" w:type="dxa"/>
+            <w:vAlign w:val="center"/>
+          </w:tcPr>
+          <w:p>
+            <w:pPr>
+              <w:jc w:val="center"/>
+              <w:rPr>
+                <w:rFonts w:ascii="맑은 고딕" w:eastAsia="맑은 고딕" w:hAnsi="맑은 고딕" w:cs="맑은 고딕"/>
+                <w:sz w:val="20"/>
+                <w:szCs w:val="20"/>
+              </w:rPr>
+            </w:pPr>
+            <w:r>
+              <w:rPr>
+                <w:rFonts w:ascii="맑은 고딕" w:eastAsia="맑은 고딕" w:hAnsi="맑은 고딕" w:cs="맑은 고딕" w:hint="eastAsia"/>
+                <w:sz w:val="20"/>
+                <w:szCs w:val="20"/>
+              </w:rPr>
+              <w:t>메인 화면 사용자 리스트에서 선택한 사용자 클릭</w:t>
+            </w:r>
+          </w:p>
+        </w:tc>
+        <w:tc>
+          <w:tcPr>
+            <w:tcW w:w="1558" w:type="dxa"/>
+            <w:vAlign w:val="center"/>
+          </w:tcPr>
+          <w:p>
+            <w:pPr>
+              <w:jc w:val="center"/>
+              <w:rPr>
+                <w:rFonts w:ascii="맑은 고딕" w:eastAsia="맑은 고딕" w:hAnsi="맑은 고딕" w:cs="맑은 고딕"/>
+                <w:sz w:val="20"/>
+                <w:szCs w:val="20"/>
+              </w:rPr>
+            </w:pPr>
+            <w:r>
+              <w:rPr>
+                <w:rFonts w:ascii="맑은 고딕" w:eastAsia="맑은 고딕" w:hAnsi="맑은 고딕" w:cs="맑은 고딕" w:hint="eastAsia"/>
+                <w:sz w:val="20"/>
+                <w:szCs w:val="20"/>
+              </w:rPr>
+              <w:t>해당 사용자 체크 표시 해제 및 화면에 해당 사용자 선택 해제</w:t>
             </w:r>
           </w:p>
         </w:tc>
@@ -25209,8 +25332,6 @@
           </w:tcPr>
           <w:p>
             <w:pPr>
-              <w:widowControl/>
-              <w:spacing w:line="240" w:lineRule="auto"/>
               <w:jc w:val="center"/>
               <w:rPr>
                 <w:rFonts w:ascii="맑은 고딕" w:eastAsia="맑은 고딕" w:hAnsi="맑은 고딕" w:cs="맑은 고딕"/>
@@ -25232,7 +25353,8 @@
           </w:tcPr>
           <w:p>
             <w:pPr>
-              <w:spacing w:before="24"/>
+              <w:widowControl/>
+              <w:spacing w:before="24" w:line="240" w:lineRule="auto"/>
               <w:ind w:left="15" w:right="1"/>
               <w:jc w:val="center"/>
               <w:rPr>
@@ -25247,7 +25369,7 @@
                 <w:sz w:val="20"/>
                 <w:szCs w:val="20"/>
               </w:rPr>
-              <w:t>TC03-8</w:t>
+              <w:t>TC04-3</w:t>
             </w:r>
           </w:p>
         </w:tc>
@@ -25275,98 +25397,68 @@
           </w:tcPr>
           <w:p>
             <w:pPr>
-              <w:widowControl/>
-              <w:spacing w:line="240" w:lineRule="auto"/>
-              <w:jc w:val="center"/>
-              <w:rPr>
-                <w:rFonts w:ascii="맑은 고딕" w:eastAsia="맑은 고딕" w:hAnsi="맑은 고딕" w:cs="맑은 고딕"/>
-                <w:sz w:val="20"/>
-                <w:szCs w:val="20"/>
-              </w:rPr>
-            </w:pPr>
-            <w:r>
-              <w:rPr>
-                <w:rFonts w:ascii="맑은 고딕" w:eastAsia="맑은 고딕" w:hAnsi="맑은 고딕" w:cs="맑은 고딕" w:hint="eastAsia"/>
-                <w:sz w:val="20"/>
-                <w:szCs w:val="20"/>
-              </w:rPr>
-              <w:t>대화방에 참여 중인 사용자 종료(로그아웃)</w:t>
-            </w:r>
-          </w:p>
-        </w:tc>
-        <w:tc>
-          <w:tcPr>
-            <w:tcW w:w="1558" w:type="dxa"/>
-            <w:vAlign w:val="center"/>
-          </w:tcPr>
-          <w:p>
-            <w:pPr>
-              <w:widowControl/>
-              <w:spacing w:line="240" w:lineRule="auto"/>
-              <w:jc w:val="center"/>
-              <w:rPr>
-                <w:rFonts w:ascii="맑은 고딕" w:eastAsia="맑은 고딕" w:hAnsi="맑은 고딕" w:cs="맑은 고딕"/>
-                <w:sz w:val="20"/>
-                <w:szCs w:val="20"/>
-              </w:rPr>
-            </w:pPr>
-            <w:r>
-              <w:rPr>
-                <w:rFonts w:ascii="맑은 고딕" w:eastAsia="맑은 고딕" w:hAnsi="맑은 고딕" w:cs="맑은 고딕" w:hint="eastAsia"/>
-                <w:sz w:val="20"/>
-                <w:szCs w:val="20"/>
-              </w:rPr>
-              <w:t>진행중인 대화방의 참여자 접속 상태 변경</w:t>
-            </w:r>
-          </w:p>
-        </w:tc>
-        <w:tc>
-          <w:tcPr>
-            <w:tcW w:w="1558" w:type="dxa"/>
-            <w:vAlign w:val="center"/>
-          </w:tcPr>
-          <w:p>
-            <w:pPr>
-              <w:widowControl/>
-              <w:spacing w:line="240" w:lineRule="auto"/>
-              <w:jc w:val="center"/>
-              <w:rPr>
-                <w:rFonts w:ascii="맑은 고딕" w:eastAsia="맑은 고딕" w:hAnsi="맑은 고딕" w:cs="맑은 고딕"/>
-                <w:sz w:val="20"/>
-                <w:szCs w:val="20"/>
-              </w:rPr>
-            </w:pPr>
-            <w:r>
-              <w:rPr>
-                <w:rFonts w:ascii="맑은 고딕" w:eastAsia="맑은 고딕" w:hAnsi="맑은 고딕" w:cs="맑은 고딕" w:hint="eastAsia"/>
-                <w:sz w:val="20"/>
-                <w:szCs w:val="20"/>
-              </w:rPr>
-              <w:t xml:space="preserve">해당 대화방 참여자 목록 리스트에 </w:t>
-            </w:r>
-            <w:r>
-              <w:rPr>
-                <w:rFonts w:ascii="맑은 고딕" w:eastAsia="맑은 고딕" w:hAnsi="맑은 고딕" w:cs="맑은 고딕" w:hint="eastAsia"/>
-                <w:sz w:val="20"/>
-                <w:szCs w:val="20"/>
-              </w:rPr>
-              <w:t>종료한</w:t>
-            </w:r>
-            <w:r>
-              <w:rPr>
-                <w:rFonts w:ascii="맑은 고딕" w:eastAsia="맑은 고딕" w:hAnsi="맑은 고딕" w:cs="맑은 고딕" w:hint="eastAsia"/>
-                <w:sz w:val="20"/>
-                <w:szCs w:val="20"/>
-              </w:rPr>
-              <w:t xml:space="preserve"> 사용자 </w:t>
-            </w:r>
-            <w:r>
-              <w:rPr>
-                <w:rFonts w:ascii="맑은 고딕" w:eastAsia="맑은 고딕" w:hAnsi="맑은 고딕" w:cs="맑은 고딕" w:hint="eastAsia"/>
-                <w:sz w:val="20"/>
-                <w:szCs w:val="20"/>
-              </w:rPr>
-              <w:t>상태 갱신</w:t>
+              <w:jc w:val="center"/>
+              <w:rPr>
+                <w:rFonts w:ascii="맑은 고딕" w:eastAsia="맑은 고딕" w:hAnsi="맑은 고딕" w:cs="맑은 고딕"/>
+                <w:sz w:val="20"/>
+                <w:szCs w:val="20"/>
+              </w:rPr>
+            </w:pPr>
+            <w:r>
+              <w:rPr>
+                <w:rFonts w:ascii="맑은 고딕" w:eastAsia="맑은 고딕" w:hAnsi="맑은 고딕" w:cs="맑은 고딕" w:hint="eastAsia"/>
+                <w:sz w:val="20"/>
+                <w:szCs w:val="20"/>
+              </w:rPr>
+              <w:t>선택한 대화 상대의 접속 상태 변경</w:t>
+            </w:r>
+          </w:p>
+        </w:tc>
+        <w:tc>
+          <w:tcPr>
+            <w:tcW w:w="1558" w:type="dxa"/>
+            <w:vAlign w:val="center"/>
+          </w:tcPr>
+          <w:p>
+            <w:pPr>
+              <w:jc w:val="center"/>
+              <w:rPr>
+                <w:rFonts w:ascii="맑은 고딕" w:eastAsia="맑은 고딕" w:hAnsi="맑은 고딕" w:cs="맑은 고딕"/>
+                <w:sz w:val="20"/>
+                <w:szCs w:val="20"/>
+              </w:rPr>
+            </w:pPr>
+            <w:r>
+              <w:rPr>
+                <w:rFonts w:ascii="맑은 고딕" w:eastAsia="맑은 고딕" w:hAnsi="맑은 고딕" w:cs="맑은 고딕" w:hint="eastAsia"/>
+                <w:sz w:val="20"/>
+                <w:szCs w:val="20"/>
+              </w:rPr>
+              <w:t>대화 상대를 선택한 상태에서 선택된 사용자가 로그아웃</w:t>
+            </w:r>
+          </w:p>
+        </w:tc>
+        <w:tc>
+          <w:tcPr>
+            <w:tcW w:w="1558" w:type="dxa"/>
+            <w:vAlign w:val="center"/>
+          </w:tcPr>
+          <w:p>
+            <w:pPr>
+              <w:jc w:val="center"/>
+              <w:rPr>
+                <w:rFonts w:ascii="맑은 고딕" w:eastAsia="맑은 고딕" w:hAnsi="맑은 고딕" w:cs="맑은 고딕"/>
+                <w:sz w:val="20"/>
+                <w:szCs w:val="20"/>
+              </w:rPr>
+            </w:pPr>
+            <w:r>
+              <w:rPr>
+                <w:rFonts w:ascii="맑은 고딕" w:eastAsia="맑은 고딕" w:hAnsi="맑은 고딕" w:cs="맑은 고딕" w:hint="eastAsia"/>
+                <w:sz w:val="20"/>
+                <w:szCs w:val="20"/>
+              </w:rPr>
+              <w:t>화면에 해당 사용자 오프라인 표시 및 선택 해제</w:t>
             </w:r>
           </w:p>
         </w:tc>
@@ -25378,8 +25470,6 @@
           </w:tcPr>
           <w:p>
             <w:pPr>
-              <w:widowControl/>
-              <w:spacing w:line="240" w:lineRule="auto"/>
               <w:jc w:val="center"/>
               <w:rPr>
                 <w:rFonts w:ascii="맑은 고딕" w:eastAsia="맑은 고딕" w:hAnsi="맑은 고딕" w:cs="맑은 고딕"/>
@@ -25401,7 +25491,8 @@
           </w:tcPr>
           <w:p>
             <w:pPr>
-              <w:spacing w:before="24"/>
+              <w:widowControl/>
+              <w:spacing w:before="24" w:line="240" w:lineRule="auto"/>
               <w:ind w:left="15" w:right="1"/>
               <w:jc w:val="center"/>
               <w:rPr>
@@ -25416,7 +25507,7 @@
                 <w:sz w:val="20"/>
                 <w:szCs w:val="20"/>
               </w:rPr>
-              <w:t>TC03-9</w:t>
+              <w:t>TC04-4</w:t>
             </w:r>
           </w:p>
         </w:tc>
@@ -25457,71 +25548,31 @@
                 <w:sz w:val="20"/>
                 <w:szCs w:val="20"/>
               </w:rPr>
-              <w:t>대화방 나가기</w:t>
-            </w:r>
-          </w:p>
-        </w:tc>
-        <w:tc>
-          <w:tcPr>
-            <w:tcW w:w="1558" w:type="dxa"/>
-            <w:vAlign w:val="center"/>
-          </w:tcPr>
-          <w:p>
-            <w:pPr>
-              <w:jc w:val="center"/>
-              <w:rPr>
-                <w:rFonts w:ascii="맑은 고딕" w:eastAsia="맑은 고딕" w:hAnsi="맑은 고딕" w:cs="맑은 고딕"/>
-                <w:sz w:val="20"/>
-                <w:szCs w:val="20"/>
-              </w:rPr>
-            </w:pPr>
-            <w:r>
-              <w:rPr>
-                <w:rFonts w:ascii="맑은 고딕" w:eastAsia="맑은 고딕" w:hAnsi="맑은 고딕" w:cs="맑은 고딕" w:hint="eastAsia"/>
-                <w:sz w:val="20"/>
-                <w:szCs w:val="20"/>
-              </w:rPr>
-              <w:t>대화방 화면 메뉴바 클릭을 한 다음 대화방 나가기 버튼 클릭</w:t>
-            </w:r>
-          </w:p>
-        </w:tc>
-        <w:tc>
-          <w:tcPr>
-            <w:tcW w:w="1558" w:type="dxa"/>
-            <w:vAlign w:val="center"/>
-          </w:tcPr>
-          <w:p>
-            <w:pPr>
-              <w:jc w:val="center"/>
-              <w:rPr>
-                <w:rFonts w:ascii="맑은 고딕" w:eastAsia="맑은 고딕" w:hAnsi="맑은 고딕" w:cs="맑은 고딕"/>
-                <w:sz w:val="20"/>
-                <w:szCs w:val="20"/>
-              </w:rPr>
-            </w:pPr>
-            <w:r>
-              <w:rPr>
-                <w:rFonts w:ascii="맑은 고딕" w:eastAsia="맑은 고딕" w:hAnsi="맑은 고딕" w:cs="맑은 고딕" w:hint="eastAsia"/>
-                <w:sz w:val="20"/>
-                <w:szCs w:val="20"/>
-              </w:rPr>
-              <w:t xml:space="preserve">해당 대화방 화면이 닫히고 메인 화면 </w:t>
-            </w:r>
-            <w:r>
-              <w:rPr>
-                <w:rFonts w:ascii="맑은 고딕" w:eastAsia="맑은 고딕" w:hAnsi="맑은 고딕" w:cs="맑은 고딕" w:hint="eastAsia"/>
-                <w:sz w:val="20"/>
-                <w:szCs w:val="20"/>
-              </w:rPr>
-              <w:t>이동</w:t>
-            </w:r>
-            <w:r>
-              <w:rPr>
-                <w:rFonts w:ascii="맑은 고딕" w:eastAsia="맑은 고딕" w:hAnsi="맑은 고딕" w:cs="맑은 고딕" w:hint="eastAsia"/>
-                <w:sz w:val="20"/>
-                <w:szCs w:val="20"/>
-              </w:rPr>
-              <w:t xml:space="preserve">, 해당 대화방 화면에 </w:t>
+              <w:t>대화 상대 선택 일괄 해제</w:t>
+            </w:r>
+          </w:p>
+        </w:tc>
+        <w:tc>
+          <w:tcPr>
+            <w:tcW w:w="1558" w:type="dxa"/>
+            <w:vAlign w:val="center"/>
+          </w:tcPr>
+          <w:p>
+            <w:pPr>
+              <w:jc w:val="center"/>
+              <w:rPr>
+                <w:rFonts w:ascii="맑은 고딕" w:eastAsia="맑은 고딕" w:hAnsi="맑은 고딕" w:cs="맑은 고딕"/>
+                <w:sz w:val="20"/>
+                <w:szCs w:val="20"/>
+              </w:rPr>
+            </w:pPr>
+            <w:r>
+              <w:rPr>
+                <w:rFonts w:ascii="맑은 고딕" w:eastAsia="맑은 고딕" w:hAnsi="맑은 고딕" w:cs="맑은 고딕" w:hint="eastAsia"/>
+                <w:sz w:val="20"/>
+                <w:szCs w:val="20"/>
+              </w:rPr>
+              <w:t xml:space="preserve">메인 화면 화면의 </w:t>
             </w:r>
             <w:r>
               <w:rPr>
@@ -25537,7 +25588,7 @@
                 <w:sz w:val="20"/>
                 <w:szCs w:val="20"/>
               </w:rPr>
-              <w:t>사용자님이 나갔습니다</w:t>
+              <w:t>선택 취소</w:t>
             </w:r>
             <w:r>
               <w:rPr>
@@ -25553,7 +25604,31 @@
                 <w:sz w:val="20"/>
                 <w:szCs w:val="20"/>
               </w:rPr>
-              <w:t xml:space="preserve">에 관한 시스템 메시지 표시 </w:t>
+              <w:t xml:space="preserve"> 버튼 클릭</w:t>
+            </w:r>
+          </w:p>
+        </w:tc>
+        <w:tc>
+          <w:tcPr>
+            <w:tcW w:w="1558" w:type="dxa"/>
+            <w:vAlign w:val="center"/>
+          </w:tcPr>
+          <w:p>
+            <w:pPr>
+              <w:jc w:val="center"/>
+              <w:rPr>
+                <w:rFonts w:ascii="맑은 고딕" w:eastAsia="맑은 고딕" w:hAnsi="맑은 고딕" w:cs="맑은 고딕"/>
+                <w:sz w:val="20"/>
+                <w:szCs w:val="20"/>
+              </w:rPr>
+            </w:pPr>
+            <w:r>
+              <w:rPr>
+                <w:rFonts w:ascii="맑은 고딕" w:eastAsia="맑은 고딕" w:hAnsi="맑은 고딕" w:cs="맑은 고딕" w:hint="eastAsia"/>
+                <w:sz w:val="20"/>
+                <w:szCs w:val="20"/>
+              </w:rPr>
+              <w:t>선택한 사용자 목록을 모두 체크해제</w:t>
             </w:r>
           </w:p>
         </w:tc>
@@ -25586,7 +25661,8 @@
           </w:tcPr>
           <w:p>
             <w:pPr>
-              <w:spacing w:before="24"/>
+              <w:widowControl/>
+              <w:spacing w:before="24" w:line="240" w:lineRule="auto"/>
               <w:ind w:left="15" w:right="1"/>
               <w:jc w:val="center"/>
               <w:rPr>
@@ -25601,127 +25677,103 @@
                 <w:sz w:val="20"/>
                 <w:szCs w:val="20"/>
               </w:rPr>
-              <w:t>TC04-1</w:t>
-            </w:r>
-          </w:p>
-        </w:tc>
-        <w:tc>
-          <w:tcPr>
-            <w:tcW w:w="1558" w:type="dxa"/>
-            <w:vMerge w:val="restart"/>
-            <w:vAlign w:val="center"/>
-          </w:tcPr>
-          <w:p>
-            <w:pPr>
-              <w:jc w:val="center"/>
-              <w:rPr>
-                <w:rFonts w:ascii="맑은 고딕" w:eastAsia="맑은 고딕" w:hAnsi="맑은 고딕" w:cs="맑은 고딕"/>
-                <w:sz w:val="20"/>
-                <w:szCs w:val="20"/>
-              </w:rPr>
-            </w:pPr>
-            <w:r>
-              <w:rPr>
-                <w:rFonts w:ascii="맑은 고딕" w:eastAsia="맑은 고딕" w:hAnsi="맑은 고딕" w:cs="맑은 고딕" w:hint="eastAsia"/>
-                <w:sz w:val="20"/>
-                <w:szCs w:val="20"/>
-              </w:rPr>
-              <w:t>FR-04</w:t>
-            </w:r>
-          </w:p>
-        </w:tc>
-        <w:tc>
-          <w:tcPr>
-            <w:tcW w:w="1558" w:type="dxa"/>
-            <w:vAlign w:val="center"/>
-          </w:tcPr>
-          <w:p>
-            <w:pPr>
-              <w:jc w:val="center"/>
-              <w:rPr>
-                <w:rFonts w:ascii="맑은 고딕" w:eastAsia="맑은 고딕" w:hAnsi="맑은 고딕" w:cs="맑은 고딕"/>
-                <w:sz w:val="20"/>
-                <w:szCs w:val="20"/>
-              </w:rPr>
-            </w:pPr>
-            <w:r>
-              <w:rPr>
-                <w:rFonts w:ascii="맑은 고딕" w:eastAsia="맑은 고딕" w:hAnsi="맑은 고딕" w:cs="맑은 고딕" w:hint="eastAsia"/>
-                <w:sz w:val="20"/>
-                <w:szCs w:val="20"/>
-              </w:rPr>
-              <w:t>대화 상대 선택</w:t>
-            </w:r>
-          </w:p>
-        </w:tc>
-        <w:tc>
-          <w:tcPr>
-            <w:tcW w:w="1558" w:type="dxa"/>
-            <w:vAlign w:val="center"/>
-          </w:tcPr>
-          <w:p>
-            <w:pPr>
-              <w:jc w:val="center"/>
-              <w:rPr>
-                <w:rFonts w:ascii="맑은 고딕" w:eastAsia="맑은 고딕" w:hAnsi="맑은 고딕" w:cs="맑은 고딕"/>
-                <w:sz w:val="20"/>
-                <w:szCs w:val="20"/>
-              </w:rPr>
-            </w:pPr>
-            <w:r>
-              <w:rPr>
-                <w:rFonts w:ascii="맑은 고딕" w:eastAsia="맑은 고딕" w:hAnsi="맑은 고딕" w:cs="맑은 고딕" w:hint="eastAsia"/>
-                <w:sz w:val="20"/>
-                <w:szCs w:val="20"/>
-              </w:rPr>
-              <w:t>메인 화면 사용자 검색 결과 목록 리스트에서 대화 상대 클릭</w:t>
-            </w:r>
-          </w:p>
-        </w:tc>
-        <w:tc>
-          <w:tcPr>
-            <w:tcW w:w="1558" w:type="dxa"/>
-            <w:vAlign w:val="center"/>
-          </w:tcPr>
-          <w:p>
-            <w:pPr>
-              <w:jc w:val="center"/>
-              <w:rPr>
-                <w:rFonts w:ascii="맑은 고딕" w:eastAsia="맑은 고딕" w:hAnsi="맑은 고딕" w:cs="맑은 고딕"/>
-                <w:sz w:val="20"/>
-                <w:szCs w:val="20"/>
-              </w:rPr>
-            </w:pPr>
-            <w:r>
-              <w:rPr>
-                <w:rFonts w:ascii="맑은 고딕" w:eastAsia="맑은 고딕" w:hAnsi="맑은 고딕" w:cs="맑은 고딕" w:hint="eastAsia"/>
-                <w:sz w:val="20"/>
-                <w:szCs w:val="20"/>
-              </w:rPr>
-              <w:t xml:space="preserve">선택한 사용자 목록 체크박스 활성화 및 </w:t>
-            </w:r>
-            <w:r>
-              <w:rPr>
-                <w:rFonts w:ascii="맑은 고딕" w:eastAsia="맑은 고딕" w:hAnsi="맑은 고딕" w:cs="맑은 고딕" w:hint="eastAsia"/>
-                <w:sz w:val="20"/>
-                <w:szCs w:val="20"/>
-              </w:rPr>
-              <w:t>화면</w:t>
-            </w:r>
-            <w:r>
-              <w:rPr>
-                <w:rFonts w:ascii="맑은 고딕" w:eastAsia="맑은 고딕" w:hAnsi="맑은 고딕" w:cs="맑은 고딕" w:hint="eastAsia"/>
-                <w:sz w:val="20"/>
-                <w:szCs w:val="20"/>
-              </w:rPr>
-              <w:t xml:space="preserve"> 표시</w:t>
-            </w:r>
-          </w:p>
-        </w:tc>
-        <w:tc>
-          <w:tcPr>
-            <w:tcW w:w="1558" w:type="dxa"/>
-            <w:vMerge w:val="restart"/>
+              <w:t>TC04-5</w:t>
+            </w:r>
+          </w:p>
+        </w:tc>
+        <w:tc>
+          <w:tcPr>
+            <w:tcW w:w="1558" w:type="dxa"/>
+            <w:vMerge/>
+            <w:vAlign w:val="center"/>
+          </w:tcPr>
+          <w:p>
+            <w:pPr>
+              <w:jc w:val="center"/>
+              <w:rPr>
+                <w:rFonts w:ascii="맑은 고딕" w:eastAsia="맑은 고딕" w:hAnsi="맑은 고딕" w:cs="맑은 고딕"/>
+                <w:sz w:val="20"/>
+                <w:szCs w:val="20"/>
+              </w:rPr>
+            </w:pPr>
+          </w:p>
+        </w:tc>
+        <w:tc>
+          <w:tcPr>
+            <w:tcW w:w="1558" w:type="dxa"/>
+            <w:vAlign w:val="center"/>
+          </w:tcPr>
+          <w:p>
+            <w:pPr>
+              <w:jc w:val="center"/>
+              <w:rPr>
+                <w:rFonts w:ascii="맑은 고딕" w:eastAsia="맑은 고딕" w:hAnsi="맑은 고딕" w:cs="맑은 고딕"/>
+                <w:sz w:val="20"/>
+                <w:szCs w:val="20"/>
+              </w:rPr>
+            </w:pPr>
+            <w:r>
+              <w:rPr>
+                <w:rFonts w:ascii="맑은 고딕" w:eastAsia="맑은 고딕" w:hAnsi="맑은 고딕" w:cs="맑은 고딕" w:hint="eastAsia"/>
+                <w:sz w:val="20"/>
+                <w:szCs w:val="20"/>
+              </w:rPr>
+              <w:t>대화방 생성</w:t>
+            </w:r>
+          </w:p>
+        </w:tc>
+        <w:tc>
+          <w:tcPr>
+            <w:tcW w:w="1558" w:type="dxa"/>
+            <w:vAlign w:val="center"/>
+          </w:tcPr>
+          <w:p>
+            <w:pPr>
+              <w:jc w:val="center"/>
+              <w:rPr>
+                <w:rFonts w:ascii="맑은 고딕" w:eastAsia="맑은 고딕" w:hAnsi="맑은 고딕" w:cs="맑은 고딕"/>
+                <w:sz w:val="20"/>
+                <w:szCs w:val="20"/>
+              </w:rPr>
+            </w:pPr>
+            <w:r>
+              <w:rPr>
+                <w:rFonts w:ascii="맑은 고딕" w:eastAsia="맑은 고딕" w:hAnsi="맑은 고딕" w:cs="맑은 고딕" w:hint="eastAsia"/>
+                <w:sz w:val="20"/>
+                <w:szCs w:val="20"/>
+              </w:rPr>
+              <w:t>메인 화면 화면에 대화방 생성 버튼 클릭</w:t>
+            </w:r>
+          </w:p>
+        </w:tc>
+        <w:tc>
+          <w:tcPr>
+            <w:tcW w:w="1558" w:type="dxa"/>
+            <w:vAlign w:val="center"/>
+          </w:tcPr>
+          <w:p>
+            <w:pPr>
+              <w:jc w:val="center"/>
+              <w:rPr>
+                <w:rFonts w:ascii="맑은 고딕" w:eastAsia="맑은 고딕" w:hAnsi="맑은 고딕" w:cs="맑은 고딕"/>
+                <w:sz w:val="20"/>
+                <w:szCs w:val="20"/>
+              </w:rPr>
+            </w:pPr>
+            <w:r>
+              <w:rPr>
+                <w:rFonts w:ascii="맑은 고딕" w:eastAsia="맑은 고딕" w:hAnsi="맑은 고딕" w:cs="맑은 고딕" w:hint="eastAsia"/>
+                <w:sz w:val="20"/>
+                <w:szCs w:val="20"/>
+              </w:rPr>
+              <w:t>해당 대화방 화면 표시</w:t>
+            </w:r>
+          </w:p>
+        </w:tc>
+        <w:tc>
+          <w:tcPr>
+            <w:tcW w:w="1558" w:type="dxa"/>
+            <w:vMerge/>
             <w:vAlign w:val="center"/>
           </w:tcPr>
           <w:p>
@@ -25747,23 +25799,38 @@
           </w:tcPr>
           <w:p>
             <w:pPr>
-              <w:widowControl/>
               <w:spacing w:before="24" w:line="240" w:lineRule="auto"/>
               <w:ind w:left="15" w:right="1"/>
               <w:jc w:val="center"/>
               <w:rPr>
-                <w:rFonts w:ascii="맑은 고딕" w:eastAsia="맑은 고딕" w:hAnsi="맑은 고딕" w:cs="맑은 고딕"/>
-                <w:sz w:val="20"/>
-                <w:szCs w:val="20"/>
-              </w:rPr>
-            </w:pPr>
-            <w:r>
-              <w:rPr>
-                <w:rFonts w:ascii="맑은 고딕" w:eastAsia="맑은 고딕" w:hAnsi="맑은 고딕" w:cs="맑은 고딕" w:hint="eastAsia"/>
-                <w:sz w:val="20"/>
-                <w:szCs w:val="20"/>
-              </w:rPr>
-              <w:t>TC04-2</w:t>
+                <w:rFonts w:ascii="맑은 고딕" w:eastAsia="맑은 고딕" w:hAnsi="맑은 고딕" w:cs="맑은 고딕" w:hint="eastAsia"/>
+                <w:sz w:val="20"/>
+                <w:szCs w:val="20"/>
+              </w:rPr>
+            </w:pPr>
+            <w:r>
+              <w:rPr>
+                <w:rFonts w:ascii="맑은 고딕" w:eastAsia="맑은 고딕" w:hAnsi="맑은 고딕" w:cs="맑은 고딕" w:hint="eastAsia"/>
+                <w:sz w:val="20"/>
+                <w:szCs w:val="20"/>
+              </w:rPr>
+              <w:t>TC0</w:t>
+            </w:r>
+            <w:r>
+              <w:rPr>
+                <w:rFonts w:ascii="맑은 고딕" w:eastAsia="맑은 고딕" w:hAnsi="맑은 고딕" w:cs="맑은 고딕" w:hint="eastAsia"/>
+                <w:sz w:val="20"/>
+                <w:szCs w:val="20"/>
+              </w:rPr>
+              <w:t>4</w:t>
+            </w:r>
+            <w:r>
+              <w:rPr>
+                <w:rFonts w:ascii="맑은 고딕" w:eastAsia="맑은 고딕" w:hAnsi="맑은 고딕" w:cs="맑은 고딕" w:hint="eastAsia"/>
+                <w:sz w:val="20"/>
+                <w:szCs w:val="20"/>
+              </w:rPr>
+              <w:t>-6</w:t>
             </w:r>
           </w:p>
         </w:tc>
@@ -25793,82 +25860,66 @@
             <w:pPr>
               <w:jc w:val="center"/>
               <w:rPr>
-                <w:rFonts w:ascii="맑은 고딕" w:eastAsia="맑은 고딕" w:hAnsi="맑은 고딕" w:cs="맑은 고딕"/>
-                <w:sz w:val="20"/>
-                <w:szCs w:val="20"/>
-              </w:rPr>
-            </w:pPr>
-            <w:r>
-              <w:rPr>
-                <w:rFonts w:ascii="맑은 고딕" w:eastAsia="맑은 고딕" w:hAnsi="맑은 고딕" w:cs="맑은 고딕" w:hint="eastAsia"/>
-                <w:sz w:val="20"/>
-                <w:szCs w:val="20"/>
-              </w:rPr>
-              <w:t>선택한 대화상대 체크박스 해제</w:t>
-            </w:r>
-          </w:p>
-        </w:tc>
-        <w:tc>
-          <w:tcPr>
-            <w:tcW w:w="1558" w:type="dxa"/>
-            <w:vAlign w:val="center"/>
-          </w:tcPr>
-          <w:p>
-            <w:pPr>
-              <w:jc w:val="center"/>
-              <w:rPr>
-                <w:rFonts w:ascii="맑은 고딕" w:eastAsia="맑은 고딕" w:hAnsi="맑은 고딕" w:cs="맑은 고딕"/>
-                <w:sz w:val="20"/>
-                <w:szCs w:val="20"/>
-              </w:rPr>
-            </w:pPr>
-            <w:r>
-              <w:rPr>
-                <w:rFonts w:ascii="맑은 고딕" w:eastAsia="맑은 고딕" w:hAnsi="맑은 고딕" w:cs="맑은 고딕" w:hint="eastAsia"/>
-                <w:sz w:val="20"/>
-                <w:szCs w:val="20"/>
-              </w:rPr>
-              <w:t>메인 화면 사용자 리스트에서 선택한 사용자 클릭</w:t>
-            </w:r>
-          </w:p>
-        </w:tc>
-        <w:tc>
-          <w:tcPr>
-            <w:tcW w:w="1558" w:type="dxa"/>
-            <w:vAlign w:val="center"/>
-          </w:tcPr>
-          <w:p>
-            <w:pPr>
-              <w:jc w:val="center"/>
-              <w:rPr>
-                <w:rFonts w:ascii="맑은 고딕" w:eastAsia="맑은 고딕" w:hAnsi="맑은 고딕" w:cs="맑은 고딕"/>
-                <w:sz w:val="20"/>
-                <w:szCs w:val="20"/>
-              </w:rPr>
-            </w:pPr>
-            <w:r>
-              <w:rPr>
-                <w:rFonts w:ascii="맑은 고딕" w:eastAsia="맑은 고딕" w:hAnsi="맑은 고딕" w:cs="맑은 고딕" w:hint="eastAsia"/>
-                <w:sz w:val="20"/>
-                <w:szCs w:val="20"/>
-              </w:rPr>
-              <w:t xml:space="preserve">해당 사용자 체크 표시 해제 및 </w:t>
-            </w:r>
-            <w:r>
-              <w:rPr>
-                <w:rFonts w:ascii="맑은 고딕" w:eastAsia="맑은 고딕" w:hAnsi="맑은 고딕" w:cs="맑은 고딕" w:hint="eastAsia"/>
-                <w:sz w:val="20"/>
-                <w:szCs w:val="20"/>
-              </w:rPr>
-              <w:t>화면</w:t>
-            </w:r>
-            <w:r>
-              <w:rPr>
-                <w:rFonts w:ascii="맑은 고딕" w:eastAsia="맑은 고딕" w:hAnsi="맑은 고딕" w:cs="맑은 고딕" w:hint="eastAsia"/>
-                <w:sz w:val="20"/>
-                <w:szCs w:val="20"/>
-              </w:rPr>
-              <w:t>에 해당 사용자 선택 해제</w:t>
+                <w:rFonts w:ascii="맑은 고딕" w:eastAsia="맑은 고딕" w:hAnsi="맑은 고딕" w:cs="맑은 고딕" w:hint="eastAsia"/>
+                <w:sz w:val="20"/>
+                <w:szCs w:val="20"/>
+              </w:rPr>
+            </w:pPr>
+            <w:r>
+              <w:rPr>
+                <w:rFonts w:ascii="맑은 고딕" w:eastAsia="맑은 고딕" w:hAnsi="맑은 고딕" w:cs="맑은 고딕" w:hint="eastAsia"/>
+                <w:sz w:val="20"/>
+                <w:szCs w:val="20"/>
+              </w:rPr>
+              <w:t>대화방 참여자 목록 확인</w:t>
+            </w:r>
+          </w:p>
+        </w:tc>
+        <w:tc>
+          <w:tcPr>
+            <w:tcW w:w="1558" w:type="dxa"/>
+            <w:vAlign w:val="center"/>
+          </w:tcPr>
+          <w:p>
+            <w:pPr>
+              <w:jc w:val="center"/>
+              <w:rPr>
+                <w:rFonts w:ascii="맑은 고딕" w:eastAsia="맑은 고딕" w:hAnsi="맑은 고딕" w:cs="맑은 고딕" w:hint="eastAsia"/>
+                <w:sz w:val="20"/>
+                <w:szCs w:val="20"/>
+              </w:rPr>
+            </w:pPr>
+            <w:r>
+              <w:rPr>
+                <w:rFonts w:ascii="맑은 고딕" w:eastAsia="맑은 고딕" w:hAnsi="맑은 고딕" w:cs="맑은 고딕" w:hint="eastAsia"/>
+                <w:sz w:val="20"/>
+                <w:szCs w:val="20"/>
+              </w:rPr>
+              <w:t>대화방 화면 메뉴바 클릭</w:t>
+            </w:r>
+          </w:p>
+        </w:tc>
+        <w:tc>
+          <w:tcPr>
+            <w:tcW w:w="1558" w:type="dxa"/>
+            <w:vAlign w:val="center"/>
+          </w:tcPr>
+          <w:p>
+            <w:pPr>
+              <w:jc w:val="center"/>
+              <w:rPr>
+                <w:rFonts w:ascii="맑은 고딕" w:eastAsia="맑은 고딕" w:hAnsi="맑은 고딕" w:cs="맑은 고딕" w:hint="eastAsia"/>
+                <w:sz w:val="20"/>
+                <w:szCs w:val="20"/>
+              </w:rPr>
+            </w:pPr>
+            <w:r>
+              <w:rPr>
+                <w:rFonts w:ascii="맑은 고딕" w:eastAsia="맑은 고딕" w:hAnsi="맑은 고딕" w:cs="맑은 고딕" w:hint="eastAsia"/>
+                <w:sz w:val="20"/>
+                <w:szCs w:val="20"/>
+              </w:rPr>
+              <w:t>해당 대화방에 현재 참여 중인 사용자 목록 리스트 및 관련 텍스트 표시</w:t>
             </w:r>
           </w:p>
         </w:tc>
@@ -25901,138 +25952,169 @@
           </w:tcPr>
           <w:p>
             <w:pPr>
-              <w:widowControl/>
               <w:spacing w:before="24" w:line="240" w:lineRule="auto"/>
               <w:ind w:left="15" w:right="1"/>
               <w:jc w:val="center"/>
               <w:rPr>
-                <w:rFonts w:ascii="맑은 고딕" w:eastAsia="맑은 고딕" w:hAnsi="맑은 고딕" w:cs="맑은 고딕"/>
-                <w:sz w:val="20"/>
-                <w:szCs w:val="20"/>
-              </w:rPr>
-            </w:pPr>
-            <w:r>
-              <w:rPr>
-                <w:rFonts w:ascii="맑은 고딕" w:eastAsia="맑은 고딕" w:hAnsi="맑은 고딕" w:cs="맑은 고딕" w:hint="eastAsia"/>
-                <w:sz w:val="20"/>
-                <w:szCs w:val="20"/>
-              </w:rPr>
-              <w:t>TC04-3</w:t>
-            </w:r>
-          </w:p>
-        </w:tc>
-        <w:tc>
-          <w:tcPr>
-            <w:tcW w:w="1558" w:type="dxa"/>
-            <w:vMerge/>
-            <w:vAlign w:val="center"/>
-          </w:tcPr>
-          <w:p>
-            <w:pPr>
-              <w:jc w:val="center"/>
-              <w:rPr>
-                <w:rFonts w:ascii="맑은 고딕" w:eastAsia="맑은 고딕" w:hAnsi="맑은 고딕" w:cs="맑은 고딕"/>
-                <w:sz w:val="20"/>
-                <w:szCs w:val="20"/>
-              </w:rPr>
-            </w:pPr>
-          </w:p>
-        </w:tc>
-        <w:tc>
-          <w:tcPr>
-            <w:tcW w:w="1558" w:type="dxa"/>
-            <w:vAlign w:val="center"/>
-          </w:tcPr>
-          <w:p>
-            <w:pPr>
-              <w:jc w:val="center"/>
-              <w:rPr>
-                <w:rFonts w:ascii="맑은 고딕" w:eastAsia="맑은 고딕" w:hAnsi="맑은 고딕" w:cs="맑은 고딕"/>
-                <w:sz w:val="20"/>
-                <w:szCs w:val="20"/>
-              </w:rPr>
-            </w:pPr>
-            <w:r>
-              <w:rPr>
-                <w:rFonts w:ascii="맑은 고딕" w:eastAsia="맑은 고딕" w:hAnsi="맑은 고딕" w:cs="맑은 고딕" w:hint="eastAsia"/>
-                <w:sz w:val="20"/>
-                <w:szCs w:val="20"/>
-              </w:rPr>
-              <w:t>선택한 대화 상대의 접속 상태 변경</w:t>
-            </w:r>
-          </w:p>
-        </w:tc>
-        <w:tc>
-          <w:tcPr>
-            <w:tcW w:w="1558" w:type="dxa"/>
-            <w:vAlign w:val="center"/>
-          </w:tcPr>
-          <w:p>
-            <w:pPr>
-              <w:jc w:val="center"/>
-              <w:rPr>
-                <w:rFonts w:ascii="맑은 고딕" w:eastAsia="맑은 고딕" w:hAnsi="맑은 고딕" w:cs="맑은 고딕"/>
-                <w:sz w:val="20"/>
-                <w:szCs w:val="20"/>
-              </w:rPr>
-            </w:pPr>
-            <w:r>
-              <w:rPr>
-                <w:rFonts w:ascii="맑은 고딕" w:eastAsia="맑은 고딕" w:hAnsi="맑은 고딕" w:cs="맑은 고딕" w:hint="eastAsia"/>
-                <w:sz w:val="20"/>
-                <w:szCs w:val="20"/>
-              </w:rPr>
-              <w:t>대화 상대를 선택한 상태에서 선택된 사용자가 로그아웃</w:t>
-            </w:r>
-          </w:p>
-        </w:tc>
-        <w:tc>
-          <w:tcPr>
-            <w:tcW w:w="1558" w:type="dxa"/>
-            <w:vAlign w:val="center"/>
-          </w:tcPr>
-          <w:p>
-            <w:pPr>
-              <w:jc w:val="center"/>
-              <w:rPr>
-                <w:rFonts w:ascii="맑은 고딕" w:eastAsia="맑은 고딕" w:hAnsi="맑은 고딕" w:cs="맑은 고딕"/>
-                <w:sz w:val="20"/>
-                <w:szCs w:val="20"/>
-              </w:rPr>
-            </w:pPr>
-            <w:r>
-              <w:rPr>
-                <w:rFonts w:ascii="맑은 고딕" w:eastAsia="맑은 고딕" w:hAnsi="맑은 고딕" w:cs="맑은 고딕" w:hint="eastAsia"/>
-                <w:sz w:val="20"/>
-                <w:szCs w:val="20"/>
-              </w:rPr>
-              <w:t>화면</w:t>
-            </w:r>
-            <w:r>
-              <w:rPr>
-                <w:rFonts w:ascii="맑은 고딕" w:eastAsia="맑은 고딕" w:hAnsi="맑은 고딕" w:cs="맑은 고딕" w:hint="eastAsia"/>
-                <w:sz w:val="20"/>
-                <w:szCs w:val="20"/>
-              </w:rPr>
-              <w:t>에 해당 사용자 오프라인 표시 및 선택 해제</w:t>
-            </w:r>
-          </w:p>
-        </w:tc>
-        <w:tc>
-          <w:tcPr>
-            <w:tcW w:w="1558" w:type="dxa"/>
-            <w:vMerge/>
-            <w:vAlign w:val="center"/>
-          </w:tcPr>
-          <w:p>
-            <w:pPr>
-              <w:jc w:val="center"/>
-              <w:rPr>
-                <w:rFonts w:ascii="맑은 고딕" w:eastAsia="맑은 고딕" w:hAnsi="맑은 고딕" w:cs="맑은 고딕"/>
-                <w:sz w:val="20"/>
-                <w:szCs w:val="20"/>
-              </w:rPr>
-            </w:pPr>
+                <w:rFonts w:ascii="맑은 고딕" w:eastAsia="맑은 고딕" w:hAnsi="맑은 고딕" w:cs="맑은 고딕" w:hint="eastAsia"/>
+                <w:sz w:val="20"/>
+                <w:szCs w:val="20"/>
+              </w:rPr>
+            </w:pPr>
+            <w:r>
+              <w:rPr>
+                <w:rFonts w:ascii="맑은 고딕" w:eastAsia="맑은 고딕" w:hAnsi="맑은 고딕" w:cs="맑은 고딕" w:hint="eastAsia"/>
+                <w:sz w:val="20"/>
+                <w:szCs w:val="20"/>
+              </w:rPr>
+              <w:t>TC0</w:t>
+            </w:r>
+            <w:r>
+              <w:rPr>
+                <w:rFonts w:ascii="맑은 고딕" w:eastAsia="맑은 고딕" w:hAnsi="맑은 고딕" w:cs="맑은 고딕" w:hint="eastAsia"/>
+                <w:sz w:val="20"/>
+                <w:szCs w:val="20"/>
+              </w:rPr>
+              <w:t>5</w:t>
+            </w:r>
+            <w:r>
+              <w:rPr>
+                <w:rFonts w:ascii="맑은 고딕" w:eastAsia="맑은 고딕" w:hAnsi="맑은 고딕" w:cs="맑은 고딕" w:hint="eastAsia"/>
+                <w:sz w:val="20"/>
+                <w:szCs w:val="20"/>
+              </w:rPr>
+              <w:t>-</w:t>
+            </w:r>
+            <w:r>
+              <w:rPr>
+                <w:rFonts w:ascii="맑은 고딕" w:eastAsia="맑은 고딕" w:hAnsi="맑은 고딕" w:cs="맑은 고딕" w:hint="eastAsia"/>
+                <w:sz w:val="20"/>
+                <w:szCs w:val="20"/>
+              </w:rPr>
+              <w:t>1</w:t>
+            </w:r>
+          </w:p>
+        </w:tc>
+        <w:tc>
+          <w:tcPr>
+            <w:tcW w:w="1558" w:type="dxa"/>
+            <w:vMerge w:val="restart"/>
+            <w:vAlign w:val="center"/>
+          </w:tcPr>
+          <w:p>
+            <w:pPr>
+              <w:jc w:val="center"/>
+              <w:rPr>
+                <w:rFonts w:ascii="맑은 고딕" w:eastAsia="맑은 고딕" w:hAnsi="맑은 고딕" w:cs="맑은 고딕"/>
+                <w:sz w:val="20"/>
+                <w:szCs w:val="20"/>
+              </w:rPr>
+            </w:pPr>
+            <w:r>
+              <w:rPr>
+                <w:rFonts w:ascii="맑은 고딕" w:eastAsia="맑은 고딕" w:hAnsi="맑은 고딕" w:cs="맑은 고딕" w:hint="eastAsia"/>
+                <w:sz w:val="20"/>
+                <w:szCs w:val="20"/>
+              </w:rPr>
+              <w:t>FR-04</w:t>
+            </w:r>
+          </w:p>
+        </w:tc>
+        <w:tc>
+          <w:tcPr>
+            <w:tcW w:w="1558" w:type="dxa"/>
+            <w:vAlign w:val="center"/>
+          </w:tcPr>
+          <w:p>
+            <w:pPr>
+              <w:jc w:val="center"/>
+              <w:rPr>
+                <w:rFonts w:ascii="맑은 고딕" w:eastAsia="맑은 고딕" w:hAnsi="맑은 고딕" w:cs="맑은 고딕" w:hint="eastAsia"/>
+                <w:sz w:val="20"/>
+                <w:szCs w:val="20"/>
+              </w:rPr>
+            </w:pPr>
+            <w:r>
+              <w:rPr>
+                <w:rFonts w:ascii="맑은 고딕" w:eastAsia="맑은 고딕" w:hAnsi="맑은 고딕" w:cs="맑은 고딕" w:hint="eastAsia"/>
+                <w:sz w:val="20"/>
+                <w:szCs w:val="20"/>
+              </w:rPr>
+              <w:t>대화방에 참여 중인 사용자 종료(로그아웃)</w:t>
+            </w:r>
+          </w:p>
+        </w:tc>
+        <w:tc>
+          <w:tcPr>
+            <w:tcW w:w="1558" w:type="dxa"/>
+            <w:vAlign w:val="center"/>
+          </w:tcPr>
+          <w:p>
+            <w:pPr>
+              <w:jc w:val="center"/>
+              <w:rPr>
+                <w:rFonts w:ascii="맑은 고딕" w:eastAsia="맑은 고딕" w:hAnsi="맑은 고딕" w:cs="맑은 고딕" w:hint="eastAsia"/>
+                <w:sz w:val="20"/>
+                <w:szCs w:val="20"/>
+              </w:rPr>
+            </w:pPr>
+            <w:r>
+              <w:rPr>
+                <w:rFonts w:ascii="맑은 고딕" w:eastAsia="맑은 고딕" w:hAnsi="맑은 고딕" w:cs="맑은 고딕" w:hint="eastAsia"/>
+                <w:sz w:val="20"/>
+                <w:szCs w:val="20"/>
+              </w:rPr>
+              <w:t>진행중인 대화방의 참여자 접속 상태 변경</w:t>
+            </w:r>
+          </w:p>
+        </w:tc>
+        <w:tc>
+          <w:tcPr>
+            <w:tcW w:w="1558" w:type="dxa"/>
+            <w:vAlign w:val="center"/>
+          </w:tcPr>
+          <w:p>
+            <w:pPr>
+              <w:jc w:val="center"/>
+              <w:rPr>
+                <w:rFonts w:ascii="맑은 고딕" w:eastAsia="맑은 고딕" w:hAnsi="맑은 고딕" w:cs="맑은 고딕" w:hint="eastAsia"/>
+                <w:sz w:val="20"/>
+                <w:szCs w:val="20"/>
+              </w:rPr>
+            </w:pPr>
+            <w:r>
+              <w:rPr>
+                <w:rFonts w:ascii="맑은 고딕" w:eastAsia="맑은 고딕" w:hAnsi="맑은 고딕" w:cs="맑은 고딕" w:hint="eastAsia"/>
+                <w:sz w:val="20"/>
+                <w:szCs w:val="20"/>
+              </w:rPr>
+              <w:t>해당 대화방 참여자 목록 리스트에 종료한 사용자 상태 갱신</w:t>
+            </w:r>
+          </w:p>
+        </w:tc>
+        <w:tc>
+          <w:tcPr>
+            <w:tcW w:w="1558" w:type="dxa"/>
+            <w:vMerge w:val="restart"/>
+            <w:vAlign w:val="center"/>
+          </w:tcPr>
+          <w:p>
+            <w:pPr>
+              <w:jc w:val="center"/>
+              <w:rPr>
+                <w:rFonts w:ascii="맑은 고딕" w:eastAsia="맑은 고딕" w:hAnsi="맑은 고딕" w:cs="맑은 고딕" w:hint="eastAsia"/>
+                <w:sz w:val="20"/>
+                <w:szCs w:val="20"/>
+              </w:rPr>
+            </w:pPr>
+            <w:r>
+              <w:rPr>
+                <w:rFonts w:ascii="맑은 고딕" w:eastAsia="맑은 고딕" w:hAnsi="맑은 고딕" w:cs="맑은 고딕" w:hint="eastAsia"/>
+                <w:sz w:val="20"/>
+                <w:szCs w:val="20"/>
+              </w:rPr>
+              <w:t>김민성</w:t>
+            </w:r>
           </w:p>
         </w:tc>
       </w:tr>
@@ -26047,23 +26129,46 @@
           </w:tcPr>
           <w:p>
             <w:pPr>
-              <w:widowControl/>
               <w:spacing w:before="24" w:line="240" w:lineRule="auto"/>
               <w:ind w:left="15" w:right="1"/>
               <w:jc w:val="center"/>
               <w:rPr>
-                <w:rFonts w:ascii="맑은 고딕" w:eastAsia="맑은 고딕" w:hAnsi="맑은 고딕" w:cs="맑은 고딕"/>
-                <w:sz w:val="20"/>
-                <w:szCs w:val="20"/>
-              </w:rPr>
-            </w:pPr>
-            <w:r>
-              <w:rPr>
-                <w:rFonts w:ascii="맑은 고딕" w:eastAsia="맑은 고딕" w:hAnsi="맑은 고딕" w:cs="맑은 고딕" w:hint="eastAsia"/>
-                <w:sz w:val="20"/>
-                <w:szCs w:val="20"/>
-              </w:rPr>
-              <w:t>TC04-4</w:t>
+                <w:rFonts w:ascii="맑은 고딕" w:eastAsia="맑은 고딕" w:hAnsi="맑은 고딕" w:cs="맑은 고딕" w:hint="eastAsia"/>
+                <w:sz w:val="20"/>
+                <w:szCs w:val="20"/>
+              </w:rPr>
+            </w:pPr>
+            <w:r>
+              <w:rPr>
+                <w:rFonts w:ascii="맑은 고딕" w:eastAsia="맑은 고딕" w:hAnsi="맑은 고딕" w:cs="맑은 고딕" w:hint="eastAsia"/>
+                <w:sz w:val="20"/>
+                <w:szCs w:val="20"/>
+              </w:rPr>
+              <w:t>TC0</w:t>
+            </w:r>
+            <w:r>
+              <w:rPr>
+                <w:rFonts w:ascii="맑은 고딕" w:eastAsia="맑은 고딕" w:hAnsi="맑은 고딕" w:cs="맑은 고딕" w:hint="eastAsia"/>
+                <w:sz w:val="20"/>
+                <w:szCs w:val="20"/>
+              </w:rPr>
+              <w:t>5</w:t>
+            </w:r>
+            <w:r>
+              <w:rPr>
+                <w:rFonts w:ascii="맑은 고딕" w:eastAsia="맑은 고딕" w:hAnsi="맑은 고딕" w:cs="맑은 고딕" w:hint="eastAsia"/>
+                <w:sz w:val="20"/>
+                <w:szCs w:val="20"/>
+              </w:rPr>
+              <w:t>-</w:t>
+            </w:r>
+            <w:r>
+              <w:rPr>
+                <w:rFonts w:ascii="맑은 고딕" w:eastAsia="맑은 고딕" w:hAnsi="맑은 고딕" w:cs="맑은 고딕" w:hint="eastAsia"/>
+                <w:sz w:val="20"/>
+                <w:szCs w:val="20"/>
+              </w:rPr>
+              <w:t>2</w:t>
             </w:r>
           </w:p>
         </w:tc>
@@ -26093,58 +26198,66 @@
             <w:pPr>
               <w:jc w:val="center"/>
               <w:rPr>
-                <w:rFonts w:ascii="맑은 고딕" w:eastAsia="맑은 고딕" w:hAnsi="맑은 고딕" w:cs="맑은 고딕"/>
-                <w:sz w:val="20"/>
-                <w:szCs w:val="20"/>
-              </w:rPr>
-            </w:pPr>
-            <w:r>
-              <w:rPr>
-                <w:rFonts w:ascii="맑은 고딕" w:eastAsia="맑은 고딕" w:hAnsi="맑은 고딕" w:cs="맑은 고딕" w:hint="eastAsia"/>
-                <w:sz w:val="20"/>
-                <w:szCs w:val="20"/>
-              </w:rPr>
-              <w:t>대화 상대 선택 일괄 해제</w:t>
-            </w:r>
-          </w:p>
-        </w:tc>
-        <w:tc>
-          <w:tcPr>
-            <w:tcW w:w="1558" w:type="dxa"/>
-            <w:vAlign w:val="center"/>
-          </w:tcPr>
-          <w:p>
-            <w:pPr>
-              <w:jc w:val="center"/>
-              <w:rPr>
-                <w:rFonts w:ascii="맑은 고딕" w:eastAsia="맑은 고딕" w:hAnsi="맑은 고딕" w:cs="맑은 고딕"/>
-                <w:sz w:val="20"/>
-                <w:szCs w:val="20"/>
-              </w:rPr>
-            </w:pPr>
-            <w:r>
-              <w:rPr>
-                <w:rFonts w:ascii="맑은 고딕" w:eastAsia="맑은 고딕" w:hAnsi="맑은 고딕" w:cs="맑은 고딕" w:hint="eastAsia"/>
-                <w:sz w:val="20"/>
-                <w:szCs w:val="20"/>
-              </w:rPr>
-              <w:t xml:space="preserve">메인 화면 </w:t>
-            </w:r>
-            <w:r>
-              <w:rPr>
-                <w:rFonts w:ascii="맑은 고딕" w:eastAsia="맑은 고딕" w:hAnsi="맑은 고딕" w:cs="맑은 고딕" w:hint="eastAsia"/>
-                <w:sz w:val="20"/>
-                <w:szCs w:val="20"/>
-              </w:rPr>
-              <w:t>화면</w:t>
-            </w:r>
-            <w:r>
-              <w:rPr>
-                <w:rFonts w:ascii="맑은 고딕" w:eastAsia="맑은 고딕" w:hAnsi="맑은 고딕" w:cs="맑은 고딕" w:hint="eastAsia"/>
-                <w:sz w:val="20"/>
-                <w:szCs w:val="20"/>
-              </w:rPr>
-              <w:t xml:space="preserve">의 </w:t>
+                <w:rFonts w:ascii="맑은 고딕" w:eastAsia="맑은 고딕" w:hAnsi="맑은 고딕" w:cs="맑은 고딕" w:hint="eastAsia"/>
+                <w:sz w:val="20"/>
+                <w:szCs w:val="20"/>
+              </w:rPr>
+            </w:pPr>
+            <w:r>
+              <w:rPr>
+                <w:rFonts w:ascii="맑은 고딕" w:eastAsia="맑은 고딕" w:hAnsi="맑은 고딕" w:cs="맑은 고딕" w:hint="eastAsia"/>
+                <w:sz w:val="20"/>
+                <w:szCs w:val="20"/>
+              </w:rPr>
+              <w:t>대화방 나가기</w:t>
+            </w:r>
+          </w:p>
+        </w:tc>
+        <w:tc>
+          <w:tcPr>
+            <w:tcW w:w="1558" w:type="dxa"/>
+            <w:vAlign w:val="center"/>
+          </w:tcPr>
+          <w:p>
+            <w:pPr>
+              <w:jc w:val="center"/>
+              <w:rPr>
+                <w:rFonts w:ascii="맑은 고딕" w:eastAsia="맑은 고딕" w:hAnsi="맑은 고딕" w:cs="맑은 고딕" w:hint="eastAsia"/>
+                <w:sz w:val="20"/>
+                <w:szCs w:val="20"/>
+              </w:rPr>
+            </w:pPr>
+            <w:r>
+              <w:rPr>
+                <w:rFonts w:ascii="맑은 고딕" w:eastAsia="맑은 고딕" w:hAnsi="맑은 고딕" w:cs="맑은 고딕" w:hint="eastAsia"/>
+                <w:sz w:val="20"/>
+                <w:szCs w:val="20"/>
+              </w:rPr>
+              <w:t>대화방 화면 메뉴바 클릭을 한 다음 대화방 나가기 버튼 클릭</w:t>
+            </w:r>
+          </w:p>
+        </w:tc>
+        <w:tc>
+          <w:tcPr>
+            <w:tcW w:w="1558" w:type="dxa"/>
+            <w:vAlign w:val="center"/>
+          </w:tcPr>
+          <w:p>
+            <w:pPr>
+              <w:jc w:val="center"/>
+              <w:rPr>
+                <w:rFonts w:ascii="맑은 고딕" w:eastAsia="맑은 고딕" w:hAnsi="맑은 고딕" w:cs="맑은 고딕" w:hint="eastAsia"/>
+                <w:sz w:val="20"/>
+                <w:szCs w:val="20"/>
+              </w:rPr>
+            </w:pPr>
+            <w:r>
+              <w:rPr>
+                <w:rFonts w:ascii="맑은 고딕" w:eastAsia="맑은 고딕" w:hAnsi="맑은 고딕" w:cs="맑은 고딕" w:hint="eastAsia"/>
+                <w:sz w:val="20"/>
+                <w:szCs w:val="20"/>
+              </w:rPr>
+              <w:t xml:space="preserve">해당 대화방 화면이 닫히고 메인 화면 이동, 해당 대화방 화면에 </w:t>
             </w:r>
             <w:r>
               <w:rPr>
@@ -26160,7 +26273,7 @@
                 <w:sz w:val="20"/>
                 <w:szCs w:val="20"/>
               </w:rPr>
-              <w:t>선택 취소</w:t>
+              <w:t>사용자님이 나갔습니다</w:t>
             </w:r>
             <w:r>
               <w:rPr>
@@ -26176,47 +26289,7 @@
                 <w:sz w:val="20"/>
                 <w:szCs w:val="20"/>
               </w:rPr>
-              <w:t xml:space="preserve"> 버튼 클릭</w:t>
-            </w:r>
-          </w:p>
-        </w:tc>
-        <w:tc>
-          <w:tcPr>
-            <w:tcW w:w="1558" w:type="dxa"/>
-            <w:vAlign w:val="center"/>
-          </w:tcPr>
-          <w:p>
-            <w:pPr>
-              <w:jc w:val="center"/>
-              <w:rPr>
-                <w:rFonts w:ascii="맑은 고딕" w:eastAsia="맑은 고딕" w:hAnsi="맑은 고딕" w:cs="맑은 고딕"/>
-                <w:sz w:val="20"/>
-                <w:szCs w:val="20"/>
-              </w:rPr>
-            </w:pPr>
-            <w:r>
-              <w:rPr>
-                <w:rFonts w:ascii="맑은 고딕" w:eastAsia="맑은 고딕" w:hAnsi="맑은 고딕" w:cs="맑은 고딕" w:hint="eastAsia"/>
-                <w:sz w:val="20"/>
-                <w:szCs w:val="20"/>
-              </w:rPr>
-              <w:t xml:space="preserve">선택한 </w:t>
-            </w:r>
-            <w:r>
-              <w:rPr>
-                <w:rFonts w:ascii="맑은 고딕" w:eastAsia="맑은 고딕" w:hAnsi="맑은 고딕" w:cs="맑은 고딕" w:hint="eastAsia"/>
-                <w:sz w:val="20"/>
-                <w:szCs w:val="20"/>
-              </w:rPr>
-              <w:t>사용자 목</w:t>
-            </w:r>
-            <w:r>
-              <w:rPr>
-                <w:rFonts w:ascii="맑은 고딕" w:eastAsia="맑은 고딕" w:hAnsi="맑은 고딕" w:cs="맑은 고딕" w:hint="eastAsia"/>
-                <w:sz w:val="20"/>
-                <w:szCs w:val="20"/>
-              </w:rPr>
-              <w:t>록을 모두 체크해제</w:t>
+              <w:t xml:space="preserve">에 관한 시스템 메시지 표시 </w:t>
             </w:r>
           </w:p>
         </w:tc>
@@ -26265,131 +26338,150 @@
                 <w:sz w:val="20"/>
                 <w:szCs w:val="20"/>
               </w:rPr>
+              <w:t>TC06-1</w:t>
+            </w:r>
+          </w:p>
+        </w:tc>
+        <w:tc>
+          <w:tcPr>
+            <w:tcW w:w="1558" w:type="dxa"/>
+            <w:vMerge w:val="restart"/>
+            <w:vAlign w:val="center"/>
+          </w:tcPr>
+          <w:p>
+            <w:pPr>
+              <w:jc w:val="center"/>
+              <w:rPr>
+                <w:rFonts w:ascii="맑은 고딕" w:eastAsia="맑은 고딕" w:hAnsi="맑은 고딕" w:cs="맑은 고딕"/>
+                <w:sz w:val="20"/>
+                <w:szCs w:val="20"/>
+              </w:rPr>
+            </w:pPr>
+            <w:r>
+              <w:rPr>
+                <w:rFonts w:ascii="맑은 고딕" w:eastAsia="맑은 고딕" w:hAnsi="맑은 고딕" w:cs="맑은 고딕" w:hint="eastAsia"/>
+                <w:sz w:val="20"/>
+                <w:szCs w:val="20"/>
+              </w:rPr>
+              <w:t>FR-05</w:t>
+            </w:r>
+          </w:p>
+        </w:tc>
+        <w:tc>
+          <w:tcPr>
+            <w:tcW w:w="1558" w:type="dxa"/>
+            <w:vAlign w:val="center"/>
+          </w:tcPr>
+          <w:p>
+            <w:pPr>
+              <w:jc w:val="center"/>
+              <w:rPr>
+                <w:rFonts w:ascii="맑은 고딕" w:eastAsia="맑은 고딕" w:hAnsi="맑은 고딕" w:cs="맑은 고딕"/>
+                <w:sz w:val="20"/>
+                <w:szCs w:val="20"/>
+              </w:rPr>
+            </w:pPr>
+            <w:r>
+              <w:rPr>
+                <w:rFonts w:ascii="맑은 고딕" w:eastAsia="맑은 고딕" w:hAnsi="맑은 고딕" w:cs="맑은 고딕" w:hint="eastAsia"/>
+                <w:sz w:val="20"/>
+                <w:szCs w:val="20"/>
+              </w:rPr>
+              <w:t>대화방 초대 선택</w:t>
+            </w:r>
+          </w:p>
+        </w:tc>
+        <w:tc>
+          <w:tcPr>
+            <w:tcW w:w="1558" w:type="dxa"/>
+            <w:vAlign w:val="center"/>
+          </w:tcPr>
+          <w:p>
+            <w:pPr>
+              <w:jc w:val="center"/>
+              <w:rPr>
+                <w:rFonts w:ascii="맑은 고딕" w:eastAsia="맑은 고딕" w:hAnsi="맑은 고딕" w:cs="맑은 고딕"/>
+                <w:sz w:val="20"/>
+                <w:szCs w:val="20"/>
+              </w:rPr>
+            </w:pPr>
+            <w:r>
+              <w:rPr>
+                <w:rFonts w:ascii="맑은 고딕" w:eastAsia="맑은 고딕" w:hAnsi="맑은 고딕" w:cs="맑은 고딕" w:hint="eastAsia"/>
+                <w:sz w:val="20"/>
+                <w:szCs w:val="20"/>
+              </w:rPr>
+              <w:t xml:space="preserve">대화방 화면에 메뉴바 클릭을 한 </w:t>
+            </w:r>
+            <w:r>
+              <w:rPr>
+                <w:rFonts w:ascii="맑은 고딕" w:eastAsia="맑은 고딕" w:hAnsi="맑은 고딕" w:cs="맑은 고딕" w:hint="eastAsia"/>
+                <w:sz w:val="20"/>
+                <w:szCs w:val="20"/>
+              </w:rPr>
               <w:lastRenderedPageBreak/>
-              <w:t>TC04-5</w:t>
-            </w:r>
-          </w:p>
-        </w:tc>
-        <w:tc>
-          <w:tcPr>
-            <w:tcW w:w="1558" w:type="dxa"/>
-            <w:vMerge/>
-            <w:vAlign w:val="center"/>
-          </w:tcPr>
-          <w:p>
-            <w:pPr>
-              <w:jc w:val="center"/>
-              <w:rPr>
-                <w:rFonts w:ascii="맑은 고딕" w:eastAsia="맑은 고딕" w:hAnsi="맑은 고딕" w:cs="맑은 고딕"/>
-                <w:sz w:val="20"/>
-                <w:szCs w:val="20"/>
-              </w:rPr>
-            </w:pPr>
-          </w:p>
-        </w:tc>
-        <w:tc>
-          <w:tcPr>
-            <w:tcW w:w="1558" w:type="dxa"/>
-            <w:vAlign w:val="center"/>
-          </w:tcPr>
-          <w:p>
-            <w:pPr>
-              <w:jc w:val="center"/>
-              <w:rPr>
-                <w:rFonts w:ascii="맑은 고딕" w:eastAsia="맑은 고딕" w:hAnsi="맑은 고딕" w:cs="맑은 고딕"/>
-                <w:sz w:val="20"/>
-                <w:szCs w:val="20"/>
-              </w:rPr>
-            </w:pPr>
-            <w:r>
-              <w:rPr>
-                <w:rFonts w:ascii="맑은 고딕" w:eastAsia="맑은 고딕" w:hAnsi="맑은 고딕" w:cs="맑은 고딕" w:hint="eastAsia"/>
-                <w:sz w:val="20"/>
-                <w:szCs w:val="20"/>
-              </w:rPr>
-              <w:t>대화방 생성</w:t>
-            </w:r>
-          </w:p>
-        </w:tc>
-        <w:tc>
-          <w:tcPr>
-            <w:tcW w:w="1558" w:type="dxa"/>
-            <w:vAlign w:val="center"/>
-          </w:tcPr>
-          <w:p>
-            <w:pPr>
-              <w:jc w:val="center"/>
-              <w:rPr>
-                <w:rFonts w:ascii="맑은 고딕" w:eastAsia="맑은 고딕" w:hAnsi="맑은 고딕" w:cs="맑은 고딕"/>
-                <w:sz w:val="20"/>
-                <w:szCs w:val="20"/>
-              </w:rPr>
-            </w:pPr>
-            <w:r>
-              <w:rPr>
-                <w:rFonts w:ascii="맑은 고딕" w:eastAsia="맑은 고딕" w:hAnsi="맑은 고딕" w:cs="맑은 고딕" w:hint="eastAsia"/>
-                <w:sz w:val="20"/>
-                <w:szCs w:val="20"/>
-              </w:rPr>
-              <w:t xml:space="preserve">메인 화면 </w:t>
-            </w:r>
-            <w:r>
-              <w:rPr>
-                <w:rFonts w:ascii="맑은 고딕" w:eastAsia="맑은 고딕" w:hAnsi="맑은 고딕" w:cs="맑은 고딕" w:hint="eastAsia"/>
-                <w:sz w:val="20"/>
-                <w:szCs w:val="20"/>
-              </w:rPr>
-              <w:t>화면</w:t>
-            </w:r>
-            <w:r>
-              <w:rPr>
-                <w:rFonts w:ascii="맑은 고딕" w:eastAsia="맑은 고딕" w:hAnsi="맑은 고딕" w:cs="맑은 고딕" w:hint="eastAsia"/>
-                <w:sz w:val="20"/>
-                <w:szCs w:val="20"/>
-              </w:rPr>
-              <w:t>에 대화방 생성 버튼 클릭</w:t>
-            </w:r>
-          </w:p>
-        </w:tc>
-        <w:tc>
-          <w:tcPr>
-            <w:tcW w:w="1558" w:type="dxa"/>
-            <w:vAlign w:val="center"/>
-          </w:tcPr>
-          <w:p>
-            <w:pPr>
-              <w:jc w:val="center"/>
-              <w:rPr>
-                <w:rFonts w:ascii="맑은 고딕" w:eastAsia="맑은 고딕" w:hAnsi="맑은 고딕" w:cs="맑은 고딕"/>
-                <w:sz w:val="20"/>
-                <w:szCs w:val="20"/>
-              </w:rPr>
-            </w:pPr>
-            <w:r>
-              <w:rPr>
-                <w:rFonts w:ascii="맑은 고딕" w:eastAsia="맑은 고딕" w:hAnsi="맑은 고딕" w:cs="맑은 고딕" w:hint="eastAsia"/>
-                <w:sz w:val="20"/>
-                <w:szCs w:val="20"/>
-              </w:rPr>
-              <w:t>해당 대화방 화면 표시</w:t>
-            </w:r>
-          </w:p>
-        </w:tc>
-        <w:tc>
-          <w:tcPr>
-            <w:tcW w:w="1558" w:type="dxa"/>
-            <w:vMerge/>
-            <w:vAlign w:val="center"/>
-          </w:tcPr>
-          <w:p>
-            <w:pPr>
-              <w:jc w:val="center"/>
-              <w:rPr>
-                <w:rFonts w:ascii="맑은 고딕" w:eastAsia="맑은 고딕" w:hAnsi="맑은 고딕" w:cs="맑은 고딕"/>
-                <w:sz w:val="20"/>
-                <w:szCs w:val="20"/>
-              </w:rPr>
-            </w:pPr>
+              <w:t>다음 친구 초대 버튼 클릭</w:t>
+            </w:r>
+          </w:p>
+        </w:tc>
+        <w:tc>
+          <w:tcPr>
+            <w:tcW w:w="1558" w:type="dxa"/>
+            <w:vAlign w:val="center"/>
+          </w:tcPr>
+          <w:p>
+            <w:pPr>
+              <w:jc w:val="center"/>
+              <w:rPr>
+                <w:rFonts w:ascii="맑은 고딕" w:eastAsia="맑은 고딕" w:hAnsi="맑은 고딕" w:cs="맑은 고딕"/>
+                <w:sz w:val="20"/>
+                <w:szCs w:val="20"/>
+              </w:rPr>
+            </w:pPr>
+            <w:r>
+              <w:rPr>
+                <w:rFonts w:ascii="맑은 고딕" w:eastAsia="맑은 고딕" w:hAnsi="맑은 고딕" w:cs="맑은 고딕" w:hint="eastAsia"/>
+                <w:sz w:val="20"/>
+                <w:szCs w:val="20"/>
+              </w:rPr>
+              <w:lastRenderedPageBreak/>
+              <w:t xml:space="preserve">현재 접속 중인 사용자 중 해당 </w:t>
+            </w:r>
+            <w:r>
+              <w:rPr>
+                <w:rFonts w:ascii="맑은 고딕" w:eastAsia="맑은 고딕" w:hAnsi="맑은 고딕" w:cs="맑은 고딕" w:hint="eastAsia"/>
+                <w:sz w:val="20"/>
+                <w:szCs w:val="20"/>
+              </w:rPr>
+              <w:lastRenderedPageBreak/>
+              <w:t>대화방 참여자를 제외한 사용자 초대 가능 목록 리스트 모달 팝업 화면 표시</w:t>
+            </w:r>
+          </w:p>
+        </w:tc>
+        <w:tc>
+          <w:tcPr>
+            <w:tcW w:w="1558" w:type="dxa"/>
+            <w:vMerge w:val="restart"/>
+            <w:vAlign w:val="center"/>
+          </w:tcPr>
+          <w:p>
+            <w:pPr>
+              <w:jc w:val="center"/>
+              <w:rPr>
+                <w:rFonts w:ascii="맑은 고딕" w:eastAsia="맑은 고딕" w:hAnsi="맑은 고딕" w:cs="맑은 고딕"/>
+                <w:sz w:val="20"/>
+                <w:szCs w:val="20"/>
+              </w:rPr>
+            </w:pPr>
+            <w:r>
+              <w:rPr>
+                <w:rFonts w:ascii="맑은 고딕" w:eastAsia="맑은 고딕" w:hAnsi="맑은 고딕" w:cs="맑은 고딕" w:hint="eastAsia"/>
+                <w:sz w:val="20"/>
+                <w:szCs w:val="20"/>
+              </w:rPr>
+              <w:lastRenderedPageBreak/>
+              <w:t>김민성</w:t>
+            </w:r>
           </w:p>
         </w:tc>
       </w:tr>
@@ -26420,146 +26512,138 @@
                 <w:sz w:val="20"/>
                 <w:szCs w:val="20"/>
               </w:rPr>
-              <w:t>TC05-1</w:t>
-            </w:r>
-          </w:p>
-        </w:tc>
-        <w:tc>
-          <w:tcPr>
-            <w:tcW w:w="1558" w:type="dxa"/>
-            <w:vMerge w:val="restart"/>
-            <w:vAlign w:val="center"/>
-          </w:tcPr>
-          <w:p>
-            <w:pPr>
-              <w:jc w:val="center"/>
-              <w:rPr>
-                <w:rFonts w:ascii="맑은 고딕" w:eastAsia="맑은 고딕" w:hAnsi="맑은 고딕" w:cs="맑은 고딕"/>
-                <w:sz w:val="20"/>
-                <w:szCs w:val="20"/>
-              </w:rPr>
-            </w:pPr>
-            <w:r>
-              <w:rPr>
-                <w:rFonts w:ascii="맑은 고딕" w:eastAsia="맑은 고딕" w:hAnsi="맑은 고딕" w:cs="맑은 고딕" w:hint="eastAsia"/>
-                <w:sz w:val="20"/>
-                <w:szCs w:val="20"/>
-              </w:rPr>
-              <w:t>FR-05</w:t>
-            </w:r>
-          </w:p>
-        </w:tc>
-        <w:tc>
-          <w:tcPr>
-            <w:tcW w:w="1558" w:type="dxa"/>
-            <w:vAlign w:val="center"/>
-          </w:tcPr>
-          <w:p>
-            <w:pPr>
-              <w:jc w:val="center"/>
-              <w:rPr>
-                <w:rFonts w:ascii="맑은 고딕" w:eastAsia="맑은 고딕" w:hAnsi="맑은 고딕" w:cs="맑은 고딕"/>
-                <w:sz w:val="20"/>
-                <w:szCs w:val="20"/>
-              </w:rPr>
-            </w:pPr>
-            <w:r>
-              <w:rPr>
-                <w:rFonts w:ascii="맑은 고딕" w:eastAsia="맑은 고딕" w:hAnsi="맑은 고딕" w:cs="맑은 고딕" w:hint="eastAsia"/>
-                <w:sz w:val="20"/>
-                <w:szCs w:val="20"/>
-              </w:rPr>
-              <w:t>대화방 초대 선택</w:t>
-            </w:r>
-          </w:p>
-        </w:tc>
-        <w:tc>
-          <w:tcPr>
-            <w:tcW w:w="1558" w:type="dxa"/>
-            <w:vAlign w:val="center"/>
-          </w:tcPr>
-          <w:p>
-            <w:pPr>
-              <w:jc w:val="center"/>
-              <w:rPr>
-                <w:rFonts w:ascii="맑은 고딕" w:eastAsia="맑은 고딕" w:hAnsi="맑은 고딕" w:cs="맑은 고딕"/>
-                <w:sz w:val="20"/>
-                <w:szCs w:val="20"/>
-              </w:rPr>
-            </w:pPr>
-            <w:r>
-              <w:rPr>
-                <w:rFonts w:ascii="맑은 고딕" w:eastAsia="맑은 고딕" w:hAnsi="맑은 고딕" w:cs="맑은 고딕" w:hint="eastAsia"/>
-                <w:sz w:val="20"/>
-                <w:szCs w:val="20"/>
-              </w:rPr>
-              <w:t xml:space="preserve">대화방 화면에 메뉴바 클릭을 한 다음 </w:t>
-            </w:r>
-            <w:r>
-              <w:rPr>
-                <w:rFonts w:ascii="맑은 고딕" w:eastAsia="맑은 고딕" w:hAnsi="맑은 고딕" w:cs="맑은 고딕" w:hint="eastAsia"/>
-                <w:sz w:val="20"/>
-                <w:szCs w:val="20"/>
-              </w:rPr>
-              <w:t>친구 초대 버튼</w:t>
-            </w:r>
-            <w:r>
-              <w:rPr>
-                <w:rFonts w:ascii="맑은 고딕" w:eastAsia="맑은 고딕" w:hAnsi="맑은 고딕" w:cs="맑은 고딕" w:hint="eastAsia"/>
-                <w:sz w:val="20"/>
-                <w:szCs w:val="20"/>
-              </w:rPr>
-              <w:t xml:space="preserve"> 클릭</w:t>
-            </w:r>
-          </w:p>
-        </w:tc>
-        <w:tc>
-          <w:tcPr>
-            <w:tcW w:w="1558" w:type="dxa"/>
-            <w:vAlign w:val="center"/>
-          </w:tcPr>
-          <w:p>
-            <w:pPr>
-              <w:jc w:val="center"/>
-              <w:rPr>
-                <w:rFonts w:ascii="맑은 고딕" w:eastAsia="맑은 고딕" w:hAnsi="맑은 고딕" w:cs="맑은 고딕"/>
-                <w:sz w:val="20"/>
-                <w:szCs w:val="20"/>
-              </w:rPr>
-            </w:pPr>
-            <w:r>
-              <w:rPr>
-                <w:rFonts w:ascii="맑은 고딕" w:eastAsia="맑은 고딕" w:hAnsi="맑은 고딕" w:cs="맑은 고딕" w:hint="eastAsia"/>
-                <w:sz w:val="20"/>
-                <w:szCs w:val="20"/>
-              </w:rPr>
-              <w:t>현재 접속 중인 사용자 중 해당 대화방 참여자를 제외한 사용자 초대 가능 목록 리스트 모달 팝업 화면 표시</w:t>
-            </w:r>
-          </w:p>
-        </w:tc>
-        <w:tc>
-          <w:tcPr>
-            <w:tcW w:w="1558" w:type="dxa"/>
-            <w:vMerge w:val="restart"/>
-            <w:vAlign w:val="center"/>
-          </w:tcPr>
-          <w:p>
-            <w:pPr>
-              <w:jc w:val="center"/>
-              <w:rPr>
-                <w:rFonts w:ascii="맑은 고딕" w:eastAsia="맑은 고딕" w:hAnsi="맑은 고딕" w:cs="맑은 고딕"/>
-                <w:sz w:val="20"/>
-                <w:szCs w:val="20"/>
-              </w:rPr>
-            </w:pPr>
-            <w:r>
-              <w:rPr>
-                <w:rFonts w:ascii="맑은 고딕" w:eastAsia="맑은 고딕" w:hAnsi="맑은 고딕" w:cs="맑은 고딕" w:hint="eastAsia"/>
-                <w:sz w:val="20"/>
-                <w:szCs w:val="20"/>
-              </w:rPr>
-              <w:t>김민성</w:t>
-            </w:r>
+              <w:t>TC06-2</w:t>
+            </w:r>
+          </w:p>
+        </w:tc>
+        <w:tc>
+          <w:tcPr>
+            <w:tcW w:w="1558" w:type="dxa"/>
+            <w:vMerge/>
+            <w:vAlign w:val="center"/>
+          </w:tcPr>
+          <w:p>
+            <w:pPr>
+              <w:jc w:val="center"/>
+              <w:rPr>
+                <w:rFonts w:ascii="맑은 고딕" w:eastAsia="맑은 고딕" w:hAnsi="맑은 고딕" w:cs="맑은 고딕"/>
+                <w:sz w:val="20"/>
+                <w:szCs w:val="20"/>
+              </w:rPr>
+            </w:pPr>
+          </w:p>
+        </w:tc>
+        <w:tc>
+          <w:tcPr>
+            <w:tcW w:w="1558" w:type="dxa"/>
+            <w:vAlign w:val="center"/>
+          </w:tcPr>
+          <w:p>
+            <w:pPr>
+              <w:jc w:val="center"/>
+              <w:rPr>
+                <w:rFonts w:ascii="맑은 고딕" w:eastAsia="맑은 고딕" w:hAnsi="맑은 고딕" w:cs="맑은 고딕"/>
+                <w:sz w:val="20"/>
+                <w:szCs w:val="20"/>
+              </w:rPr>
+            </w:pPr>
+            <w:r>
+              <w:rPr>
+                <w:rFonts w:ascii="맑은 고딕" w:eastAsia="맑은 고딕" w:hAnsi="맑은 고딕" w:cs="맑은 고딕" w:hint="eastAsia"/>
+                <w:sz w:val="20"/>
+                <w:szCs w:val="20"/>
+              </w:rPr>
+              <w:t>사용자 초대 모달 팝업-검색어 공백 값 입력</w:t>
+            </w:r>
+          </w:p>
+        </w:tc>
+        <w:tc>
+          <w:tcPr>
+            <w:tcW w:w="1558" w:type="dxa"/>
+            <w:vAlign w:val="center"/>
+          </w:tcPr>
+          <w:p>
+            <w:pPr>
+              <w:jc w:val="center"/>
+              <w:rPr>
+                <w:rFonts w:ascii="맑은 고딕" w:eastAsia="맑은 고딕" w:hAnsi="맑은 고딕" w:cs="맑은 고딕"/>
+                <w:sz w:val="20"/>
+                <w:szCs w:val="20"/>
+              </w:rPr>
+            </w:pPr>
+            <w:r>
+              <w:rPr>
+                <w:rFonts w:ascii="맑은 고딕" w:eastAsia="맑은 고딕" w:hAnsi="맑은 고딕" w:cs="맑은 고딕" w:hint="eastAsia"/>
+                <w:sz w:val="20"/>
+                <w:szCs w:val="20"/>
+              </w:rPr>
+              <w:t xml:space="preserve">검색어: </w:t>
+            </w:r>
+            <w:r>
+              <w:rPr>
+                <w:rFonts w:ascii="맑은 고딕" w:eastAsia="맑은 고딕" w:hAnsi="맑은 고딕" w:cs="맑은 고딕"/>
+                <w:sz w:val="20"/>
+                <w:szCs w:val="20"/>
+              </w:rPr>
+              <w:t>“</w:t>
+            </w:r>
+            <w:r>
+              <w:rPr>
+                <w:rFonts w:ascii="맑은 고딕" w:eastAsia="맑은 고딕" w:hAnsi="맑은 고딕" w:cs="맑은 고딕" w:hint="eastAsia"/>
+                <w:sz w:val="20"/>
+                <w:szCs w:val="20"/>
+              </w:rPr>
+              <w:t xml:space="preserve"> </w:t>
+            </w:r>
+            <w:r>
+              <w:rPr>
+                <w:rFonts w:ascii="맑은 고딕" w:eastAsia="맑은 고딕" w:hAnsi="맑은 고딕" w:cs="맑은 고딕"/>
+                <w:sz w:val="20"/>
+                <w:szCs w:val="20"/>
+              </w:rPr>
+              <w:t>“</w:t>
+            </w:r>
+          </w:p>
+        </w:tc>
+        <w:tc>
+          <w:tcPr>
+            <w:tcW w:w="1558" w:type="dxa"/>
+            <w:vAlign w:val="center"/>
+          </w:tcPr>
+          <w:p>
+            <w:pPr>
+              <w:jc w:val="center"/>
+              <w:rPr>
+                <w:rFonts w:ascii="맑은 고딕" w:eastAsia="맑은 고딕" w:hAnsi="맑은 고딕" w:cs="맑은 고딕"/>
+                <w:sz w:val="20"/>
+                <w:szCs w:val="20"/>
+              </w:rPr>
+            </w:pPr>
+            <w:r>
+              <w:rPr>
+                <w:rFonts w:ascii="맑은 고딕" w:eastAsia="맑은 고딕" w:hAnsi="맑은 고딕" w:cs="맑은 고딕" w:hint="eastAsia"/>
+                <w:sz w:val="20"/>
+                <w:szCs w:val="20"/>
+              </w:rPr>
+              <w:t>미 입력 검색값(학교/학번)에 따라 에러 메시지 표시</w:t>
+            </w:r>
+          </w:p>
+        </w:tc>
+        <w:tc>
+          <w:tcPr>
+            <w:tcW w:w="1558" w:type="dxa"/>
+            <w:vMerge/>
+            <w:vAlign w:val="center"/>
+          </w:tcPr>
+          <w:p>
+            <w:pPr>
+              <w:jc w:val="center"/>
+              <w:rPr>
+                <w:rFonts w:ascii="맑은 고딕" w:eastAsia="맑은 고딕" w:hAnsi="맑은 고딕" w:cs="맑은 고딕"/>
+                <w:sz w:val="20"/>
+                <w:szCs w:val="20"/>
+              </w:rPr>
+            </w:pPr>
           </w:p>
         </w:tc>
       </w:tr>
@@ -26590,7 +26674,7 @@
                 <w:sz w:val="20"/>
                 <w:szCs w:val="20"/>
               </w:rPr>
-              <w:t>TC05-2</w:t>
+              <w:t>TC06-3</w:t>
             </w:r>
           </w:p>
         </w:tc>
@@ -26631,7 +26715,7 @@
                 <w:sz w:val="20"/>
                 <w:szCs w:val="20"/>
               </w:rPr>
-              <w:t>사용자 초대 모달 팝업-검색어 공백 값 입력</w:t>
+              <w:t>현재 접속 중인 사용자 검색</w:t>
             </w:r>
           </w:p>
         </w:tc>
@@ -26663,47 +26747,47 @@
                 <w:sz w:val="20"/>
                 <w:szCs w:val="20"/>
               </w:rPr>
-              <w:t>“</w:t>
-            </w:r>
-            <w:r>
-              <w:rPr>
-                <w:rFonts w:ascii="맑은 고딕" w:eastAsia="맑은 고딕" w:hAnsi="맑은 고딕" w:cs="맑은 고딕" w:hint="eastAsia"/>
-                <w:sz w:val="20"/>
-                <w:szCs w:val="20"/>
-              </w:rPr>
-              <w:t xml:space="preserve"> </w:t>
-            </w:r>
-            <w:r>
-              <w:rPr>
-                <w:rFonts w:ascii="맑은 고딕" w:eastAsia="맑은 고딕" w:hAnsi="맑은 고딕" w:cs="맑은 고딕"/>
-                <w:sz w:val="20"/>
-                <w:szCs w:val="20"/>
-              </w:rPr>
-              <w:t>“</w:t>
-            </w:r>
-          </w:p>
-        </w:tc>
-        <w:tc>
-          <w:tcPr>
-            <w:tcW w:w="1558" w:type="dxa"/>
-            <w:vAlign w:val="center"/>
-          </w:tcPr>
-          <w:p>
-            <w:pPr>
-              <w:jc w:val="center"/>
-              <w:rPr>
-                <w:rFonts w:ascii="맑은 고딕" w:eastAsia="맑은 고딕" w:hAnsi="맑은 고딕" w:cs="맑은 고딕"/>
-                <w:sz w:val="20"/>
-                <w:szCs w:val="20"/>
-              </w:rPr>
-            </w:pPr>
-            <w:r>
-              <w:rPr>
-                <w:rFonts w:ascii="맑은 고딕" w:eastAsia="맑은 고딕" w:hAnsi="맑은 고딕" w:cs="맑은 고딕" w:hint="eastAsia"/>
-                <w:sz w:val="20"/>
-                <w:szCs w:val="20"/>
-              </w:rPr>
-              <w:t>미 입력 검색값(학교/학번)에 따라 에러 메시지 표시</w:t>
+              <w:t>‘</w:t>
+            </w:r>
+            <w:r>
+              <w:rPr>
+                <w:rFonts w:ascii="맑은 고딕" w:eastAsia="맑은 고딕" w:hAnsi="맑은 고딕" w:cs="맑은 고딕" w:hint="eastAsia"/>
+                <w:sz w:val="20"/>
+                <w:szCs w:val="20"/>
+              </w:rPr>
+              <w:t>현재 접속 중인 사용자 이름 또는 학번</w:t>
+            </w:r>
+            <w:r>
+              <w:rPr>
+                <w:rFonts w:ascii="맑은 고딕" w:eastAsia="맑은 고딕" w:hAnsi="맑은 고딕" w:cs="맑은 고딕"/>
+                <w:sz w:val="20"/>
+                <w:szCs w:val="20"/>
+              </w:rPr>
+              <w:t>’</w:t>
+            </w:r>
+          </w:p>
+        </w:tc>
+        <w:tc>
+          <w:tcPr>
+            <w:tcW w:w="1558" w:type="dxa"/>
+            <w:vAlign w:val="center"/>
+          </w:tcPr>
+          <w:p>
+            <w:pPr>
+              <w:jc w:val="center"/>
+              <w:rPr>
+                <w:rFonts w:ascii="맑은 고딕" w:eastAsia="맑은 고딕" w:hAnsi="맑은 고딕" w:cs="맑은 고딕"/>
+                <w:sz w:val="20"/>
+                <w:szCs w:val="20"/>
+              </w:rPr>
+            </w:pPr>
+            <w:r>
+              <w:rPr>
+                <w:rFonts w:ascii="맑은 고딕" w:eastAsia="맑은 고딕" w:hAnsi="맑은 고딕" w:cs="맑은 고딕" w:hint="eastAsia"/>
+                <w:sz w:val="20"/>
+                <w:szCs w:val="20"/>
+              </w:rPr>
+              <w:t>해당 사용자 검색 결과 목록 리스트 표시</w:t>
             </w:r>
           </w:p>
         </w:tc>
@@ -26736,23 +26820,143 @@
           </w:tcPr>
           <w:p>
             <w:pPr>
+              <w:spacing w:before="24"/>
+              <w:ind w:left="15" w:right="1"/>
+              <w:jc w:val="center"/>
+              <w:rPr>
+                <w:rFonts w:ascii="맑은 고딕" w:eastAsia="맑은 고딕" w:hAnsi="맑은 고딕" w:cs="맑은 고딕"/>
+                <w:sz w:val="20"/>
+                <w:szCs w:val="20"/>
+              </w:rPr>
+            </w:pPr>
+            <w:r>
+              <w:rPr>
+                <w:rFonts w:ascii="맑은 고딕" w:eastAsia="맑은 고딕" w:hAnsi="맑은 고딕" w:cs="맑은 고딕" w:hint="eastAsia"/>
+                <w:sz w:val="20"/>
+                <w:szCs w:val="20"/>
+              </w:rPr>
+              <w:t>TC06-4</w:t>
+            </w:r>
+          </w:p>
+        </w:tc>
+        <w:tc>
+          <w:tcPr>
+            <w:tcW w:w="1558" w:type="dxa"/>
+            <w:vMerge/>
+            <w:vAlign w:val="center"/>
+          </w:tcPr>
+          <w:p>
+            <w:pPr>
               <w:widowControl/>
-              <w:spacing w:before="24" w:line="240" w:lineRule="auto"/>
-              <w:ind w:left="15" w:right="1"/>
-              <w:jc w:val="center"/>
-              <w:rPr>
-                <w:rFonts w:ascii="맑은 고딕" w:eastAsia="맑은 고딕" w:hAnsi="맑은 고딕" w:cs="맑은 고딕"/>
-                <w:sz w:val="20"/>
-                <w:szCs w:val="20"/>
-              </w:rPr>
-            </w:pPr>
-            <w:r>
-              <w:rPr>
-                <w:rFonts w:ascii="맑은 고딕" w:eastAsia="맑은 고딕" w:hAnsi="맑은 고딕" w:cs="맑은 고딕" w:hint="eastAsia"/>
-                <w:sz w:val="20"/>
-                <w:szCs w:val="20"/>
-              </w:rPr>
-              <w:t>TC05-3</w:t>
+              <w:spacing w:line="240" w:lineRule="auto"/>
+              <w:jc w:val="center"/>
+              <w:rPr>
+                <w:rFonts w:ascii="맑은 고딕" w:eastAsia="맑은 고딕" w:hAnsi="맑은 고딕" w:cs="맑은 고딕"/>
+                <w:sz w:val="20"/>
+                <w:szCs w:val="20"/>
+              </w:rPr>
+            </w:pPr>
+          </w:p>
+        </w:tc>
+        <w:tc>
+          <w:tcPr>
+            <w:tcW w:w="1558" w:type="dxa"/>
+            <w:vAlign w:val="center"/>
+          </w:tcPr>
+          <w:p>
+            <w:pPr>
+              <w:widowControl/>
+              <w:spacing w:line="240" w:lineRule="auto"/>
+              <w:jc w:val="center"/>
+              <w:rPr>
+                <w:rFonts w:ascii="맑은 고딕" w:eastAsia="맑은 고딕" w:hAnsi="맑은 고딕" w:cs="맑은 고딕"/>
+                <w:sz w:val="20"/>
+                <w:szCs w:val="20"/>
+              </w:rPr>
+            </w:pPr>
+            <w:r>
+              <w:rPr>
+                <w:rFonts w:ascii="맑은 고딕" w:eastAsia="맑은 고딕" w:hAnsi="맑은 고딕" w:cs="맑은 고딕" w:hint="eastAsia"/>
+                <w:sz w:val="20"/>
+                <w:szCs w:val="20"/>
+              </w:rPr>
+              <w:t>현재 접속 중이지 않은 사용자 검색</w:t>
+            </w:r>
+          </w:p>
+        </w:tc>
+        <w:tc>
+          <w:tcPr>
+            <w:tcW w:w="1558" w:type="dxa"/>
+            <w:vAlign w:val="center"/>
+          </w:tcPr>
+          <w:p>
+            <w:pPr>
+              <w:widowControl/>
+              <w:spacing w:line="240" w:lineRule="auto"/>
+              <w:jc w:val="center"/>
+              <w:rPr>
+                <w:rFonts w:ascii="맑은 고딕" w:eastAsia="맑은 고딕" w:hAnsi="맑은 고딕" w:cs="맑은 고딕"/>
+                <w:sz w:val="20"/>
+                <w:szCs w:val="20"/>
+              </w:rPr>
+            </w:pPr>
+            <w:r>
+              <w:rPr>
+                <w:rFonts w:ascii="맑은 고딕" w:eastAsia="맑은 고딕" w:hAnsi="맑은 고딕" w:cs="맑은 고딕" w:hint="eastAsia"/>
+                <w:sz w:val="20"/>
+                <w:szCs w:val="20"/>
+              </w:rPr>
+              <w:t xml:space="preserve">검색어: </w:t>
+            </w:r>
+            <w:r>
+              <w:rPr>
+                <w:rFonts w:ascii="맑은 고딕" w:eastAsia="맑은 고딕" w:hAnsi="맑은 고딕" w:cs="맑은 고딕"/>
+                <w:sz w:val="20"/>
+                <w:szCs w:val="20"/>
+              </w:rPr>
+              <w:t>‘</w:t>
+            </w:r>
+            <w:r>
+              <w:rPr>
+                <w:rFonts w:ascii="맑은 고딕" w:eastAsia="맑은 고딕" w:hAnsi="맑은 고딕" w:cs="맑은 고딕" w:hint="eastAsia"/>
+                <w:sz w:val="20"/>
+                <w:szCs w:val="20"/>
+              </w:rPr>
+              <w:t>현재 접속 중이지 않은 사용자 이름과 학번</w:t>
+            </w:r>
+            <w:r>
+              <w:rPr>
+                <w:rFonts w:ascii="맑은 고딕" w:eastAsia="맑은 고딕" w:hAnsi="맑은 고딕" w:cs="맑은 고딕"/>
+                <w:sz w:val="20"/>
+                <w:szCs w:val="20"/>
+              </w:rPr>
+              <w:t>’</w:t>
+            </w:r>
+          </w:p>
+        </w:tc>
+        <w:tc>
+          <w:tcPr>
+            <w:tcW w:w="1558" w:type="dxa"/>
+            <w:vAlign w:val="center"/>
+          </w:tcPr>
+          <w:p>
+            <w:pPr>
+              <w:widowControl/>
+              <w:spacing w:line="240" w:lineRule="auto"/>
+              <w:jc w:val="center"/>
+              <w:rPr>
+                <w:rFonts w:ascii="맑은 고딕" w:eastAsia="맑은 고딕" w:hAnsi="맑은 고딕" w:cs="맑은 고딕"/>
+                <w:sz w:val="20"/>
+                <w:szCs w:val="20"/>
+              </w:rPr>
+            </w:pPr>
+            <w:r>
+              <w:rPr>
+                <w:rFonts w:ascii="맑은 고딕" w:eastAsia="맑은 고딕" w:hAnsi="맑은 고딕" w:cs="맑은 고딕" w:hint="eastAsia"/>
+                <w:sz w:val="20"/>
+                <w:szCs w:val="20"/>
+              </w:rPr>
+              <w:t>해당 사용자의 정보와 함께 오프라인 표시 및 사용자 선택 비활성화</w:t>
             </w:r>
           </w:p>
         </w:tc>
@@ -26764,119 +26968,8 @@
           </w:tcPr>
           <w:p>
             <w:pPr>
-              <w:jc w:val="center"/>
-              <w:rPr>
-                <w:rFonts w:ascii="맑은 고딕" w:eastAsia="맑은 고딕" w:hAnsi="맑은 고딕" w:cs="맑은 고딕"/>
-                <w:sz w:val="20"/>
-                <w:szCs w:val="20"/>
-              </w:rPr>
-            </w:pPr>
-          </w:p>
-        </w:tc>
-        <w:tc>
-          <w:tcPr>
-            <w:tcW w:w="1558" w:type="dxa"/>
-            <w:vAlign w:val="center"/>
-          </w:tcPr>
-          <w:p>
-            <w:pPr>
-              <w:jc w:val="center"/>
-              <w:rPr>
-                <w:rFonts w:ascii="맑은 고딕" w:eastAsia="맑은 고딕" w:hAnsi="맑은 고딕" w:cs="맑은 고딕"/>
-                <w:sz w:val="20"/>
-                <w:szCs w:val="20"/>
-              </w:rPr>
-            </w:pPr>
-            <w:r>
-              <w:rPr>
-                <w:rFonts w:ascii="맑은 고딕" w:eastAsia="맑은 고딕" w:hAnsi="맑은 고딕" w:cs="맑은 고딕" w:hint="eastAsia"/>
-                <w:sz w:val="20"/>
-                <w:szCs w:val="20"/>
-              </w:rPr>
-              <w:t>현재 접속 중인 사용자 검색</w:t>
-            </w:r>
-          </w:p>
-        </w:tc>
-        <w:tc>
-          <w:tcPr>
-            <w:tcW w:w="1558" w:type="dxa"/>
-            <w:vAlign w:val="center"/>
-          </w:tcPr>
-          <w:p>
-            <w:pPr>
-              <w:jc w:val="center"/>
-              <w:rPr>
-                <w:rFonts w:ascii="맑은 고딕" w:eastAsia="맑은 고딕" w:hAnsi="맑은 고딕" w:cs="맑은 고딕"/>
-                <w:sz w:val="20"/>
-                <w:szCs w:val="20"/>
-              </w:rPr>
-            </w:pPr>
-            <w:r>
-              <w:rPr>
-                <w:rFonts w:ascii="맑은 고딕" w:eastAsia="맑은 고딕" w:hAnsi="맑은 고딕" w:cs="맑은 고딕" w:hint="eastAsia"/>
-                <w:sz w:val="20"/>
-                <w:szCs w:val="20"/>
-              </w:rPr>
-              <w:t xml:space="preserve">검색어: </w:t>
-            </w:r>
-            <w:r>
-              <w:rPr>
-                <w:rFonts w:ascii="맑은 고딕" w:eastAsia="맑은 고딕" w:hAnsi="맑은 고딕" w:cs="맑은 고딕"/>
-                <w:sz w:val="20"/>
-                <w:szCs w:val="20"/>
-              </w:rPr>
-              <w:t>‘</w:t>
-            </w:r>
-            <w:r>
-              <w:rPr>
-                <w:rFonts w:ascii="맑은 고딕" w:eastAsia="맑은 고딕" w:hAnsi="맑은 고딕" w:cs="맑은 고딕" w:hint="eastAsia"/>
-                <w:sz w:val="20"/>
-                <w:szCs w:val="20"/>
-              </w:rPr>
-              <w:t>현재 접속 중인 사용자 이름 또는 학번</w:t>
-            </w:r>
-            <w:r>
-              <w:rPr>
-                <w:rFonts w:ascii="맑은 고딕" w:eastAsia="맑은 고딕" w:hAnsi="맑은 고딕" w:cs="맑은 고딕"/>
-                <w:sz w:val="20"/>
-                <w:szCs w:val="20"/>
-              </w:rPr>
-              <w:t>’</w:t>
-            </w:r>
-          </w:p>
-        </w:tc>
-        <w:tc>
-          <w:tcPr>
-            <w:tcW w:w="1558" w:type="dxa"/>
-            <w:vAlign w:val="center"/>
-          </w:tcPr>
-          <w:p>
-            <w:pPr>
-              <w:jc w:val="center"/>
-              <w:rPr>
-                <w:rFonts w:ascii="맑은 고딕" w:eastAsia="맑은 고딕" w:hAnsi="맑은 고딕" w:cs="맑은 고딕"/>
-                <w:sz w:val="20"/>
-                <w:szCs w:val="20"/>
-              </w:rPr>
-            </w:pPr>
-            <w:r>
-              <w:rPr>
-                <w:rFonts w:ascii="맑은 고딕" w:eastAsia="맑은 고딕" w:hAnsi="맑은 고딕" w:cs="맑은 고딕" w:hint="eastAsia"/>
-                <w:sz w:val="20"/>
-                <w:szCs w:val="20"/>
-              </w:rPr>
-              <w:t>해당 사용자 검색 결과 목록 리스트 표시</w:t>
-            </w:r>
-          </w:p>
-        </w:tc>
-        <w:tc>
-          <w:tcPr>
-            <w:tcW w:w="1558" w:type="dxa"/>
-            <w:vMerge/>
-            <w:vAlign w:val="center"/>
-          </w:tcPr>
-          <w:p>
-            <w:pPr>
+              <w:widowControl/>
+              <w:spacing w:line="240" w:lineRule="auto"/>
               <w:jc w:val="center"/>
               <w:rPr>
                 <w:rFonts w:ascii="맑은 고딕" w:eastAsia="맑은 고딕" w:hAnsi="맑은 고딕" w:cs="맑은 고딕"/>
@@ -26913,7 +27006,7 @@
                 <w:sz w:val="20"/>
                 <w:szCs w:val="20"/>
               </w:rPr>
-              <w:t>TC05-4</w:t>
+              <w:t>TC06-5</w:t>
             </w:r>
           </w:p>
         </w:tc>
@@ -26958,7 +27051,7 @@
                 <w:sz w:val="20"/>
                 <w:szCs w:val="20"/>
               </w:rPr>
-              <w:t>현재 접속 중이지 않은 사용자 검색</w:t>
+              <w:t>현재 검색 결과에 일치하는 사용자의 접속 상태 변경</w:t>
             </w:r>
           </w:p>
         </w:tc>
@@ -26992,39 +27085,31 @@
                 <w:sz w:val="20"/>
                 <w:szCs w:val="20"/>
               </w:rPr>
-              <w:t>‘</w:t>
-            </w:r>
-            <w:r>
-              <w:rPr>
-                <w:rFonts w:ascii="맑은 고딕" w:eastAsia="맑은 고딕" w:hAnsi="맑은 고딕" w:cs="맑은 고딕" w:hint="eastAsia"/>
-                <w:sz w:val="20"/>
-                <w:szCs w:val="20"/>
-              </w:rPr>
-              <w:t>현재 접속 중이지 않은 사용자 이름</w:t>
-            </w:r>
-            <w:r>
-              <w:rPr>
-                <w:rFonts w:ascii="맑은 고딕" w:eastAsia="맑은 고딕" w:hAnsi="맑은 고딕" w:cs="맑은 고딕" w:hint="eastAsia"/>
-                <w:sz w:val="20"/>
-                <w:szCs w:val="20"/>
-              </w:rPr>
-              <w:t>과</w:t>
-            </w:r>
-            <w:r>
-              <w:rPr>
-                <w:rFonts w:ascii="맑은 고딕" w:eastAsia="맑은 고딕" w:hAnsi="맑은 고딕" w:cs="맑은 고딕" w:hint="eastAsia"/>
-                <w:sz w:val="20"/>
-                <w:szCs w:val="20"/>
-              </w:rPr>
-              <w:t xml:space="preserve"> 학번</w:t>
-            </w:r>
-            <w:r>
-              <w:rPr>
-                <w:rFonts w:ascii="맑은 고딕" w:eastAsia="맑은 고딕" w:hAnsi="맑은 고딕" w:cs="맑은 고딕"/>
-                <w:sz w:val="20"/>
-                <w:szCs w:val="20"/>
-              </w:rPr>
-              <w:t>’</w:t>
+              <w:t>“</w:t>
+            </w:r>
+            <w:r>
+              <w:rPr>
+                <w:rFonts w:ascii="맑은 고딕" w:eastAsia="맑은 고딕" w:hAnsi="맑은 고딕" w:cs="맑은 고딕" w:hint="eastAsia"/>
+                <w:sz w:val="20"/>
+                <w:szCs w:val="20"/>
+              </w:rPr>
+              <w:t>20260001</w:t>
+            </w:r>
+            <w:r>
+              <w:rPr>
+                <w:rFonts w:ascii="맑은 고딕" w:eastAsia="맑은 고딕" w:hAnsi="맑은 고딕" w:cs="맑은 고딕"/>
+                <w:sz w:val="20"/>
+                <w:szCs w:val="20"/>
+              </w:rPr>
+              <w:t>”</w:t>
+            </w:r>
+            <w:r>
+              <w:rPr>
+                <w:rFonts w:ascii="맑은 고딕" w:eastAsia="맑은 고딕" w:hAnsi="맑은 고딕" w:cs="맑은 고딕" w:hint="eastAsia"/>
+                <w:sz w:val="20"/>
+                <w:szCs w:val="20"/>
+              </w:rPr>
+              <w:t xml:space="preserve"> 입력이 되어있는 상태에서 검색 결과에 일치하는 사용자 접속 상태 변경</w:t>
             </w:r>
           </w:p>
         </w:tc>
@@ -27050,7 +27135,39 @@
                 <w:sz w:val="20"/>
                 <w:szCs w:val="20"/>
               </w:rPr>
-              <w:t>해당 사용자의 정보와 함께 오프라인 표시 및 사용자 선택 비활성화</w:t>
+              <w:t xml:space="preserve">초대하기 클릭 시, </w:t>
+            </w:r>
+            <w:r>
+              <w:rPr>
+                <w:rFonts w:ascii="맑은 고딕" w:eastAsia="맑은 고딕" w:hAnsi="맑은 고딕" w:cs="맑은 고딕"/>
+                <w:sz w:val="20"/>
+                <w:szCs w:val="20"/>
+              </w:rPr>
+              <w:t>“</w:t>
+            </w:r>
+            <w:r>
+              <w:rPr>
+                <w:rFonts w:ascii="맑은 고딕" w:eastAsia="맑은 고딕" w:hAnsi="맑은 고딕" w:cs="맑은 고딕" w:hint="eastAsia"/>
+                <w:sz w:val="20"/>
+                <w:szCs w:val="20"/>
+              </w:rPr>
+              <w:t>해당 사용자가 오프라인 입니다.</w:t>
+            </w:r>
+            <w:r>
+              <w:rPr>
+                <w:rFonts w:ascii="맑은 고딕" w:eastAsia="맑은 고딕" w:hAnsi="맑은 고딕" w:cs="맑은 고딕"/>
+                <w:sz w:val="20"/>
+                <w:szCs w:val="20"/>
+              </w:rPr>
+              <w:t>”</w:t>
+            </w:r>
+            <w:r>
+              <w:rPr>
+                <w:rFonts w:ascii="맑은 고딕" w:eastAsia="맑은 고딕" w:hAnsi="맑은 고딕" w:cs="맑은 고딕" w:hint="eastAsia"/>
+                <w:sz w:val="20"/>
+                <w:szCs w:val="20"/>
+              </w:rPr>
+              <w:t xml:space="preserve"> 메시지 출력</w:t>
             </w:r>
           </w:p>
         </w:tc>
@@ -27100,7 +27217,7 @@
                 <w:sz w:val="20"/>
                 <w:szCs w:val="20"/>
               </w:rPr>
-              <w:t>TC05-5</w:t>
+              <w:t>TC06-6</w:t>
             </w:r>
           </w:p>
         </w:tc>
@@ -27145,7 +27262,7 @@
                 <w:sz w:val="20"/>
                 <w:szCs w:val="20"/>
               </w:rPr>
-              <w:t>현재 검색 결과에 일치하는 사용자의 접속 상태 변경</w:t>
+              <w:t>초대 상대 선택</w:t>
             </w:r>
           </w:p>
         </w:tc>
@@ -27171,39 +27288,7 @@
                 <w:sz w:val="20"/>
                 <w:szCs w:val="20"/>
               </w:rPr>
-              <w:t xml:space="preserve">검색어: </w:t>
-            </w:r>
-            <w:r>
-              <w:rPr>
-                <w:rFonts w:ascii="맑은 고딕" w:eastAsia="맑은 고딕" w:hAnsi="맑은 고딕" w:cs="맑은 고딕"/>
-                <w:sz w:val="20"/>
-                <w:szCs w:val="20"/>
-              </w:rPr>
-              <w:t>“</w:t>
-            </w:r>
-            <w:r>
-              <w:rPr>
-                <w:rFonts w:ascii="맑은 고딕" w:eastAsia="맑은 고딕" w:hAnsi="맑은 고딕" w:cs="맑은 고딕" w:hint="eastAsia"/>
-                <w:sz w:val="20"/>
-                <w:szCs w:val="20"/>
-              </w:rPr>
-              <w:t>20260001</w:t>
-            </w:r>
-            <w:r>
-              <w:rPr>
-                <w:rFonts w:ascii="맑은 고딕" w:eastAsia="맑은 고딕" w:hAnsi="맑은 고딕" w:cs="맑은 고딕"/>
-                <w:sz w:val="20"/>
-                <w:szCs w:val="20"/>
-              </w:rPr>
-              <w:t>”</w:t>
-            </w:r>
-            <w:r>
-              <w:rPr>
-                <w:rFonts w:ascii="맑은 고딕" w:eastAsia="맑은 고딕" w:hAnsi="맑은 고딕" w:cs="맑은 고딕" w:hint="eastAsia"/>
-                <w:sz w:val="20"/>
-                <w:szCs w:val="20"/>
-              </w:rPr>
-              <w:t xml:space="preserve"> 입력이 되어있는 상태에서 검색 결과에 일치하는 사용자 접속 상태 변경</w:t>
+              <w:t>사용자 초대 가능 목록 리스트에서 대화방에 초대할 상대 선택</w:t>
             </w:r>
           </w:p>
         </w:tc>
@@ -27229,39 +27314,7 @@
                 <w:sz w:val="20"/>
                 <w:szCs w:val="20"/>
               </w:rPr>
-              <w:t xml:space="preserve">초대하기 클릭 시, </w:t>
-            </w:r>
-            <w:r>
-              <w:rPr>
-                <w:rFonts w:ascii="맑은 고딕" w:eastAsia="맑은 고딕" w:hAnsi="맑은 고딕" w:cs="맑은 고딕"/>
-                <w:sz w:val="20"/>
-                <w:szCs w:val="20"/>
-              </w:rPr>
-              <w:t>“</w:t>
-            </w:r>
-            <w:r>
-              <w:rPr>
-                <w:rFonts w:ascii="맑은 고딕" w:eastAsia="맑은 고딕" w:hAnsi="맑은 고딕" w:cs="맑은 고딕" w:hint="eastAsia"/>
-                <w:sz w:val="20"/>
-                <w:szCs w:val="20"/>
-              </w:rPr>
-              <w:t>해당 사용자가 오프라인 입니다.</w:t>
-            </w:r>
-            <w:r>
-              <w:rPr>
-                <w:rFonts w:ascii="맑은 고딕" w:eastAsia="맑은 고딕" w:hAnsi="맑은 고딕" w:cs="맑은 고딕"/>
-                <w:sz w:val="20"/>
-                <w:szCs w:val="20"/>
-              </w:rPr>
-              <w:t>”</w:t>
-            </w:r>
-            <w:r>
-              <w:rPr>
-                <w:rFonts w:ascii="맑은 고딕" w:eastAsia="맑은 고딕" w:hAnsi="맑은 고딕" w:cs="맑은 고딕" w:hint="eastAsia"/>
-                <w:sz w:val="20"/>
-                <w:szCs w:val="20"/>
-              </w:rPr>
-              <w:t xml:space="preserve"> 메시지 출력</w:t>
+              <w:t>선택한 사용자가 체크되었음을 표시</w:t>
             </w:r>
           </w:p>
         </w:tc>
@@ -27296,7 +27349,8 @@
           </w:tcPr>
           <w:p>
             <w:pPr>
-              <w:spacing w:before="24"/>
+              <w:widowControl/>
+              <w:spacing w:before="24" w:line="240" w:lineRule="auto"/>
               <w:ind w:left="15" w:right="1"/>
               <w:jc w:val="center"/>
               <w:rPr>
@@ -27311,7 +27365,7 @@
                 <w:sz w:val="20"/>
                 <w:szCs w:val="20"/>
               </w:rPr>
-              <w:t>TC05-6</w:t>
+              <w:t>TC06-7</w:t>
             </w:r>
           </w:p>
         </w:tc>
@@ -27356,15 +27410,9 @@
                 <w:sz w:val="20"/>
                 <w:szCs w:val="20"/>
               </w:rPr>
-              <w:t>초대 상대 선택</w:t>
-            </w:r>
-          </w:p>
-        </w:tc>
-        <w:tc>
-          <w:tcPr>
-            <w:tcW w:w="1558" w:type="dxa"/>
-            <w:vAlign w:val="center"/>
-          </w:tcPr>
+              <w:t xml:space="preserve">초대 상대 </w:t>
+            </w:r>
+          </w:p>
           <w:p>
             <w:pPr>
               <w:widowControl/>
@@ -27382,7 +27430,7 @@
                 <w:sz w:val="20"/>
                 <w:szCs w:val="20"/>
               </w:rPr>
-              <w:t>사용자 초대 가능 목록 리스트에서 대화방에 초대할 상대 선택</w:t>
+              <w:t>선택 해제</w:t>
             </w:r>
           </w:p>
         </w:tc>
@@ -27408,39 +27456,33 @@
                 <w:sz w:val="20"/>
                 <w:szCs w:val="20"/>
               </w:rPr>
-              <w:t>선택한 사용자</w:t>
-            </w:r>
-            <w:r>
-              <w:rPr>
-                <w:rFonts w:ascii="맑은 고딕" w:eastAsia="맑은 고딕" w:hAnsi="맑은 고딕" w:cs="맑은 고딕" w:hint="eastAsia"/>
-                <w:sz w:val="20"/>
-                <w:szCs w:val="20"/>
-              </w:rPr>
-              <w:t xml:space="preserve">가 </w:t>
-            </w:r>
-            <w:r>
-              <w:rPr>
-                <w:rFonts w:ascii="맑은 고딕" w:eastAsia="맑은 고딕" w:hAnsi="맑은 고딕" w:cs="맑은 고딕" w:hint="eastAsia"/>
-                <w:sz w:val="20"/>
-                <w:szCs w:val="20"/>
-              </w:rPr>
-              <w:t>체크</w:t>
-            </w:r>
-            <w:r>
-              <w:rPr>
-                <w:rFonts w:ascii="맑은 고딕" w:eastAsia="맑은 고딕" w:hAnsi="맑은 고딕" w:cs="맑은 고딕" w:hint="eastAsia"/>
-                <w:sz w:val="20"/>
-                <w:szCs w:val="20"/>
-              </w:rPr>
-              <w:t>되었음을</w:t>
-            </w:r>
-            <w:r>
-              <w:rPr>
-                <w:rFonts w:ascii="맑은 고딕" w:eastAsia="맑은 고딕" w:hAnsi="맑은 고딕" w:cs="맑은 고딕" w:hint="eastAsia"/>
-                <w:sz w:val="20"/>
-                <w:szCs w:val="20"/>
-              </w:rPr>
-              <w:t xml:space="preserve"> 표시</w:t>
+              <w:t>사용자 초대 가능 목록 리스트에서 선택한 사용자 목록 클릭</w:t>
+            </w:r>
+          </w:p>
+        </w:tc>
+        <w:tc>
+          <w:tcPr>
+            <w:tcW w:w="1558" w:type="dxa"/>
+            <w:vAlign w:val="center"/>
+          </w:tcPr>
+          <w:p>
+            <w:pPr>
+              <w:widowControl/>
+              <w:spacing w:line="240" w:lineRule="auto"/>
+              <w:jc w:val="center"/>
+              <w:rPr>
+                <w:rFonts w:ascii="맑은 고딕" w:eastAsia="맑은 고딕" w:hAnsi="맑은 고딕" w:cs="맑은 고딕"/>
+                <w:sz w:val="20"/>
+                <w:szCs w:val="20"/>
+              </w:rPr>
+            </w:pPr>
+            <w:r>
+              <w:rPr>
+                <w:rFonts w:ascii="맑은 고딕" w:eastAsia="맑은 고딕" w:hAnsi="맑은 고딕" w:cs="맑은 고딕" w:hint="eastAsia"/>
+                <w:sz w:val="20"/>
+                <w:szCs w:val="20"/>
+              </w:rPr>
+              <w:t>선택한 사용자 체크 표시 해제</w:t>
             </w:r>
           </w:p>
         </w:tc>
@@ -27491,7 +27533,7 @@
                 <w:sz w:val="20"/>
                 <w:szCs w:val="20"/>
               </w:rPr>
-              <w:t>TC05-7</w:t>
+              <w:t>TC06-8</w:t>
             </w:r>
           </w:p>
         </w:tc>
@@ -27536,9 +27578,15 @@
                 <w:sz w:val="20"/>
                 <w:szCs w:val="20"/>
               </w:rPr>
-              <w:t xml:space="preserve">초대 상대 </w:t>
-            </w:r>
-          </w:p>
+              <w:t>초대 상대 선택 일괄 해제</w:t>
+            </w:r>
+          </w:p>
+        </w:tc>
+        <w:tc>
+          <w:tcPr>
+            <w:tcW w:w="1558" w:type="dxa"/>
+            <w:vAlign w:val="center"/>
+          </w:tcPr>
           <w:p>
             <w:pPr>
               <w:widowControl/>
@@ -27556,15 +27604,39 @@
                 <w:sz w:val="20"/>
                 <w:szCs w:val="20"/>
               </w:rPr>
-              <w:t>선택</w:t>
-            </w:r>
-            <w:r>
-              <w:rPr>
-                <w:rFonts w:ascii="맑은 고딕" w:eastAsia="맑은 고딕" w:hAnsi="맑은 고딕" w:cs="맑은 고딕" w:hint="eastAsia"/>
-                <w:sz w:val="20"/>
-                <w:szCs w:val="20"/>
-              </w:rPr>
-              <w:t xml:space="preserve"> 해제</w:t>
+              <w:t xml:space="preserve">사용자 초대 모달 팝업 화면의 </w:t>
+            </w:r>
+            <w:r>
+              <w:rPr>
+                <w:rFonts w:ascii="맑은 고딕" w:eastAsia="맑은 고딕" w:hAnsi="맑은 고딕" w:cs="맑은 고딕"/>
+                <w:sz w:val="20"/>
+                <w:szCs w:val="20"/>
+              </w:rPr>
+              <w:t>‘</w:t>
+            </w:r>
+            <w:r>
+              <w:rPr>
+                <w:rFonts w:ascii="맑은 고딕" w:eastAsia="맑은 고딕" w:hAnsi="맑은 고딕" w:cs="맑은 고딕" w:hint="eastAsia"/>
+                <w:sz w:val="20"/>
+                <w:szCs w:val="20"/>
+              </w:rPr>
+              <w:t>선택 취소</w:t>
+            </w:r>
+            <w:r>
+              <w:rPr>
+                <w:rFonts w:ascii="맑은 고딕" w:eastAsia="맑은 고딕" w:hAnsi="맑은 고딕" w:cs="맑은 고딕"/>
+                <w:sz w:val="20"/>
+                <w:szCs w:val="20"/>
+              </w:rPr>
+              <w:t>’</w:t>
+            </w:r>
+            <w:r>
+              <w:rPr>
+                <w:rFonts w:ascii="맑은 고딕" w:eastAsia="맑은 고딕" w:hAnsi="맑은 고딕" w:cs="맑은 고딕" w:hint="eastAsia"/>
+                <w:sz w:val="20"/>
+                <w:szCs w:val="20"/>
+              </w:rPr>
+              <w:t xml:space="preserve"> 버튼 클릭</w:t>
             </w:r>
           </w:p>
         </w:tc>
@@ -27590,41 +27662,7 @@
                 <w:sz w:val="20"/>
                 <w:szCs w:val="20"/>
               </w:rPr>
-              <w:t>사용자 초대 가능 목록 리스트에서 선택한 사용자 목록 클릭</w:t>
-            </w:r>
-          </w:p>
-        </w:tc>
-        <w:tc>
-          <w:tcPr>
-            <w:tcW w:w="1558" w:type="dxa"/>
-            <w:vAlign w:val="center"/>
-          </w:tcPr>
-          <w:p>
-            <w:pPr>
-              <w:widowControl/>
-              <w:spacing w:line="240" w:lineRule="auto"/>
-              <w:jc w:val="center"/>
-              <w:rPr>
-                <w:rFonts w:ascii="맑은 고딕" w:eastAsia="맑은 고딕" w:hAnsi="맑은 고딕" w:cs="맑은 고딕"/>
-                <w:sz w:val="20"/>
-                <w:szCs w:val="20"/>
-              </w:rPr>
-            </w:pPr>
-            <w:r>
-              <w:rPr>
-                <w:rFonts w:ascii="맑은 고딕" w:eastAsia="맑은 고딕" w:hAnsi="맑은 고딕" w:cs="맑은 고딕" w:hint="eastAsia"/>
-                <w:sz w:val="20"/>
-                <w:szCs w:val="20"/>
-              </w:rPr>
-              <w:t xml:space="preserve">선택한 사용자 </w:t>
-            </w:r>
-            <w:r>
-              <w:rPr>
-                <w:rFonts w:ascii="맑은 고딕" w:eastAsia="맑은 고딕" w:hAnsi="맑은 고딕" w:cs="맑은 고딕" w:hint="eastAsia"/>
-                <w:sz w:val="20"/>
-                <w:szCs w:val="20"/>
-              </w:rPr>
-              <w:t>체크 표시 해제</w:t>
+              <w:t>선택한 사용자 목록 체크박스 비활성화 및 화면 제거</w:t>
             </w:r>
           </w:p>
         </w:tc>
@@ -27675,23 +27713,93 @@
                 <w:sz w:val="20"/>
                 <w:szCs w:val="20"/>
               </w:rPr>
+              <w:t>TC06-9</w:t>
+            </w:r>
+          </w:p>
+        </w:tc>
+        <w:tc>
+          <w:tcPr>
+            <w:tcW w:w="1558" w:type="dxa"/>
+            <w:vMerge/>
+            <w:vAlign w:val="center"/>
+          </w:tcPr>
+          <w:p>
+            <w:pPr>
+              <w:widowControl/>
+              <w:spacing w:line="240" w:lineRule="auto"/>
+              <w:jc w:val="center"/>
+              <w:rPr>
+                <w:rFonts w:ascii="맑은 고딕" w:eastAsia="맑은 고딕" w:hAnsi="맑은 고딕" w:cs="맑은 고딕"/>
+                <w:sz w:val="20"/>
+                <w:szCs w:val="20"/>
+              </w:rPr>
+            </w:pPr>
+          </w:p>
+        </w:tc>
+        <w:tc>
+          <w:tcPr>
+            <w:tcW w:w="1558" w:type="dxa"/>
+            <w:vAlign w:val="center"/>
+          </w:tcPr>
+          <w:p>
+            <w:pPr>
+              <w:widowControl/>
+              <w:spacing w:line="240" w:lineRule="auto"/>
+              <w:jc w:val="center"/>
+              <w:rPr>
+                <w:rFonts w:ascii="맑은 고딕" w:eastAsia="맑은 고딕" w:hAnsi="맑은 고딕" w:cs="맑은 고딕"/>
+                <w:sz w:val="20"/>
+                <w:szCs w:val="20"/>
+              </w:rPr>
+            </w:pPr>
+            <w:r>
+              <w:rPr>
+                <w:rFonts w:ascii="맑은 고딕" w:eastAsia="맑은 고딕" w:hAnsi="맑은 고딕" w:cs="맑은 고딕" w:hint="eastAsia"/>
+                <w:sz w:val="20"/>
+                <w:szCs w:val="20"/>
+              </w:rPr>
+              <w:t>선택한 초대 상대 접속 상태 변경</w:t>
+            </w:r>
+          </w:p>
+        </w:tc>
+        <w:tc>
+          <w:tcPr>
+            <w:tcW w:w="1558" w:type="dxa"/>
+            <w:vAlign w:val="center"/>
+          </w:tcPr>
+          <w:p>
+            <w:pPr>
+              <w:widowControl/>
+              <w:spacing w:line="240" w:lineRule="auto"/>
+              <w:jc w:val="center"/>
+              <w:rPr>
+                <w:rFonts w:ascii="맑은 고딕" w:eastAsia="맑은 고딕" w:hAnsi="맑은 고딕" w:cs="맑은 고딕"/>
+                <w:sz w:val="20"/>
+                <w:szCs w:val="20"/>
+              </w:rPr>
+            </w:pPr>
+            <w:r>
+              <w:rPr>
+                <w:rFonts w:ascii="맑은 고딕" w:eastAsia="맑은 고딕" w:hAnsi="맑은 고딕" w:cs="맑은 고딕" w:hint="eastAsia"/>
+                <w:sz w:val="20"/>
+                <w:szCs w:val="20"/>
+              </w:rPr>
+              <w:t xml:space="preserve">초대 상대를 선택한 상태에서 </w:t>
+            </w:r>
+            <w:r>
+              <w:rPr>
+                <w:rFonts w:ascii="맑은 고딕" w:eastAsia="맑은 고딕" w:hAnsi="맑은 고딕" w:cs="맑은 고딕" w:hint="eastAsia"/>
+                <w:sz w:val="20"/>
+                <w:szCs w:val="20"/>
+              </w:rPr>
               <w:lastRenderedPageBreak/>
-              <w:t>TC05-</w:t>
-            </w:r>
-            <w:r>
-              <w:rPr>
-                <w:rFonts w:ascii="맑은 고딕" w:eastAsia="맑은 고딕" w:hAnsi="맑은 고딕" w:cs="맑은 고딕" w:hint="eastAsia"/>
-                <w:sz w:val="20"/>
-                <w:szCs w:val="20"/>
-              </w:rPr>
-              <w:t>8</w:t>
-            </w:r>
-          </w:p>
-        </w:tc>
-        <w:tc>
-          <w:tcPr>
-            <w:tcW w:w="1558" w:type="dxa"/>
-            <w:vMerge/>
+              <w:t>선택된 사용자가 로그아웃</w:t>
+            </w:r>
+          </w:p>
+        </w:tc>
+        <w:tc>
+          <w:tcPr>
+            <w:tcW w:w="1558" w:type="dxa"/>
             <w:vAlign w:val="center"/>
           </w:tcPr>
           <w:p>
@@ -27705,147 +27813,23 @@
                 <w:szCs w:val="20"/>
               </w:rPr>
             </w:pPr>
-          </w:p>
-        </w:tc>
-        <w:tc>
-          <w:tcPr>
-            <w:tcW w:w="1558" w:type="dxa"/>
-            <w:vAlign w:val="center"/>
-          </w:tcPr>
-          <w:p>
-            <w:pPr>
-              <w:widowControl/>
-              <w:spacing w:line="240" w:lineRule="auto"/>
-              <w:jc w:val="center"/>
-              <w:rPr>
-                <w:rFonts w:ascii="맑은 고딕" w:eastAsia="맑은 고딕" w:hAnsi="맑은 고딕" w:cs="맑은 고딕"/>
-                <w:sz w:val="20"/>
-                <w:szCs w:val="20"/>
-              </w:rPr>
-            </w:pPr>
-            <w:r>
-              <w:rPr>
-                <w:rFonts w:ascii="맑은 고딕" w:eastAsia="맑은 고딕" w:hAnsi="맑은 고딕" w:cs="맑은 고딕" w:hint="eastAsia"/>
-                <w:sz w:val="20"/>
-                <w:szCs w:val="20"/>
-              </w:rPr>
-              <w:t>초대 상대 선택 일괄 해제</w:t>
-            </w:r>
-          </w:p>
-        </w:tc>
-        <w:tc>
-          <w:tcPr>
-            <w:tcW w:w="1558" w:type="dxa"/>
-            <w:vAlign w:val="center"/>
-          </w:tcPr>
-          <w:p>
-            <w:pPr>
-              <w:widowControl/>
-              <w:spacing w:line="240" w:lineRule="auto"/>
-              <w:jc w:val="center"/>
-              <w:rPr>
-                <w:rFonts w:ascii="맑은 고딕" w:eastAsia="맑은 고딕" w:hAnsi="맑은 고딕" w:cs="맑은 고딕"/>
-                <w:sz w:val="20"/>
-                <w:szCs w:val="20"/>
-              </w:rPr>
-            </w:pPr>
-            <w:r>
-              <w:rPr>
-                <w:rFonts w:ascii="맑은 고딕" w:eastAsia="맑은 고딕" w:hAnsi="맑은 고딕" w:cs="맑은 고딕" w:hint="eastAsia"/>
-                <w:sz w:val="20"/>
-                <w:szCs w:val="20"/>
-              </w:rPr>
-              <w:t xml:space="preserve">사용자 초대 모달 팝업 </w:t>
-            </w:r>
-            <w:r>
-              <w:rPr>
-                <w:rFonts w:ascii="맑은 고딕" w:eastAsia="맑은 고딕" w:hAnsi="맑은 고딕" w:cs="맑은 고딕" w:hint="eastAsia"/>
-                <w:sz w:val="20"/>
-                <w:szCs w:val="20"/>
-              </w:rPr>
-              <w:t>화면</w:t>
-            </w:r>
-            <w:r>
-              <w:rPr>
-                <w:rFonts w:ascii="맑은 고딕" w:eastAsia="맑은 고딕" w:hAnsi="맑은 고딕" w:cs="맑은 고딕" w:hint="eastAsia"/>
-                <w:sz w:val="20"/>
-                <w:szCs w:val="20"/>
-              </w:rPr>
-              <w:t xml:space="preserve">의 </w:t>
-            </w:r>
-            <w:r>
-              <w:rPr>
-                <w:rFonts w:ascii="맑은 고딕" w:eastAsia="맑은 고딕" w:hAnsi="맑은 고딕" w:cs="맑은 고딕"/>
-                <w:sz w:val="20"/>
-                <w:szCs w:val="20"/>
-              </w:rPr>
-              <w:t>‘</w:t>
-            </w:r>
-            <w:r>
-              <w:rPr>
-                <w:rFonts w:ascii="맑은 고딕" w:eastAsia="맑은 고딕" w:hAnsi="맑은 고딕" w:cs="맑은 고딕" w:hint="eastAsia"/>
-                <w:sz w:val="20"/>
-                <w:szCs w:val="20"/>
-              </w:rPr>
-              <w:t>선택 취소</w:t>
-            </w:r>
-            <w:r>
-              <w:rPr>
-                <w:rFonts w:ascii="맑은 고딕" w:eastAsia="맑은 고딕" w:hAnsi="맑은 고딕" w:cs="맑은 고딕"/>
-                <w:sz w:val="20"/>
-                <w:szCs w:val="20"/>
-              </w:rPr>
-              <w:t>’</w:t>
-            </w:r>
-            <w:r>
-              <w:rPr>
-                <w:rFonts w:ascii="맑은 고딕" w:eastAsia="맑은 고딕" w:hAnsi="맑은 고딕" w:cs="맑은 고딕" w:hint="eastAsia"/>
-                <w:sz w:val="20"/>
-                <w:szCs w:val="20"/>
-              </w:rPr>
-              <w:t xml:space="preserve"> 버튼 클릭</w:t>
-            </w:r>
-          </w:p>
-        </w:tc>
-        <w:tc>
-          <w:tcPr>
-            <w:tcW w:w="1558" w:type="dxa"/>
-            <w:vAlign w:val="center"/>
-          </w:tcPr>
-          <w:p>
-            <w:pPr>
-              <w:widowControl/>
-              <w:spacing w:line="240" w:lineRule="auto"/>
-              <w:jc w:val="center"/>
-              <w:rPr>
-                <w:rFonts w:ascii="맑은 고딕" w:eastAsia="맑은 고딕" w:hAnsi="맑은 고딕" w:cs="맑은 고딕"/>
-                <w:sz w:val="20"/>
-                <w:szCs w:val="20"/>
-              </w:rPr>
-            </w:pPr>
-            <w:r>
-              <w:rPr>
-                <w:rFonts w:ascii="맑은 고딕" w:eastAsia="맑은 고딕" w:hAnsi="맑은 고딕" w:cs="맑은 고딕" w:hint="eastAsia"/>
-                <w:sz w:val="20"/>
-                <w:szCs w:val="20"/>
-              </w:rPr>
-              <w:t xml:space="preserve">선택한 사용자 목록 체크박스 비활성화 및 </w:t>
-            </w:r>
-            <w:r>
-              <w:rPr>
-                <w:rFonts w:ascii="맑은 고딕" w:eastAsia="맑은 고딕" w:hAnsi="맑은 고딕" w:cs="맑은 고딕" w:hint="eastAsia"/>
-                <w:sz w:val="20"/>
-                <w:szCs w:val="20"/>
-              </w:rPr>
-              <w:t>화면</w:t>
-            </w:r>
-            <w:r>
-              <w:rPr>
-                <w:rFonts w:ascii="맑은 고딕" w:eastAsia="맑은 고딕" w:hAnsi="맑은 고딕" w:cs="맑은 고딕" w:hint="eastAsia"/>
-                <w:sz w:val="20"/>
-                <w:szCs w:val="20"/>
-              </w:rPr>
-              <w:t xml:space="preserve"> 제거</w:t>
+            <w:r>
+              <w:rPr>
+                <w:rFonts w:ascii="맑은 고딕" w:eastAsia="맑은 고딕" w:hAnsi="맑은 고딕" w:cs="맑은 고딕" w:hint="eastAsia"/>
+                <w:sz w:val="20"/>
+                <w:szCs w:val="20"/>
+              </w:rPr>
+              <w:lastRenderedPageBreak/>
+              <w:t xml:space="preserve">초대 가능 목록 리스트 업데이트 </w:t>
+            </w:r>
+            <w:r>
+              <w:rPr>
+                <w:rFonts w:ascii="맑은 고딕" w:eastAsia="맑은 고딕" w:hAnsi="맑은 고딕" w:cs="맑은 고딕" w:hint="eastAsia"/>
+                <w:sz w:val="20"/>
+                <w:szCs w:val="20"/>
+              </w:rPr>
+              <w:lastRenderedPageBreak/>
+              <w:t>후 화면에 해당 사용자를 오프라인으로 표시</w:t>
             </w:r>
           </w:p>
         </w:tc>
@@ -27880,31 +27864,38 @@
           </w:tcPr>
           <w:p>
             <w:pPr>
-              <w:widowControl/>
               <w:spacing w:before="24" w:line="240" w:lineRule="auto"/>
               <w:ind w:left="15" w:right="1"/>
               <w:jc w:val="center"/>
               <w:rPr>
-                <w:rFonts w:ascii="맑은 고딕" w:eastAsia="맑은 고딕" w:hAnsi="맑은 고딕" w:cs="맑은 고딕"/>
-                <w:sz w:val="20"/>
-                <w:szCs w:val="20"/>
-              </w:rPr>
-            </w:pPr>
-            <w:r>
-              <w:rPr>
-                <w:rFonts w:ascii="맑은 고딕" w:eastAsia="맑은 고딕" w:hAnsi="맑은 고딕" w:cs="맑은 고딕" w:hint="eastAsia"/>
-                <w:sz w:val="20"/>
-                <w:szCs w:val="20"/>
-              </w:rPr>
-              <w:t>TC05-</w:t>
-            </w:r>
-            <w:r>
-              <w:rPr>
-                <w:rFonts w:ascii="맑은 고딕" w:eastAsia="맑은 고딕" w:hAnsi="맑은 고딕" w:cs="맑은 고딕" w:hint="eastAsia"/>
-                <w:sz w:val="20"/>
-                <w:szCs w:val="20"/>
-              </w:rPr>
-              <w:t>9</w:t>
+                <w:rFonts w:ascii="맑은 고딕" w:eastAsia="맑은 고딕" w:hAnsi="맑은 고딕" w:cs="맑은 고딕" w:hint="eastAsia"/>
+                <w:sz w:val="20"/>
+                <w:szCs w:val="20"/>
+              </w:rPr>
+            </w:pPr>
+            <w:r>
+              <w:rPr>
+                <w:rFonts w:ascii="맑은 고딕" w:eastAsia="맑은 고딕" w:hAnsi="맑은 고딕" w:cs="맑은 고딕" w:hint="eastAsia"/>
+                <w:sz w:val="20"/>
+                <w:szCs w:val="20"/>
+              </w:rPr>
+              <w:t>TC06</w:t>
+            </w:r>
+            <w:r>
+              <w:rPr>
+                <w:rFonts w:ascii="맑은 고딕" w:eastAsia="맑은 고딕" w:hAnsi="맑은 고딕" w:cs="맑은 고딕" w:hint="eastAsia"/>
+                <w:sz w:val="20"/>
+                <w:szCs w:val="20"/>
+              </w:rPr>
+              <w:t>-</w:t>
+            </w:r>
+            <w:r>
+              <w:rPr>
+                <w:rFonts w:ascii="맑은 고딕" w:eastAsia="맑은 고딕" w:hAnsi="맑은 고딕" w:cs="맑은 고딕" w:hint="eastAsia"/>
+                <w:sz w:val="20"/>
+                <w:szCs w:val="20"/>
+              </w:rPr>
+              <w:t>10</w:t>
             </w:r>
           </w:p>
         </w:tc>
@@ -27916,100 +27907,88 @@
           </w:tcPr>
           <w:p>
             <w:pPr>
-              <w:widowControl/>
-              <w:spacing w:line="240" w:lineRule="auto"/>
-              <w:jc w:val="center"/>
-              <w:rPr>
-                <w:rFonts w:ascii="맑은 고딕" w:eastAsia="맑은 고딕" w:hAnsi="맑은 고딕" w:cs="맑은 고딕"/>
-                <w:sz w:val="20"/>
-                <w:szCs w:val="20"/>
-              </w:rPr>
-            </w:pPr>
-          </w:p>
-        </w:tc>
-        <w:tc>
-          <w:tcPr>
-            <w:tcW w:w="1558" w:type="dxa"/>
-            <w:vAlign w:val="center"/>
-          </w:tcPr>
-          <w:p>
-            <w:pPr>
-              <w:widowControl/>
-              <w:spacing w:line="240" w:lineRule="auto"/>
-              <w:jc w:val="center"/>
-              <w:rPr>
-                <w:rFonts w:ascii="맑은 고딕" w:eastAsia="맑은 고딕" w:hAnsi="맑은 고딕" w:cs="맑은 고딕"/>
-                <w:sz w:val="20"/>
-                <w:szCs w:val="20"/>
-              </w:rPr>
-            </w:pPr>
-            <w:r>
-              <w:rPr>
-                <w:rFonts w:ascii="맑은 고딕" w:eastAsia="맑은 고딕" w:hAnsi="맑은 고딕" w:cs="맑은 고딕" w:hint="eastAsia"/>
-                <w:sz w:val="20"/>
-                <w:szCs w:val="20"/>
-              </w:rPr>
-              <w:t>선택한 초대 상대 접속 상태 변경</w:t>
-            </w:r>
-          </w:p>
-        </w:tc>
-        <w:tc>
-          <w:tcPr>
-            <w:tcW w:w="1558" w:type="dxa"/>
-            <w:vAlign w:val="center"/>
-          </w:tcPr>
-          <w:p>
-            <w:pPr>
-              <w:widowControl/>
-              <w:spacing w:line="240" w:lineRule="auto"/>
-              <w:jc w:val="center"/>
-              <w:rPr>
-                <w:rFonts w:ascii="맑은 고딕" w:eastAsia="맑은 고딕" w:hAnsi="맑은 고딕" w:cs="맑은 고딕"/>
-                <w:sz w:val="20"/>
-                <w:szCs w:val="20"/>
-              </w:rPr>
-            </w:pPr>
-            <w:r>
-              <w:rPr>
-                <w:rFonts w:ascii="맑은 고딕" w:eastAsia="맑은 고딕" w:hAnsi="맑은 고딕" w:cs="맑은 고딕" w:hint="eastAsia"/>
-                <w:sz w:val="20"/>
-                <w:szCs w:val="20"/>
-              </w:rPr>
-              <w:t>초대 상대를 선택한 상태에서 선택된 사용자가 로그아웃</w:t>
-            </w:r>
-          </w:p>
-        </w:tc>
-        <w:tc>
-          <w:tcPr>
-            <w:tcW w:w="1558" w:type="dxa"/>
-            <w:vAlign w:val="center"/>
-          </w:tcPr>
-          <w:p>
-            <w:pPr>
-              <w:widowControl/>
-              <w:spacing w:line="240" w:lineRule="auto"/>
-              <w:jc w:val="center"/>
-              <w:rPr>
-                <w:rFonts w:ascii="맑은 고딕" w:eastAsia="맑은 고딕" w:hAnsi="맑은 고딕" w:cs="맑은 고딕"/>
-                <w:sz w:val="20"/>
-                <w:szCs w:val="20"/>
-              </w:rPr>
-            </w:pPr>
-            <w:r>
-              <w:rPr>
-                <w:rFonts w:ascii="맑은 고딕" w:eastAsia="맑은 고딕" w:hAnsi="맑은 고딕" w:cs="맑은 고딕" w:hint="eastAsia"/>
-                <w:sz w:val="20"/>
-                <w:szCs w:val="20"/>
-              </w:rPr>
-              <w:t xml:space="preserve">초대 가능 목록 리스트 업데이트 </w:t>
-            </w:r>
-            <w:r>
-              <w:rPr>
-                <w:rFonts w:ascii="맑은 고딕" w:eastAsia="맑은 고딕" w:hAnsi="맑은 고딕" w:cs="맑은 고딕" w:hint="eastAsia"/>
-                <w:sz w:val="20"/>
-                <w:szCs w:val="20"/>
-              </w:rPr>
-              <w:t>후 화면에 해당 사용자를 오프라인으로 표시</w:t>
+              <w:spacing w:line="240" w:lineRule="auto"/>
+              <w:jc w:val="center"/>
+              <w:rPr>
+                <w:rFonts w:ascii="맑은 고딕" w:eastAsia="맑은 고딕" w:hAnsi="맑은 고딕" w:cs="맑은 고딕"/>
+                <w:sz w:val="20"/>
+                <w:szCs w:val="20"/>
+              </w:rPr>
+            </w:pPr>
+          </w:p>
+        </w:tc>
+        <w:tc>
+          <w:tcPr>
+            <w:tcW w:w="1558" w:type="dxa"/>
+            <w:vAlign w:val="center"/>
+          </w:tcPr>
+          <w:p>
+            <w:pPr>
+              <w:spacing w:line="240" w:lineRule="auto"/>
+              <w:jc w:val="center"/>
+              <w:rPr>
+                <w:rFonts w:ascii="맑은 고딕" w:eastAsia="맑은 고딕" w:hAnsi="맑은 고딕" w:cs="맑은 고딕" w:hint="eastAsia"/>
+                <w:sz w:val="20"/>
+                <w:szCs w:val="20"/>
+              </w:rPr>
+            </w:pPr>
+            <w:r>
+              <w:rPr>
+                <w:rFonts w:ascii="맑은 고딕" w:eastAsia="맑은 고딕" w:hAnsi="맑은 고딕" w:cs="맑은 고딕" w:hint="eastAsia"/>
+                <w:sz w:val="20"/>
+                <w:szCs w:val="20"/>
+              </w:rPr>
+              <w:t>대화방에 참여자 추가</w:t>
+            </w:r>
+          </w:p>
+        </w:tc>
+        <w:tc>
+          <w:tcPr>
+            <w:tcW w:w="1558" w:type="dxa"/>
+            <w:vAlign w:val="center"/>
+          </w:tcPr>
+          <w:p>
+            <w:pPr>
+              <w:spacing w:line="240" w:lineRule="auto"/>
+              <w:jc w:val="center"/>
+              <w:rPr>
+                <w:rFonts w:ascii="맑은 고딕" w:eastAsia="맑은 고딕" w:hAnsi="맑은 고딕" w:cs="맑은 고딕" w:hint="eastAsia"/>
+                <w:sz w:val="20"/>
+                <w:szCs w:val="20"/>
+              </w:rPr>
+            </w:pPr>
+            <w:r>
+              <w:rPr>
+                <w:rFonts w:ascii="맑은 고딕" w:eastAsia="맑은 고딕" w:hAnsi="맑은 고딕" w:cs="맑은 고딕" w:hint="eastAsia"/>
+                <w:sz w:val="20"/>
+                <w:szCs w:val="20"/>
+              </w:rPr>
+              <w:t>대화방 화면 메뉴바가 열려 있는 상태에서 새로운 사용자 초대</w:t>
+            </w:r>
+          </w:p>
+        </w:tc>
+        <w:tc>
+          <w:tcPr>
+            <w:tcW w:w="1558" w:type="dxa"/>
+            <w:vAlign w:val="center"/>
+          </w:tcPr>
+          <w:p>
+            <w:pPr>
+              <w:spacing w:line="240" w:lineRule="auto"/>
+              <w:jc w:val="center"/>
+              <w:rPr>
+                <w:rFonts w:ascii="맑은 고딕" w:eastAsia="맑은 고딕" w:hAnsi="맑은 고딕" w:cs="맑은 고딕" w:hint="eastAsia"/>
+                <w:sz w:val="20"/>
+                <w:szCs w:val="20"/>
+              </w:rPr>
+            </w:pPr>
+            <w:r>
+              <w:rPr>
+                <w:rFonts w:ascii="맑은 고딕" w:eastAsia="맑은 고딕" w:hAnsi="맑은 고딕" w:cs="맑은 고딕" w:hint="eastAsia"/>
+                <w:sz w:val="20"/>
+                <w:szCs w:val="20"/>
+              </w:rPr>
+              <w:t>해당 대화방 참여자 목록 리스트에 초대된 사용자 목록 및 관련 텍스트 업데이트 표시</w:t>
             </w:r>
           </w:p>
         </w:tc>
@@ -28021,7 +28000,6 @@
           </w:tcPr>
           <w:p>
             <w:pPr>
-              <w:widowControl/>
               <w:spacing w:line="240" w:lineRule="auto"/>
               <w:jc w:val="center"/>
               <w:rPr>
@@ -28060,7 +28038,15 @@
                 <w:sz w:val="20"/>
                 <w:szCs w:val="20"/>
               </w:rPr>
-              <w:t>TC06-1</w:t>
+              <w:t>TC07</w:t>
+            </w:r>
+            <w:r>
+              <w:rPr>
+                <w:rFonts w:ascii="맑은 고딕" w:eastAsia="맑은 고딕" w:hAnsi="맑은 고딕" w:cs="맑은 고딕" w:hint="eastAsia"/>
+                <w:sz w:val="20"/>
+                <w:szCs w:val="20"/>
+              </w:rPr>
+              <w:t>-1</w:t>
             </w:r>
           </w:p>
         </w:tc>
@@ -28224,7 +28210,15 @@
                 <w:sz w:val="20"/>
                 <w:szCs w:val="20"/>
               </w:rPr>
-              <w:t>TC06-2</w:t>
+              <w:t>TC07</w:t>
+            </w:r>
+            <w:r>
+              <w:rPr>
+                <w:rFonts w:ascii="맑은 고딕" w:eastAsia="맑은 고딕" w:hAnsi="맑은 고딕" w:cs="맑은 고딕" w:hint="eastAsia"/>
+                <w:sz w:val="20"/>
+                <w:szCs w:val="20"/>
+              </w:rPr>
+              <w:t>-2</w:t>
             </w:r>
           </w:p>
         </w:tc>
@@ -28404,7 +28398,15 @@
                 <w:sz w:val="20"/>
                 <w:szCs w:val="20"/>
               </w:rPr>
-              <w:t>TC06-3</w:t>
+              <w:t>TC07</w:t>
+            </w:r>
+            <w:r>
+              <w:rPr>
+                <w:rFonts w:ascii="맑은 고딕" w:eastAsia="맑은 고딕" w:hAnsi="맑은 고딕" w:cs="맑은 고딕" w:hint="eastAsia"/>
+                <w:sz w:val="20"/>
+                <w:szCs w:val="20"/>
+              </w:rPr>
+              <w:t>-3</w:t>
             </w:r>
           </w:p>
         </w:tc>
@@ -28607,7 +28609,15 @@
                 <w:sz w:val="20"/>
                 <w:szCs w:val="20"/>
               </w:rPr>
-              <w:t>TC06-4</w:t>
+              <w:t>TC07</w:t>
+            </w:r>
+            <w:r>
+              <w:rPr>
+                <w:rFonts w:ascii="맑은 고딕" w:eastAsia="맑은 고딕" w:hAnsi="맑은 고딕" w:cs="맑은 고딕" w:hint="eastAsia"/>
+                <w:sz w:val="20"/>
+                <w:szCs w:val="20"/>
+              </w:rPr>
+              <w:t>-4</w:t>
             </w:r>
           </w:p>
         </w:tc>
@@ -28773,7 +28783,15 @@
                 <w:sz w:val="20"/>
                 <w:szCs w:val="20"/>
               </w:rPr>
-              <w:t>TC06-5</w:t>
+              <w:t>TC07</w:t>
+            </w:r>
+            <w:r>
+              <w:rPr>
+                <w:rFonts w:ascii="맑은 고딕" w:eastAsia="맑은 고딕" w:hAnsi="맑은 고딕" w:cs="맑은 고딕" w:hint="eastAsia"/>
+                <w:sz w:val="20"/>
+                <w:szCs w:val="20"/>
+              </w:rPr>
+              <w:t>-5</w:t>
             </w:r>
           </w:p>
         </w:tc>
@@ -28915,7 +28933,15 @@
                 <w:sz w:val="20"/>
                 <w:szCs w:val="20"/>
               </w:rPr>
-              <w:t>TC06-6</w:t>
+              <w:t>TC07</w:t>
+            </w:r>
+            <w:r>
+              <w:rPr>
+                <w:rFonts w:ascii="맑은 고딕" w:eastAsia="맑은 고딕" w:hAnsi="맑은 고딕" w:cs="맑은 고딕" w:hint="eastAsia"/>
+                <w:sz w:val="20"/>
+                <w:szCs w:val="20"/>
+              </w:rPr>
+              <w:t>-6</w:t>
             </w:r>
           </w:p>
         </w:tc>
@@ -29058,7 +29084,15 @@
                 <w:sz w:val="20"/>
                 <w:szCs w:val="20"/>
               </w:rPr>
-              <w:t>TC07-1</w:t>
+              <w:t>TC08</w:t>
+            </w:r>
+            <w:r>
+              <w:rPr>
+                <w:rFonts w:ascii="맑은 고딕" w:eastAsia="맑은 고딕" w:hAnsi="맑은 고딕" w:cs="맑은 고딕" w:hint="eastAsia"/>
+                <w:sz w:val="20"/>
+                <w:szCs w:val="20"/>
+              </w:rPr>
+              <w:t>-1</w:t>
             </w:r>
           </w:p>
         </w:tc>
@@ -29300,15 +29334,15 @@
                 <w:sz w:val="20"/>
                 <w:szCs w:val="20"/>
               </w:rPr>
-              <w:t>TC0</w:t>
-            </w:r>
-            <w:r>
-              <w:rPr>
-                <w:rFonts w:ascii="맑은 고딕" w:eastAsia="맑은 고딕" w:hAnsi="맑은 고딕" w:cs="맑은 고딕" w:hint="eastAsia"/>
-                <w:sz w:val="20"/>
-                <w:szCs w:val="20"/>
-              </w:rPr>
-              <w:t>7-2</w:t>
+              <w:t>TC08</w:t>
+            </w:r>
+            <w:r>
+              <w:rPr>
+                <w:rFonts w:ascii="맑은 고딕" w:eastAsia="맑은 고딕" w:hAnsi="맑은 고딕" w:cs="맑은 고딕" w:hint="eastAsia"/>
+                <w:sz w:val="20"/>
+                <w:szCs w:val="20"/>
+              </w:rPr>
+              <w:t>-2</w:t>
             </w:r>
           </w:p>
         </w:tc>
@@ -29514,7 +29548,15 @@
                 <w:sz w:val="20"/>
                 <w:szCs w:val="20"/>
               </w:rPr>
-              <w:t>TC07-3</w:t>
+              <w:t>TC08</w:t>
+            </w:r>
+            <w:r>
+              <w:rPr>
+                <w:rFonts w:ascii="맑은 고딕" w:eastAsia="맑은 고딕" w:hAnsi="맑은 고딕" w:cs="맑은 고딕" w:hint="eastAsia"/>
+                <w:sz w:val="20"/>
+                <w:szCs w:val="20"/>
+              </w:rPr>
+              <w:t>-3</w:t>
             </w:r>
           </w:p>
         </w:tc>
@@ -29688,7 +29730,15 @@
                 <w:sz w:val="20"/>
                 <w:szCs w:val="20"/>
               </w:rPr>
-              <w:t>TC07-4</w:t>
+              <w:t>TC08</w:t>
+            </w:r>
+            <w:r>
+              <w:rPr>
+                <w:rFonts w:ascii="맑은 고딕" w:eastAsia="맑은 고딕" w:hAnsi="맑은 고딕" w:cs="맑은 고딕" w:hint="eastAsia"/>
+                <w:sz w:val="20"/>
+                <w:szCs w:val="20"/>
+              </w:rPr>
+              <w:t>-4</w:t>
             </w:r>
           </w:p>
         </w:tc>
@@ -29830,7 +29880,15 @@
                 <w:sz w:val="20"/>
                 <w:szCs w:val="20"/>
               </w:rPr>
-              <w:t>TC07-5</w:t>
+              <w:t>TC08</w:t>
+            </w:r>
+            <w:r>
+              <w:rPr>
+                <w:rFonts w:ascii="맑은 고딕" w:eastAsia="맑은 고딕" w:hAnsi="맑은 고딕" w:cs="맑은 고딕" w:hint="eastAsia"/>
+                <w:sz w:val="20"/>
+                <w:szCs w:val="20"/>
+              </w:rPr>
+              <w:t>-5</w:t>
             </w:r>
           </w:p>
         </w:tc>
@@ -30009,7 +30067,15 @@
                 <w:sz w:val="20"/>
                 <w:szCs w:val="20"/>
               </w:rPr>
-              <w:t>TC07-</w:t>
+              <w:t>TC08</w:t>
+            </w:r>
+            <w:r>
+              <w:rPr>
+                <w:rFonts w:ascii="맑은 고딕" w:eastAsia="맑은 고딕" w:hAnsi="맑은 고딕" w:cs="맑은 고딕" w:hint="eastAsia"/>
+                <w:sz w:val="20"/>
+                <w:szCs w:val="20"/>
+              </w:rPr>
+              <w:t>-</w:t>
             </w:r>
             <w:r>
               <w:rPr>
@@ -30159,7 +30225,15 @@
                 <w:sz w:val="20"/>
                 <w:szCs w:val="20"/>
               </w:rPr>
-              <w:t>TC08-1</w:t>
+              <w:t>TC09</w:t>
+            </w:r>
+            <w:r>
+              <w:rPr>
+                <w:rFonts w:ascii="맑은 고딕" w:eastAsia="맑은 고딕" w:hAnsi="맑은 고딕" w:cs="맑은 고딕" w:hint="eastAsia"/>
+                <w:sz w:val="20"/>
+                <w:szCs w:val="20"/>
+              </w:rPr>
+              <w:t>-1</w:t>
             </w:r>
           </w:p>
         </w:tc>
@@ -30317,7 +30391,15 @@
                 <w:sz w:val="20"/>
                 <w:szCs w:val="20"/>
               </w:rPr>
-              <w:t>TC08-2</w:t>
+              <w:t>TC09</w:t>
+            </w:r>
+            <w:r>
+              <w:rPr>
+                <w:rFonts w:ascii="맑은 고딕" w:eastAsia="맑은 고딕" w:hAnsi="맑은 고딕" w:cs="맑은 고딕" w:hint="eastAsia"/>
+                <w:sz w:val="20"/>
+                <w:szCs w:val="20"/>
+              </w:rPr>
+              <w:t>-2</w:t>
             </w:r>
           </w:p>
         </w:tc>
@@ -30483,7 +30565,15 @@
                 <w:sz w:val="20"/>
                 <w:szCs w:val="20"/>
               </w:rPr>
-              <w:t>TC08-3</w:t>
+              <w:t>TC09</w:t>
+            </w:r>
+            <w:r>
+              <w:rPr>
+                <w:rFonts w:ascii="맑은 고딕" w:eastAsia="맑은 고딕" w:hAnsi="맑은 고딕" w:cs="맑은 고딕" w:hint="eastAsia"/>
+                <w:sz w:val="20"/>
+                <w:szCs w:val="20"/>
+              </w:rPr>
+              <w:t>-3</w:t>
             </w:r>
           </w:p>
         </w:tc>
@@ -30682,7 +30772,15 @@
                 <w:szCs w:val="20"/>
               </w:rPr>
               <w:lastRenderedPageBreak/>
-              <w:t>TC08-4</w:t>
+              <w:t>TC09</w:t>
+            </w:r>
+            <w:r>
+              <w:rPr>
+                <w:rFonts w:ascii="맑은 고딕" w:eastAsia="맑은 고딕" w:hAnsi="맑은 고딕" w:cs="맑은 고딕" w:hint="eastAsia"/>
+                <w:sz w:val="20"/>
+                <w:szCs w:val="20"/>
+              </w:rPr>
+              <w:t>-4</w:t>
             </w:r>
           </w:p>
         </w:tc>
@@ -30840,7 +30938,15 @@
                 <w:sz w:val="20"/>
                 <w:szCs w:val="20"/>
               </w:rPr>
-              <w:t>TC08-5</w:t>
+              <w:t>TC09</w:t>
+            </w:r>
+            <w:r>
+              <w:rPr>
+                <w:rFonts w:ascii="맑은 고딕" w:eastAsia="맑은 고딕" w:hAnsi="맑은 고딕" w:cs="맑은 고딕" w:hint="eastAsia"/>
+                <w:sz w:val="20"/>
+                <w:szCs w:val="20"/>
+              </w:rPr>
+              <w:t>-5</w:t>
             </w:r>
           </w:p>
         </w:tc>
@@ -30982,7 +31088,15 @@
                 <w:sz w:val="20"/>
                 <w:szCs w:val="20"/>
               </w:rPr>
-              <w:t>TC09-1</w:t>
+              <w:t>TC10</w:t>
+            </w:r>
+            <w:r>
+              <w:rPr>
+                <w:rFonts w:ascii="맑은 고딕" w:eastAsia="맑은 고딕" w:hAnsi="맑은 고딕" w:cs="맑은 고딕" w:hint="eastAsia"/>
+                <w:sz w:val="20"/>
+                <w:szCs w:val="20"/>
+              </w:rPr>
+              <w:t>-1</w:t>
             </w:r>
           </w:p>
         </w:tc>
@@ -31164,7 +31278,15 @@
                 <w:sz w:val="20"/>
                 <w:szCs w:val="20"/>
               </w:rPr>
-              <w:t>TC09-2</w:t>
+              <w:t>TC10</w:t>
+            </w:r>
+            <w:r>
+              <w:rPr>
+                <w:rFonts w:ascii="맑은 고딕" w:eastAsia="맑은 고딕" w:hAnsi="맑은 고딕" w:cs="맑은 고딕" w:hint="eastAsia"/>
+                <w:sz w:val="20"/>
+                <w:szCs w:val="20"/>
+              </w:rPr>
+              <w:t>-2</w:t>
             </w:r>
           </w:p>
         </w:tc>
@@ -31338,7 +31460,15 @@
                 <w:sz w:val="20"/>
                 <w:szCs w:val="20"/>
               </w:rPr>
-              <w:t>TC09-3</w:t>
+              <w:t>TC10</w:t>
+            </w:r>
+            <w:r>
+              <w:rPr>
+                <w:rFonts w:ascii="맑은 고딕" w:eastAsia="맑은 고딕" w:hAnsi="맑은 고딕" w:cs="맑은 고딕" w:hint="eastAsia"/>
+                <w:sz w:val="20"/>
+                <w:szCs w:val="20"/>
+              </w:rPr>
+              <w:t>-3</w:t>
             </w:r>
           </w:p>
         </w:tc>
@@ -31512,7 +31642,15 @@
                 <w:sz w:val="20"/>
                 <w:szCs w:val="20"/>
               </w:rPr>
-              <w:t>TC09-4</w:t>
+              <w:t>TC10</w:t>
+            </w:r>
+            <w:r>
+              <w:rPr>
+                <w:rFonts w:ascii="맑은 고딕" w:eastAsia="맑은 고딕" w:hAnsi="맑은 고딕" w:cs="맑은 고딕" w:hint="eastAsia"/>
+                <w:sz w:val="20"/>
+                <w:szCs w:val="20"/>
+              </w:rPr>
+              <w:t>-4</w:t>
             </w:r>
           </w:p>
         </w:tc>
@@ -31662,7 +31800,15 @@
                 <w:sz w:val="20"/>
                 <w:szCs w:val="20"/>
               </w:rPr>
-              <w:t>TC10-1</w:t>
+              <w:t>TC11</w:t>
+            </w:r>
+            <w:r>
+              <w:rPr>
+                <w:rFonts w:ascii="맑은 고딕" w:eastAsia="맑은 고딕" w:hAnsi="맑은 고딕" w:cs="맑은 고딕" w:hint="eastAsia"/>
+                <w:sz w:val="20"/>
+                <w:szCs w:val="20"/>
+              </w:rPr>
+              <w:t>-1</w:t>
             </w:r>
           </w:p>
         </w:tc>
@@ -31852,7 +31998,15 @@
                 <w:sz w:val="20"/>
                 <w:szCs w:val="20"/>
               </w:rPr>
-              <w:t>TC10-2</w:t>
+              <w:t>TC11</w:t>
+            </w:r>
+            <w:r>
+              <w:rPr>
+                <w:rFonts w:ascii="맑은 고딕" w:eastAsia="맑은 고딕" w:hAnsi="맑은 고딕" w:cs="맑은 고딕" w:hint="eastAsia"/>
+                <w:sz w:val="20"/>
+                <w:szCs w:val="20"/>
+              </w:rPr>
+              <w:t>-2</w:t>
             </w:r>
           </w:p>
         </w:tc>
@@ -32026,7 +32180,15 @@
                 <w:sz w:val="20"/>
                 <w:szCs w:val="20"/>
               </w:rPr>
-              <w:t>TC10-3</w:t>
+              <w:t>TC11</w:t>
+            </w:r>
+            <w:r>
+              <w:rPr>
+                <w:rFonts w:ascii="맑은 고딕" w:eastAsia="맑은 고딕" w:hAnsi="맑은 고딕" w:cs="맑은 고딕" w:hint="eastAsia"/>
+                <w:sz w:val="20"/>
+                <w:szCs w:val="20"/>
+              </w:rPr>
+              <w:t>-3</w:t>
             </w:r>
           </w:p>
         </w:tc>

--- a/Document/PLC/SW 구현계획서(SIP).docx
+++ b/Document/PLC/SW 구현계획서(SIP).docx
@@ -3673,15 +3673,7 @@
                 <w:sz w:val="20"/>
                 <w:szCs w:val="20"/>
               </w:rPr>
-              <w:t>0.</w:t>
-            </w:r>
-            <w:r>
-              <w:rPr>
-                <w:rFonts w:ascii="맑은 고딕" w:eastAsia="맑은 고딕" w:hAnsi="맑은 고딕" w:cs="맑은 고딕" w:hint="eastAsia"/>
-                <w:sz w:val="20"/>
-                <w:szCs w:val="20"/>
-              </w:rPr>
-              <w:t>4</w:t>
+              <w:t>0.4</w:t>
             </w:r>
           </w:p>
         </w:tc>
@@ -3752,15 +3744,7 @@
                 <w:sz w:val="20"/>
                 <w:szCs w:val="20"/>
               </w:rPr>
-              <w:t>2</w:t>
-            </w:r>
-            <w:r>
-              <w:rPr>
-                <w:rFonts w:ascii="맑은 고딕" w:eastAsia="맑은 고딕" w:hAnsi="맑은 고딕" w:cs="맑은 고딕" w:hint="eastAsia"/>
-                <w:sz w:val="20"/>
-                <w:szCs w:val="20"/>
-              </w:rPr>
-              <w:t>8</w:t>
+              <w:t>28</w:t>
             </w:r>
           </w:p>
         </w:tc>
@@ -3811,7 +3795,7 @@
               <w:spacing w:line="240" w:lineRule="auto"/>
               <w:jc w:val="center"/>
               <w:rPr>
-                <w:rFonts w:ascii="맑은 고딕" w:eastAsia="맑은 고딕" w:hAnsi="맑은 고딕" w:cs="맑은 고딕" w:hint="eastAsia"/>
+                <w:rFonts w:ascii="맑은 고딕" w:eastAsia="맑은 고딕" w:hAnsi="맑은 고딕" w:cs="맑은 고딕"/>
                 <w:sz w:val="20"/>
                 <w:szCs w:val="20"/>
               </w:rPr>
@@ -20265,7 +20249,7 @@
             <w:pPr>
               <w:jc w:val="center"/>
               <w:rPr>
-                <w:rFonts w:ascii="맑은 고딕" w:eastAsia="맑은 고딕" w:hAnsi="맑은 고딕" w:cs="맑은 고딕" w:hint="eastAsia"/>
+                <w:rFonts w:ascii="맑은 고딕" w:eastAsia="맑은 고딕" w:hAnsi="맑은 고딕" w:cs="맑은 고딕"/>
                 <w:sz w:val="20"/>
                 <w:szCs w:val="20"/>
               </w:rPr>
@@ -23375,7 +23359,7 @@
                 <w:sz w:val="20"/>
                 <w:szCs w:val="20"/>
               </w:rPr>
-              <w:t>메인 화면-사용자 검색어 공백 값 입력</w:t>
+              <w:t>사용자 검색어 공백 값 입력</w:t>
             </w:r>
           </w:p>
         </w:tc>
@@ -23552,7 +23536,7 @@
                 <w:sz w:val="20"/>
                 <w:szCs w:val="20"/>
               </w:rPr>
-              <w:t>메인 화면-현재 접속 중인 사용자 검색</w:t>
+              <w:t>현재 접속 중인 사용자 검색</w:t>
             </w:r>
           </w:p>
         </w:tc>
@@ -23730,7 +23714,7 @@
                 <w:sz w:val="20"/>
                 <w:szCs w:val="20"/>
               </w:rPr>
-              <w:t>메인 화면-현재 접속 중이지 않은 사용자 검색</w:t>
+              <w:t>현재 접속 중이지 않은 사용자 검색</w:t>
             </w:r>
           </w:p>
         </w:tc>
@@ -23923,7 +23907,7 @@
                 <w:sz w:val="20"/>
                 <w:szCs w:val="20"/>
               </w:rPr>
-              <w:t>메인 화면-현재 검색 결과에 일치하는 사용자의 접속 상태 변경</w:t>
+              <w:t>현재 검색 결과에 일치하는 사용자의 접속 상태 변경</w:t>
             </w:r>
           </w:p>
         </w:tc>
@@ -24060,7 +24044,7 @@
                 <w:sz w:val="20"/>
                 <w:szCs w:val="20"/>
               </w:rPr>
-              <w:t>메인 화면-사용자 검색어 입력 값 유효성 여부</w:t>
+              <w:t>사용자 검색어 입력 값 유효성 여부</w:t>
             </w:r>
           </w:p>
         </w:tc>
@@ -24128,15 +24112,6 @@
             </w:pPr>
             <w:r>
               <w:rPr>
-                <w:rFonts w:ascii="맑은 고딕" w:eastAsia="맑은 고딕" w:hAnsi="맑은 고딕" w:cs="맑은 고딕" w:hint="eastAsia"/>
-                <w:sz w:val="20"/>
-                <w:szCs w:val="20"/>
-              </w:rPr>
-              <w:t xml:space="preserve">해당 특수문자 이스케이프 처리 및 </w:t>
-            </w:r>
-            <w:r>
-              <w:rPr>
-                <w:rFonts w:ascii="맑은 고딕" w:eastAsia="맑은 고딕" w:hAnsi="맑은 고딕" w:cs="맑은 고딕"/>
                 <w:sz w:val="20"/>
                 <w:szCs w:val="20"/>
               </w:rPr>
@@ -24144,11 +24119,59 @@
             </w:r>
             <w:r>
               <w:rPr>
-                <w:rFonts w:ascii="맑은 고딕" w:eastAsia="맑은 고딕" w:hAnsi="맑은 고딕" w:cs="맑은 고딕" w:hint="eastAsia"/>
-                <w:sz w:val="20"/>
-                <w:szCs w:val="20"/>
-              </w:rPr>
-              <w:t>해당 검색 결과가 없습니다</w:t>
+                <w:sz w:val="20"/>
+                <w:szCs w:val="20"/>
+              </w:rPr>
+              <w:t>학번은</w:t>
+            </w:r>
+            <w:r>
+              <w:rPr>
+                <w:sz w:val="20"/>
+                <w:szCs w:val="20"/>
+              </w:rPr>
+              <w:t xml:space="preserve"> </w:t>
+            </w:r>
+            <w:r>
+              <w:rPr>
+                <w:sz w:val="20"/>
+                <w:szCs w:val="20"/>
+              </w:rPr>
+              <w:t>숫자만</w:t>
+            </w:r>
+            <w:r>
+              <w:rPr>
+                <w:sz w:val="20"/>
+                <w:szCs w:val="20"/>
+              </w:rPr>
+              <w:t xml:space="preserve"> </w:t>
+            </w:r>
+            <w:r>
+              <w:rPr>
+                <w:sz w:val="20"/>
+                <w:szCs w:val="20"/>
+              </w:rPr>
+              <w:t>입력</w:t>
+            </w:r>
+            <w:r>
+              <w:rPr>
+                <w:sz w:val="20"/>
+                <w:szCs w:val="20"/>
+              </w:rPr>
+              <w:t xml:space="preserve"> </w:t>
+            </w:r>
+            <w:r>
+              <w:rPr>
+                <w:sz w:val="20"/>
+                <w:szCs w:val="20"/>
+              </w:rPr>
+              <w:t>가능합니다</w:t>
+            </w:r>
+            <w:r>
+              <w:rPr>
+                <w:sz w:val="20"/>
+                <w:szCs w:val="20"/>
+              </w:rPr>
+              <w:t>.</w:t>
             </w:r>
             <w:r>
               <w:rPr>
@@ -24160,11 +24183,43 @@
             </w:r>
             <w:r>
               <w:rPr>
-                <w:rFonts w:ascii="맑은 고딕" w:eastAsia="맑은 고딕" w:hAnsi="맑은 고딕" w:cs="맑은 고딕" w:hint="eastAsia"/>
-                <w:sz w:val="20"/>
-                <w:szCs w:val="20"/>
-              </w:rPr>
-              <w:t>에 관한 메시지 표시</w:t>
+                <w:rFonts w:hint="eastAsia"/>
+                <w:sz w:val="20"/>
+                <w:szCs w:val="20"/>
+              </w:rPr>
+              <w:t>라는</w:t>
+            </w:r>
+            <w:r>
+              <w:rPr>
+                <w:rFonts w:hint="eastAsia"/>
+                <w:sz w:val="20"/>
+                <w:szCs w:val="20"/>
+              </w:rPr>
+              <w:t xml:space="preserve"> </w:t>
+            </w:r>
+            <w:r>
+              <w:rPr>
+                <w:rFonts w:hint="eastAsia"/>
+                <w:sz w:val="20"/>
+                <w:szCs w:val="20"/>
+              </w:rPr>
+              <w:t>메시지가</w:t>
+            </w:r>
+            <w:r>
+              <w:rPr>
+                <w:rFonts w:hint="eastAsia"/>
+                <w:sz w:val="20"/>
+                <w:szCs w:val="20"/>
+              </w:rPr>
+              <w:t xml:space="preserve">  </w:t>
+            </w:r>
+            <w:r>
+              <w:rPr>
+                <w:rFonts w:hint="eastAsia"/>
+                <w:sz w:val="20"/>
+                <w:szCs w:val="20"/>
+              </w:rPr>
+              <w:t>표시</w:t>
             </w:r>
           </w:p>
         </w:tc>
@@ -25130,50 +25185,31 @@
                 <w:sz w:val="20"/>
                 <w:szCs w:val="20"/>
               </w:rPr>
-              <w:t xml:space="preserve">메인 화면 사용자 검색 결과 목록 리스트에서 대화 </w:t>
-            </w:r>
-            <w:r>
-              <w:rPr>
-                <w:rFonts w:ascii="맑은 고딕" w:eastAsia="맑은 고딕" w:hAnsi="맑은 고딕" w:cs="맑은 고딕" w:hint="eastAsia"/>
-                <w:sz w:val="20"/>
-                <w:szCs w:val="20"/>
-              </w:rPr>
-              <w:lastRenderedPageBreak/>
-              <w:t>상대 클릭</w:t>
-            </w:r>
-          </w:p>
-        </w:tc>
-        <w:tc>
-          <w:tcPr>
-            <w:tcW w:w="1558" w:type="dxa"/>
-            <w:vAlign w:val="center"/>
-          </w:tcPr>
-          <w:p>
-            <w:pPr>
-              <w:jc w:val="center"/>
-              <w:rPr>
-                <w:rFonts w:ascii="맑은 고딕" w:eastAsia="맑은 고딕" w:hAnsi="맑은 고딕" w:cs="맑은 고딕"/>
-                <w:sz w:val="20"/>
-                <w:szCs w:val="20"/>
-              </w:rPr>
-            </w:pPr>
-            <w:r>
-              <w:rPr>
-                <w:rFonts w:ascii="맑은 고딕" w:eastAsia="맑은 고딕" w:hAnsi="맑은 고딕" w:cs="맑은 고딕" w:hint="eastAsia"/>
-                <w:sz w:val="20"/>
-                <w:szCs w:val="20"/>
-              </w:rPr>
-              <w:lastRenderedPageBreak/>
-              <w:t xml:space="preserve">선택한 사용자 목록 체크박스 활성화 및 화면 </w:t>
-            </w:r>
-            <w:r>
-              <w:rPr>
-                <w:rFonts w:ascii="맑은 고딕" w:eastAsia="맑은 고딕" w:hAnsi="맑은 고딕" w:cs="맑은 고딕" w:hint="eastAsia"/>
-                <w:sz w:val="20"/>
-                <w:szCs w:val="20"/>
-              </w:rPr>
-              <w:lastRenderedPageBreak/>
-              <w:t>표시</w:t>
+              <w:t>메인 화면 사용자 검색 결과 목록 리스트에서 대화 상대 클릭</w:t>
+            </w:r>
+          </w:p>
+        </w:tc>
+        <w:tc>
+          <w:tcPr>
+            <w:tcW w:w="1558" w:type="dxa"/>
+            <w:vAlign w:val="center"/>
+          </w:tcPr>
+          <w:p>
+            <w:pPr>
+              <w:jc w:val="center"/>
+              <w:rPr>
+                <w:rFonts w:ascii="맑은 고딕" w:eastAsia="맑은 고딕" w:hAnsi="맑은 고딕" w:cs="맑은 고딕"/>
+                <w:sz w:val="20"/>
+                <w:szCs w:val="20"/>
+              </w:rPr>
+            </w:pPr>
+            <w:r>
+              <w:rPr>
+                <w:rFonts w:ascii="맑은 고딕" w:eastAsia="맑은 고딕" w:hAnsi="맑은 고딕" w:cs="맑은 고딕" w:hint="eastAsia"/>
+                <w:sz w:val="20"/>
+                <w:szCs w:val="20"/>
+              </w:rPr>
+              <w:t>선택한 사용자 목록 체크박스 활성화 및 화면 표시</w:t>
             </w:r>
           </w:p>
         </w:tc>
@@ -25198,7 +25234,6 @@
                 <w:sz w:val="20"/>
                 <w:szCs w:val="20"/>
               </w:rPr>
-              <w:lastRenderedPageBreak/>
               <w:t>김민성</w:t>
             </w:r>
           </w:p>
@@ -25231,6 +25266,7 @@
                 <w:sz w:val="20"/>
                 <w:szCs w:val="20"/>
               </w:rPr>
+              <w:lastRenderedPageBreak/>
               <w:t>TC04-2</w:t>
             </w:r>
           </w:p>
@@ -25803,34 +25839,18 @@
               <w:ind w:left="15" w:right="1"/>
               <w:jc w:val="center"/>
               <w:rPr>
-                <w:rFonts w:ascii="맑은 고딕" w:eastAsia="맑은 고딕" w:hAnsi="맑은 고딕" w:cs="맑은 고딕" w:hint="eastAsia"/>
-                <w:sz w:val="20"/>
-                <w:szCs w:val="20"/>
-              </w:rPr>
-            </w:pPr>
-            <w:r>
-              <w:rPr>
-                <w:rFonts w:ascii="맑은 고딕" w:eastAsia="맑은 고딕" w:hAnsi="맑은 고딕" w:cs="맑은 고딕" w:hint="eastAsia"/>
-                <w:sz w:val="20"/>
-                <w:szCs w:val="20"/>
-              </w:rPr>
-              <w:t>TC0</w:t>
-            </w:r>
-            <w:r>
-              <w:rPr>
-                <w:rFonts w:ascii="맑은 고딕" w:eastAsia="맑은 고딕" w:hAnsi="맑은 고딕" w:cs="맑은 고딕" w:hint="eastAsia"/>
-                <w:sz w:val="20"/>
-                <w:szCs w:val="20"/>
-              </w:rPr>
-              <w:t>4</w:t>
-            </w:r>
-            <w:r>
-              <w:rPr>
-                <w:rFonts w:ascii="맑은 고딕" w:eastAsia="맑은 고딕" w:hAnsi="맑은 고딕" w:cs="맑은 고딕" w:hint="eastAsia"/>
-                <w:sz w:val="20"/>
-                <w:szCs w:val="20"/>
-              </w:rPr>
-              <w:t>-6</w:t>
+                <w:rFonts w:ascii="맑은 고딕" w:eastAsia="맑은 고딕" w:hAnsi="맑은 고딕" w:cs="맑은 고딕"/>
+                <w:sz w:val="20"/>
+                <w:szCs w:val="20"/>
+              </w:rPr>
+            </w:pPr>
+            <w:r>
+              <w:rPr>
+                <w:rFonts w:ascii="맑은 고딕" w:eastAsia="맑은 고딕" w:hAnsi="맑은 고딕" w:cs="맑은 고딕" w:hint="eastAsia"/>
+                <w:sz w:val="20"/>
+                <w:szCs w:val="20"/>
+              </w:rPr>
+              <w:t>TC04-6</w:t>
             </w:r>
           </w:p>
         </w:tc>
@@ -25860,7 +25880,7 @@
             <w:pPr>
               <w:jc w:val="center"/>
               <w:rPr>
-                <w:rFonts w:ascii="맑은 고딕" w:eastAsia="맑은 고딕" w:hAnsi="맑은 고딕" w:cs="맑은 고딕" w:hint="eastAsia"/>
+                <w:rFonts w:ascii="맑은 고딕" w:eastAsia="맑은 고딕" w:hAnsi="맑은 고딕" w:cs="맑은 고딕"/>
                 <w:sz w:val="20"/>
                 <w:szCs w:val="20"/>
               </w:rPr>
@@ -25884,7 +25904,7 @@
             <w:pPr>
               <w:jc w:val="center"/>
               <w:rPr>
-                <w:rFonts w:ascii="맑은 고딕" w:eastAsia="맑은 고딕" w:hAnsi="맑은 고딕" w:cs="맑은 고딕" w:hint="eastAsia"/>
+                <w:rFonts w:ascii="맑은 고딕" w:eastAsia="맑은 고딕" w:hAnsi="맑은 고딕" w:cs="맑은 고딕"/>
                 <w:sz w:val="20"/>
                 <w:szCs w:val="20"/>
               </w:rPr>
@@ -25908,7 +25928,7 @@
             <w:pPr>
               <w:jc w:val="center"/>
               <w:rPr>
-                <w:rFonts w:ascii="맑은 고딕" w:eastAsia="맑은 고딕" w:hAnsi="맑은 고딕" w:cs="맑은 고딕" w:hint="eastAsia"/>
+                <w:rFonts w:ascii="맑은 고딕" w:eastAsia="맑은 고딕" w:hAnsi="맑은 고딕" w:cs="맑은 고딕"/>
                 <w:sz w:val="20"/>
                 <w:szCs w:val="20"/>
               </w:rPr>
@@ -25956,42 +25976,18 @@
               <w:ind w:left="15" w:right="1"/>
               <w:jc w:val="center"/>
               <w:rPr>
-                <w:rFonts w:ascii="맑은 고딕" w:eastAsia="맑은 고딕" w:hAnsi="맑은 고딕" w:cs="맑은 고딕" w:hint="eastAsia"/>
-                <w:sz w:val="20"/>
-                <w:szCs w:val="20"/>
-              </w:rPr>
-            </w:pPr>
-            <w:r>
-              <w:rPr>
-                <w:rFonts w:ascii="맑은 고딕" w:eastAsia="맑은 고딕" w:hAnsi="맑은 고딕" w:cs="맑은 고딕" w:hint="eastAsia"/>
-                <w:sz w:val="20"/>
-                <w:szCs w:val="20"/>
-              </w:rPr>
-              <w:t>TC0</w:t>
-            </w:r>
-            <w:r>
-              <w:rPr>
-                <w:rFonts w:ascii="맑은 고딕" w:eastAsia="맑은 고딕" w:hAnsi="맑은 고딕" w:cs="맑은 고딕" w:hint="eastAsia"/>
-                <w:sz w:val="20"/>
-                <w:szCs w:val="20"/>
-              </w:rPr>
-              <w:t>5</w:t>
-            </w:r>
-            <w:r>
-              <w:rPr>
-                <w:rFonts w:ascii="맑은 고딕" w:eastAsia="맑은 고딕" w:hAnsi="맑은 고딕" w:cs="맑은 고딕" w:hint="eastAsia"/>
-                <w:sz w:val="20"/>
-                <w:szCs w:val="20"/>
-              </w:rPr>
-              <w:t>-</w:t>
-            </w:r>
-            <w:r>
-              <w:rPr>
-                <w:rFonts w:ascii="맑은 고딕" w:eastAsia="맑은 고딕" w:hAnsi="맑은 고딕" w:cs="맑은 고딕" w:hint="eastAsia"/>
-                <w:sz w:val="20"/>
-                <w:szCs w:val="20"/>
-              </w:rPr>
-              <w:t>1</w:t>
+                <w:rFonts w:ascii="맑은 고딕" w:eastAsia="맑은 고딕" w:hAnsi="맑은 고딕" w:cs="맑은 고딕"/>
+                <w:sz w:val="20"/>
+                <w:szCs w:val="20"/>
+              </w:rPr>
+            </w:pPr>
+            <w:r>
+              <w:rPr>
+                <w:rFonts w:ascii="맑은 고딕" w:eastAsia="맑은 고딕" w:hAnsi="맑은 고딕" w:cs="맑은 고딕" w:hint="eastAsia"/>
+                <w:sz w:val="20"/>
+                <w:szCs w:val="20"/>
+              </w:rPr>
+              <w:t>TC05-1</w:t>
             </w:r>
           </w:p>
         </w:tc>
@@ -26029,7 +26025,7 @@
             <w:pPr>
               <w:jc w:val="center"/>
               <w:rPr>
-                <w:rFonts w:ascii="맑은 고딕" w:eastAsia="맑은 고딕" w:hAnsi="맑은 고딕" w:cs="맑은 고딕" w:hint="eastAsia"/>
+                <w:rFonts w:ascii="맑은 고딕" w:eastAsia="맑은 고딕" w:hAnsi="맑은 고딕" w:cs="맑은 고딕"/>
                 <w:sz w:val="20"/>
                 <w:szCs w:val="20"/>
               </w:rPr>
@@ -26053,7 +26049,7 @@
             <w:pPr>
               <w:jc w:val="center"/>
               <w:rPr>
-                <w:rFonts w:ascii="맑은 고딕" w:eastAsia="맑은 고딕" w:hAnsi="맑은 고딕" w:cs="맑은 고딕" w:hint="eastAsia"/>
+                <w:rFonts w:ascii="맑은 고딕" w:eastAsia="맑은 고딕" w:hAnsi="맑은 고딕" w:cs="맑은 고딕"/>
                 <w:sz w:val="20"/>
                 <w:szCs w:val="20"/>
               </w:rPr>
@@ -26077,7 +26073,7 @@
             <w:pPr>
               <w:jc w:val="center"/>
               <w:rPr>
-                <w:rFonts w:ascii="맑은 고딕" w:eastAsia="맑은 고딕" w:hAnsi="맑은 고딕" w:cs="맑은 고딕" w:hint="eastAsia"/>
+                <w:rFonts w:ascii="맑은 고딕" w:eastAsia="맑은 고딕" w:hAnsi="맑은 고딕" w:cs="맑은 고딕"/>
                 <w:sz w:val="20"/>
                 <w:szCs w:val="20"/>
               </w:rPr>
@@ -26102,7 +26098,7 @@
             <w:pPr>
               <w:jc w:val="center"/>
               <w:rPr>
-                <w:rFonts w:ascii="맑은 고딕" w:eastAsia="맑은 고딕" w:hAnsi="맑은 고딕" w:cs="맑은 고딕" w:hint="eastAsia"/>
+                <w:rFonts w:ascii="맑은 고딕" w:eastAsia="맑은 고딕" w:hAnsi="맑은 고딕" w:cs="맑은 고딕"/>
                 <w:sz w:val="20"/>
                 <w:szCs w:val="20"/>
               </w:rPr>
@@ -26133,42 +26129,18 @@
               <w:ind w:left="15" w:right="1"/>
               <w:jc w:val="center"/>
               <w:rPr>
-                <w:rFonts w:ascii="맑은 고딕" w:eastAsia="맑은 고딕" w:hAnsi="맑은 고딕" w:cs="맑은 고딕" w:hint="eastAsia"/>
-                <w:sz w:val="20"/>
-                <w:szCs w:val="20"/>
-              </w:rPr>
-            </w:pPr>
-            <w:r>
-              <w:rPr>
-                <w:rFonts w:ascii="맑은 고딕" w:eastAsia="맑은 고딕" w:hAnsi="맑은 고딕" w:cs="맑은 고딕" w:hint="eastAsia"/>
-                <w:sz w:val="20"/>
-                <w:szCs w:val="20"/>
-              </w:rPr>
-              <w:t>TC0</w:t>
-            </w:r>
-            <w:r>
-              <w:rPr>
-                <w:rFonts w:ascii="맑은 고딕" w:eastAsia="맑은 고딕" w:hAnsi="맑은 고딕" w:cs="맑은 고딕" w:hint="eastAsia"/>
-                <w:sz w:val="20"/>
-                <w:szCs w:val="20"/>
-              </w:rPr>
-              <w:t>5</w:t>
-            </w:r>
-            <w:r>
-              <w:rPr>
-                <w:rFonts w:ascii="맑은 고딕" w:eastAsia="맑은 고딕" w:hAnsi="맑은 고딕" w:cs="맑은 고딕" w:hint="eastAsia"/>
-                <w:sz w:val="20"/>
-                <w:szCs w:val="20"/>
-              </w:rPr>
-              <w:t>-</w:t>
-            </w:r>
-            <w:r>
-              <w:rPr>
-                <w:rFonts w:ascii="맑은 고딕" w:eastAsia="맑은 고딕" w:hAnsi="맑은 고딕" w:cs="맑은 고딕" w:hint="eastAsia"/>
-                <w:sz w:val="20"/>
-                <w:szCs w:val="20"/>
-              </w:rPr>
-              <w:t>2</w:t>
+                <w:rFonts w:ascii="맑은 고딕" w:eastAsia="맑은 고딕" w:hAnsi="맑은 고딕" w:cs="맑은 고딕"/>
+                <w:sz w:val="20"/>
+                <w:szCs w:val="20"/>
+              </w:rPr>
+            </w:pPr>
+            <w:r>
+              <w:rPr>
+                <w:rFonts w:ascii="맑은 고딕" w:eastAsia="맑은 고딕" w:hAnsi="맑은 고딕" w:cs="맑은 고딕" w:hint="eastAsia"/>
+                <w:sz w:val="20"/>
+                <w:szCs w:val="20"/>
+              </w:rPr>
+              <w:t>TC05-2</w:t>
             </w:r>
           </w:p>
         </w:tc>
@@ -26198,7 +26170,7 @@
             <w:pPr>
               <w:jc w:val="center"/>
               <w:rPr>
-                <w:rFonts w:ascii="맑은 고딕" w:eastAsia="맑은 고딕" w:hAnsi="맑은 고딕" w:cs="맑은 고딕" w:hint="eastAsia"/>
+                <w:rFonts w:ascii="맑은 고딕" w:eastAsia="맑은 고딕" w:hAnsi="맑은 고딕" w:cs="맑은 고딕"/>
                 <w:sz w:val="20"/>
                 <w:szCs w:val="20"/>
               </w:rPr>
@@ -26222,7 +26194,7 @@
             <w:pPr>
               <w:jc w:val="center"/>
               <w:rPr>
-                <w:rFonts w:ascii="맑은 고딕" w:eastAsia="맑은 고딕" w:hAnsi="맑은 고딕" w:cs="맑은 고딕" w:hint="eastAsia"/>
+                <w:rFonts w:ascii="맑은 고딕" w:eastAsia="맑은 고딕" w:hAnsi="맑은 고딕" w:cs="맑은 고딕"/>
                 <w:sz w:val="20"/>
                 <w:szCs w:val="20"/>
               </w:rPr>
@@ -26246,7 +26218,7 @@
             <w:pPr>
               <w:jc w:val="center"/>
               <w:rPr>
-                <w:rFonts w:ascii="맑은 고딕" w:eastAsia="맑은 고딕" w:hAnsi="맑은 고딕" w:cs="맑은 고딕" w:hint="eastAsia"/>
+                <w:rFonts w:ascii="맑은 고딕" w:eastAsia="맑은 고딕" w:hAnsi="맑은 고딕" w:cs="맑은 고딕"/>
                 <w:sz w:val="20"/>
                 <w:szCs w:val="20"/>
               </w:rPr>
@@ -26411,7 +26383,31 @@
                 <w:sz w:val="20"/>
                 <w:szCs w:val="20"/>
               </w:rPr>
-              <w:t xml:space="preserve">대화방 화면에 메뉴바 클릭을 한 </w:t>
+              <w:t>대화방 화면에 메뉴바 클릭을 한 다음 친구 초대 버튼 클릭</w:t>
+            </w:r>
+          </w:p>
+        </w:tc>
+        <w:tc>
+          <w:tcPr>
+            <w:tcW w:w="1558" w:type="dxa"/>
+            <w:vAlign w:val="center"/>
+          </w:tcPr>
+          <w:p>
+            <w:pPr>
+              <w:jc w:val="center"/>
+              <w:rPr>
+                <w:rFonts w:ascii="맑은 고딕" w:eastAsia="맑은 고딕" w:hAnsi="맑은 고딕" w:cs="맑은 고딕"/>
+                <w:sz w:val="20"/>
+                <w:szCs w:val="20"/>
+              </w:rPr>
+            </w:pPr>
+            <w:r>
+              <w:rPr>
+                <w:rFonts w:ascii="맑은 고딕" w:eastAsia="맑은 고딕" w:hAnsi="맑은 고딕" w:cs="맑은 고딕" w:hint="eastAsia"/>
+                <w:sz w:val="20"/>
+                <w:szCs w:val="20"/>
+              </w:rPr>
+              <w:t xml:space="preserve">현재 접속 중인 사용자 중 해당 대화방 참여자를 제외한 사용자 </w:t>
             </w:r>
             <w:r>
               <w:rPr>
@@ -26420,41 +26416,7 @@
                 <w:szCs w:val="20"/>
               </w:rPr>
               <w:lastRenderedPageBreak/>
-              <w:t>다음 친구 초대 버튼 클릭</w:t>
-            </w:r>
-          </w:p>
-        </w:tc>
-        <w:tc>
-          <w:tcPr>
-            <w:tcW w:w="1558" w:type="dxa"/>
-            <w:vAlign w:val="center"/>
-          </w:tcPr>
-          <w:p>
-            <w:pPr>
-              <w:jc w:val="center"/>
-              <w:rPr>
-                <w:rFonts w:ascii="맑은 고딕" w:eastAsia="맑은 고딕" w:hAnsi="맑은 고딕" w:cs="맑은 고딕"/>
-                <w:sz w:val="20"/>
-                <w:szCs w:val="20"/>
-              </w:rPr>
-            </w:pPr>
-            <w:r>
-              <w:rPr>
-                <w:rFonts w:ascii="맑은 고딕" w:eastAsia="맑은 고딕" w:hAnsi="맑은 고딕" w:cs="맑은 고딕" w:hint="eastAsia"/>
-                <w:sz w:val="20"/>
-                <w:szCs w:val="20"/>
-              </w:rPr>
-              <w:lastRenderedPageBreak/>
-              <w:t xml:space="preserve">현재 접속 중인 사용자 중 해당 </w:t>
-            </w:r>
-            <w:r>
-              <w:rPr>
-                <w:rFonts w:ascii="맑은 고딕" w:eastAsia="맑은 고딕" w:hAnsi="맑은 고딕" w:cs="맑은 고딕" w:hint="eastAsia"/>
-                <w:sz w:val="20"/>
-                <w:szCs w:val="20"/>
-              </w:rPr>
-              <w:lastRenderedPageBreak/>
-              <w:t>대화방 참여자를 제외한 사용자 초대 가능 목록 리스트 모달 팝업 화면 표시</w:t>
+              <w:t>초대 가능 목록 리스트 모달 팝업 화면 표시</w:t>
             </w:r>
           </w:p>
         </w:tc>
@@ -27784,7 +27746,33 @@
                 <w:sz w:val="20"/>
                 <w:szCs w:val="20"/>
               </w:rPr>
-              <w:t xml:space="preserve">초대 상대를 선택한 상태에서 </w:t>
+              <w:t>초대 상대를 선택한 상태에서 선택된 사용자가 로그아웃</w:t>
+            </w:r>
+          </w:p>
+        </w:tc>
+        <w:tc>
+          <w:tcPr>
+            <w:tcW w:w="1558" w:type="dxa"/>
+            <w:vAlign w:val="center"/>
+          </w:tcPr>
+          <w:p>
+            <w:pPr>
+              <w:widowControl/>
+              <w:spacing w:line="240" w:lineRule="auto"/>
+              <w:jc w:val="center"/>
+              <w:rPr>
+                <w:rFonts w:ascii="맑은 고딕" w:eastAsia="맑은 고딕" w:hAnsi="맑은 고딕" w:cs="맑은 고딕"/>
+                <w:sz w:val="20"/>
+                <w:szCs w:val="20"/>
+              </w:rPr>
+            </w:pPr>
+            <w:r>
+              <w:rPr>
+                <w:rFonts w:ascii="맑은 고딕" w:eastAsia="맑은 고딕" w:hAnsi="맑은 고딕" w:cs="맑은 고딕" w:hint="eastAsia"/>
+                <w:sz w:val="20"/>
+                <w:szCs w:val="20"/>
+              </w:rPr>
+              <w:t xml:space="preserve">초대 가능 목록 리스트 업데이트 후 화면에 해당 사용자를 </w:t>
             </w:r>
             <w:r>
               <w:rPr>
@@ -27793,43 +27781,7 @@
                 <w:szCs w:val="20"/>
               </w:rPr>
               <w:lastRenderedPageBreak/>
-              <w:t>선택된 사용자가 로그아웃</w:t>
-            </w:r>
-          </w:p>
-        </w:tc>
-        <w:tc>
-          <w:tcPr>
-            <w:tcW w:w="1558" w:type="dxa"/>
-            <w:vAlign w:val="center"/>
-          </w:tcPr>
-          <w:p>
-            <w:pPr>
-              <w:widowControl/>
-              <w:spacing w:line="240" w:lineRule="auto"/>
-              <w:jc w:val="center"/>
-              <w:rPr>
-                <w:rFonts w:ascii="맑은 고딕" w:eastAsia="맑은 고딕" w:hAnsi="맑은 고딕" w:cs="맑은 고딕"/>
-                <w:sz w:val="20"/>
-                <w:szCs w:val="20"/>
-              </w:rPr>
-            </w:pPr>
-            <w:r>
-              <w:rPr>
-                <w:rFonts w:ascii="맑은 고딕" w:eastAsia="맑은 고딕" w:hAnsi="맑은 고딕" w:cs="맑은 고딕" w:hint="eastAsia"/>
-                <w:sz w:val="20"/>
-                <w:szCs w:val="20"/>
-              </w:rPr>
-              <w:lastRenderedPageBreak/>
-              <w:t xml:space="preserve">초대 가능 목록 리스트 업데이트 </w:t>
-            </w:r>
-            <w:r>
-              <w:rPr>
-                <w:rFonts w:ascii="맑은 고딕" w:eastAsia="맑은 고딕" w:hAnsi="맑은 고딕" w:cs="맑은 고딕" w:hint="eastAsia"/>
-                <w:sz w:val="20"/>
-                <w:szCs w:val="20"/>
-              </w:rPr>
-              <w:lastRenderedPageBreak/>
-              <w:t>후 화면에 해당 사용자를 오프라인으로 표시</w:t>
+              <w:t>오프라인으로 표시</w:t>
             </w:r>
           </w:p>
         </w:tc>
@@ -27868,34 +27820,18 @@
               <w:ind w:left="15" w:right="1"/>
               <w:jc w:val="center"/>
               <w:rPr>
-                <w:rFonts w:ascii="맑은 고딕" w:eastAsia="맑은 고딕" w:hAnsi="맑은 고딕" w:cs="맑은 고딕" w:hint="eastAsia"/>
-                <w:sz w:val="20"/>
-                <w:szCs w:val="20"/>
-              </w:rPr>
-            </w:pPr>
-            <w:r>
-              <w:rPr>
-                <w:rFonts w:ascii="맑은 고딕" w:eastAsia="맑은 고딕" w:hAnsi="맑은 고딕" w:cs="맑은 고딕" w:hint="eastAsia"/>
-                <w:sz w:val="20"/>
-                <w:szCs w:val="20"/>
-              </w:rPr>
-              <w:t>TC06</w:t>
-            </w:r>
-            <w:r>
-              <w:rPr>
-                <w:rFonts w:ascii="맑은 고딕" w:eastAsia="맑은 고딕" w:hAnsi="맑은 고딕" w:cs="맑은 고딕" w:hint="eastAsia"/>
-                <w:sz w:val="20"/>
-                <w:szCs w:val="20"/>
-              </w:rPr>
-              <w:t>-</w:t>
-            </w:r>
-            <w:r>
-              <w:rPr>
-                <w:rFonts w:ascii="맑은 고딕" w:eastAsia="맑은 고딕" w:hAnsi="맑은 고딕" w:cs="맑은 고딕" w:hint="eastAsia"/>
-                <w:sz w:val="20"/>
-                <w:szCs w:val="20"/>
-              </w:rPr>
-              <w:t>10</w:t>
+                <w:rFonts w:ascii="맑은 고딕" w:eastAsia="맑은 고딕" w:hAnsi="맑은 고딕" w:cs="맑은 고딕"/>
+                <w:sz w:val="20"/>
+                <w:szCs w:val="20"/>
+              </w:rPr>
+            </w:pPr>
+            <w:r>
+              <w:rPr>
+                <w:rFonts w:ascii="맑은 고딕" w:eastAsia="맑은 고딕" w:hAnsi="맑은 고딕" w:cs="맑은 고딕" w:hint="eastAsia"/>
+                <w:sz w:val="20"/>
+                <w:szCs w:val="20"/>
+              </w:rPr>
+              <w:t>TC06-10</w:t>
             </w:r>
           </w:p>
         </w:tc>
@@ -27927,7 +27863,7 @@
               <w:spacing w:line="240" w:lineRule="auto"/>
               <w:jc w:val="center"/>
               <w:rPr>
-                <w:rFonts w:ascii="맑은 고딕" w:eastAsia="맑은 고딕" w:hAnsi="맑은 고딕" w:cs="맑은 고딕" w:hint="eastAsia"/>
+                <w:rFonts w:ascii="맑은 고딕" w:eastAsia="맑은 고딕" w:hAnsi="맑은 고딕" w:cs="맑은 고딕"/>
                 <w:sz w:val="20"/>
                 <w:szCs w:val="20"/>
               </w:rPr>
@@ -27952,7 +27888,7 @@
               <w:spacing w:line="240" w:lineRule="auto"/>
               <w:jc w:val="center"/>
               <w:rPr>
-                <w:rFonts w:ascii="맑은 고딕" w:eastAsia="맑은 고딕" w:hAnsi="맑은 고딕" w:cs="맑은 고딕" w:hint="eastAsia"/>
+                <w:rFonts w:ascii="맑은 고딕" w:eastAsia="맑은 고딕" w:hAnsi="맑은 고딕" w:cs="맑은 고딕"/>
                 <w:sz w:val="20"/>
                 <w:szCs w:val="20"/>
               </w:rPr>
@@ -27977,7 +27913,7 @@
               <w:spacing w:line="240" w:lineRule="auto"/>
               <w:jc w:val="center"/>
               <w:rPr>
-                <w:rFonts w:ascii="맑은 고딕" w:eastAsia="맑은 고딕" w:hAnsi="맑은 고딕" w:cs="맑은 고딕" w:hint="eastAsia"/>
+                <w:rFonts w:ascii="맑은 고딕" w:eastAsia="맑은 고딕" w:hAnsi="맑은 고딕" w:cs="맑은 고딕"/>
                 <w:sz w:val="20"/>
                 <w:szCs w:val="20"/>
               </w:rPr>
@@ -29200,7 +29136,7 @@
                 <w:sz w:val="20"/>
                 <w:szCs w:val="20"/>
               </w:rPr>
-              <w:t xml:space="preserve"> 버튼을 </w:t>
+              <w:t xml:space="preserve"> 버튼을 클릭해 파일 선택 또는 파일 드롭 </w:t>
             </w:r>
             <w:r>
               <w:rPr>
@@ -29209,7 +29145,7 @@
                 <w:szCs w:val="20"/>
               </w:rPr>
               <w:lastRenderedPageBreak/>
-              <w:t>클릭해 파일 선택 또는 파일 드롭 영역에 파일 드래그 앤 드롭</w:t>
+              <w:t>영역에 파일 드래그 앤 드롭</w:t>
             </w:r>
           </w:p>
         </w:tc>
@@ -29251,7 +29187,23 @@
                 <w:sz w:val="20"/>
                 <w:szCs w:val="20"/>
               </w:rPr>
-              <w:t xml:space="preserve">파일 </w:t>
+              <w:t>파일 허용 확장자 제한</w:t>
+            </w:r>
+            <w:r>
+              <w:rPr>
+                <w:rFonts w:ascii="맑은 고딕" w:eastAsia="맑은 고딕" w:hAnsi="맑은 고딕" w:cs="맑은 고딕"/>
+                <w:sz w:val="20"/>
+                <w:szCs w:val="20"/>
+              </w:rPr>
+              <w:t>’</w:t>
+            </w:r>
+            <w:r>
+              <w:rPr>
+                <w:rFonts w:ascii="맑은 고딕" w:eastAsia="맑은 고딕" w:hAnsi="맑은 고딕" w:cs="맑은 고딕" w:hint="eastAsia"/>
+                <w:sz w:val="20"/>
+                <w:szCs w:val="20"/>
+              </w:rPr>
+              <w:t xml:space="preserve">에 관한 </w:t>
             </w:r>
             <w:r>
               <w:rPr>
@@ -29260,23 +29212,7 @@
                 <w:szCs w:val="20"/>
               </w:rPr>
               <w:lastRenderedPageBreak/>
-              <w:t>허용 확장자 제한</w:t>
-            </w:r>
-            <w:r>
-              <w:rPr>
-                <w:rFonts w:ascii="맑은 고딕" w:eastAsia="맑은 고딕" w:hAnsi="맑은 고딕" w:cs="맑은 고딕"/>
-                <w:sz w:val="20"/>
-                <w:szCs w:val="20"/>
-              </w:rPr>
-              <w:t>’</w:t>
-            </w:r>
-            <w:r>
-              <w:rPr>
-                <w:rFonts w:ascii="맑은 고딕" w:eastAsia="맑은 고딕" w:hAnsi="맑은 고딕" w:cs="맑은 고딕" w:hint="eastAsia"/>
-                <w:sz w:val="20"/>
-                <w:szCs w:val="20"/>
-              </w:rPr>
-              <w:t>에 관한 메시지 표시</w:t>
+              <w:t>메시지 표시</w:t>
             </w:r>
           </w:p>
         </w:tc>
@@ -30771,125 +30707,143 @@
                 <w:sz w:val="20"/>
                 <w:szCs w:val="20"/>
               </w:rPr>
+              <w:t>TC09</w:t>
+            </w:r>
+            <w:r>
+              <w:rPr>
+                <w:rFonts w:ascii="맑은 고딕" w:eastAsia="맑은 고딕" w:hAnsi="맑은 고딕" w:cs="맑은 고딕" w:hint="eastAsia"/>
+                <w:sz w:val="20"/>
+                <w:szCs w:val="20"/>
+              </w:rPr>
+              <w:t>-4</w:t>
+            </w:r>
+          </w:p>
+        </w:tc>
+        <w:tc>
+          <w:tcPr>
+            <w:tcW w:w="1558" w:type="dxa"/>
+            <w:vMerge/>
+            <w:vAlign w:val="center"/>
+          </w:tcPr>
+          <w:p>
+            <w:pPr>
+              <w:spacing w:line="240" w:lineRule="auto"/>
+              <w:jc w:val="center"/>
+              <w:rPr>
+                <w:rFonts w:ascii="맑은 고딕" w:eastAsia="맑은 고딕" w:hAnsi="맑은 고딕" w:cs="맑은 고딕"/>
+                <w:sz w:val="20"/>
+                <w:szCs w:val="20"/>
+              </w:rPr>
+            </w:pPr>
+          </w:p>
+        </w:tc>
+        <w:tc>
+          <w:tcPr>
+            <w:tcW w:w="1558" w:type="dxa"/>
+            <w:vAlign w:val="center"/>
+          </w:tcPr>
+          <w:p>
+            <w:pPr>
+              <w:spacing w:line="240" w:lineRule="auto"/>
+              <w:jc w:val="center"/>
+              <w:rPr>
+                <w:rFonts w:ascii="맑은 고딕" w:eastAsia="맑은 고딕" w:hAnsi="맑은 고딕" w:cs="맑은 고딕"/>
+                <w:sz w:val="20"/>
+                <w:szCs w:val="20"/>
+              </w:rPr>
+            </w:pPr>
+            <w:r>
+              <w:rPr>
+                <w:rFonts w:ascii="맑은 고딕" w:eastAsia="맑은 고딕" w:hAnsi="맑은 고딕" w:cs="맑은 고딕" w:hint="eastAsia"/>
+                <w:sz w:val="20"/>
+                <w:szCs w:val="20"/>
+              </w:rPr>
+              <w:t>생성된 프롬프트 수신</w:t>
+            </w:r>
+          </w:p>
+        </w:tc>
+        <w:tc>
+          <w:tcPr>
+            <w:tcW w:w="1558" w:type="dxa"/>
+            <w:vAlign w:val="center"/>
+          </w:tcPr>
+          <w:p>
+            <w:pPr>
+              <w:spacing w:line="240" w:lineRule="auto"/>
+              <w:jc w:val="center"/>
+              <w:rPr>
+                <w:rFonts w:ascii="맑은 고딕" w:eastAsia="맑은 고딕" w:hAnsi="맑은 고딕" w:cs="맑은 고딕"/>
+                <w:sz w:val="20"/>
+                <w:szCs w:val="20"/>
+              </w:rPr>
+            </w:pPr>
+            <w:r>
+              <w:rPr>
+                <w:rFonts w:ascii="맑은 고딕" w:eastAsia="맑은 고딕" w:hAnsi="맑은 고딕" w:cs="맑은 고딕" w:hint="eastAsia"/>
+                <w:sz w:val="20"/>
+                <w:szCs w:val="20"/>
+              </w:rPr>
+              <w:t xml:space="preserve">프롬프트: </w:t>
+            </w:r>
+            <w:r>
+              <w:rPr>
+                <w:rFonts w:ascii="맑은 고딕" w:eastAsia="맑은 고딕" w:hAnsi="맑은 고딕" w:cs="맑은 고딕"/>
+                <w:sz w:val="20"/>
+                <w:szCs w:val="20"/>
+              </w:rPr>
+              <w:t>‘</w:t>
+            </w:r>
+            <w:r>
+              <w:rPr>
+                <w:rFonts w:ascii="맑은 고딕" w:eastAsia="맑은 고딕" w:hAnsi="맑은 고딕" w:cs="맑은 고딕" w:hint="eastAsia"/>
+                <w:sz w:val="20"/>
+                <w:szCs w:val="20"/>
+              </w:rPr>
+              <w:t xml:space="preserve">사용자가 입력한 </w:t>
+            </w:r>
+            <w:r>
+              <w:rPr>
+                <w:rFonts w:ascii="맑은 고딕" w:eastAsia="맑은 고딕" w:hAnsi="맑은 고딕" w:cs="맑은 고딕" w:hint="eastAsia"/>
+                <w:sz w:val="20"/>
+                <w:szCs w:val="20"/>
+              </w:rPr>
               <w:lastRenderedPageBreak/>
-              <w:t>TC09</w:t>
-            </w:r>
-            <w:r>
-              <w:rPr>
-                <w:rFonts w:ascii="맑은 고딕" w:eastAsia="맑은 고딕" w:hAnsi="맑은 고딕" w:cs="맑은 고딕" w:hint="eastAsia"/>
-                <w:sz w:val="20"/>
-                <w:szCs w:val="20"/>
-              </w:rPr>
-              <w:t>-4</w:t>
-            </w:r>
-          </w:p>
-        </w:tc>
-        <w:tc>
-          <w:tcPr>
-            <w:tcW w:w="1558" w:type="dxa"/>
-            <w:vMerge/>
-            <w:vAlign w:val="center"/>
-          </w:tcPr>
-          <w:p>
-            <w:pPr>
-              <w:spacing w:line="240" w:lineRule="auto"/>
-              <w:jc w:val="center"/>
-              <w:rPr>
-                <w:rFonts w:ascii="맑은 고딕" w:eastAsia="맑은 고딕" w:hAnsi="맑은 고딕" w:cs="맑은 고딕"/>
-                <w:sz w:val="20"/>
-                <w:szCs w:val="20"/>
-              </w:rPr>
-            </w:pPr>
-          </w:p>
-        </w:tc>
-        <w:tc>
-          <w:tcPr>
-            <w:tcW w:w="1558" w:type="dxa"/>
-            <w:vAlign w:val="center"/>
-          </w:tcPr>
-          <w:p>
-            <w:pPr>
-              <w:spacing w:line="240" w:lineRule="auto"/>
-              <w:jc w:val="center"/>
-              <w:rPr>
-                <w:rFonts w:ascii="맑은 고딕" w:eastAsia="맑은 고딕" w:hAnsi="맑은 고딕" w:cs="맑은 고딕"/>
-                <w:sz w:val="20"/>
-                <w:szCs w:val="20"/>
-              </w:rPr>
-            </w:pPr>
-            <w:r>
-              <w:rPr>
-                <w:rFonts w:ascii="맑은 고딕" w:eastAsia="맑은 고딕" w:hAnsi="맑은 고딕" w:cs="맑은 고딕" w:hint="eastAsia"/>
-                <w:sz w:val="20"/>
-                <w:szCs w:val="20"/>
-              </w:rPr>
-              <w:t>생성된 프롬프트 수신</w:t>
-            </w:r>
-          </w:p>
-        </w:tc>
-        <w:tc>
-          <w:tcPr>
-            <w:tcW w:w="1558" w:type="dxa"/>
-            <w:vAlign w:val="center"/>
-          </w:tcPr>
-          <w:p>
-            <w:pPr>
-              <w:spacing w:line="240" w:lineRule="auto"/>
-              <w:jc w:val="center"/>
-              <w:rPr>
-                <w:rFonts w:ascii="맑은 고딕" w:eastAsia="맑은 고딕" w:hAnsi="맑은 고딕" w:cs="맑은 고딕"/>
-                <w:sz w:val="20"/>
-                <w:szCs w:val="20"/>
-              </w:rPr>
-            </w:pPr>
-            <w:r>
-              <w:rPr>
-                <w:rFonts w:ascii="맑은 고딕" w:eastAsia="맑은 고딕" w:hAnsi="맑은 고딕" w:cs="맑은 고딕" w:hint="eastAsia"/>
-                <w:sz w:val="20"/>
-                <w:szCs w:val="20"/>
-              </w:rPr>
-              <w:t xml:space="preserve">프롬프트: </w:t>
-            </w:r>
-            <w:r>
-              <w:rPr>
-                <w:rFonts w:ascii="맑은 고딕" w:eastAsia="맑은 고딕" w:hAnsi="맑은 고딕" w:cs="맑은 고딕"/>
-                <w:sz w:val="20"/>
-                <w:szCs w:val="20"/>
-              </w:rPr>
-              <w:t>‘</w:t>
-            </w:r>
-            <w:r>
-              <w:rPr>
-                <w:rFonts w:ascii="맑은 고딕" w:eastAsia="맑은 고딕" w:hAnsi="맑은 고딕" w:cs="맑은 고딕" w:hint="eastAsia"/>
-                <w:sz w:val="20"/>
-                <w:szCs w:val="20"/>
-              </w:rPr>
-              <w:t>사용자가 입력한 프롬프트'</w:t>
-            </w:r>
-          </w:p>
-        </w:tc>
-        <w:tc>
-          <w:tcPr>
-            <w:tcW w:w="1558" w:type="dxa"/>
-            <w:vAlign w:val="center"/>
-          </w:tcPr>
-          <w:p>
-            <w:pPr>
-              <w:spacing w:line="240" w:lineRule="auto"/>
-              <w:jc w:val="center"/>
-              <w:rPr>
-                <w:rFonts w:ascii="맑은 고딕" w:eastAsia="맑은 고딕" w:hAnsi="맑은 고딕" w:cs="맑은 고딕"/>
-                <w:sz w:val="20"/>
-                <w:szCs w:val="20"/>
-              </w:rPr>
-            </w:pPr>
-            <w:r>
-              <w:rPr>
-                <w:rFonts w:ascii="맑은 고딕" w:eastAsia="맑은 고딕" w:hAnsi="맑은 고딕" w:cs="맑은 고딕" w:hint="eastAsia"/>
-                <w:sz w:val="20"/>
-                <w:szCs w:val="20"/>
-              </w:rPr>
-              <w:t>입력한 프롬프트 텍스트 초기화 및 생성된 프롬프트에 대화방 공유 버튼 표시</w:t>
+              <w:t>프롬프트'</w:t>
+            </w:r>
+          </w:p>
+        </w:tc>
+        <w:tc>
+          <w:tcPr>
+            <w:tcW w:w="1558" w:type="dxa"/>
+            <w:vAlign w:val="center"/>
+          </w:tcPr>
+          <w:p>
+            <w:pPr>
+              <w:spacing w:line="240" w:lineRule="auto"/>
+              <w:jc w:val="center"/>
+              <w:rPr>
+                <w:rFonts w:ascii="맑은 고딕" w:eastAsia="맑은 고딕" w:hAnsi="맑은 고딕" w:cs="맑은 고딕"/>
+                <w:sz w:val="20"/>
+                <w:szCs w:val="20"/>
+              </w:rPr>
+            </w:pPr>
+            <w:r>
+              <w:rPr>
+                <w:rFonts w:ascii="맑은 고딕" w:eastAsia="맑은 고딕" w:hAnsi="맑은 고딕" w:cs="맑은 고딕" w:hint="eastAsia"/>
+                <w:sz w:val="20"/>
+                <w:szCs w:val="20"/>
+              </w:rPr>
+              <w:lastRenderedPageBreak/>
+              <w:t xml:space="preserve">입력한 프롬프트 텍스트 초기화 및 </w:t>
+            </w:r>
+            <w:r>
+              <w:rPr>
+                <w:rFonts w:ascii="맑은 고딕" w:eastAsia="맑은 고딕" w:hAnsi="맑은 고딕" w:cs="맑은 고딕" w:hint="eastAsia"/>
+                <w:sz w:val="20"/>
+                <w:szCs w:val="20"/>
+              </w:rPr>
+              <w:lastRenderedPageBreak/>
+              <w:t>생성된 프롬프트에 대화방 공유 버튼 표시</w:t>
             </w:r>
           </w:p>
         </w:tc>

--- a/Document/PLC/SW 구현계획서(SIP).docx
+++ b/Document/PLC/SW 구현계획서(SIP).docx
@@ -648,7 +648,16 @@
           <w:sz w:val="32"/>
           <w:szCs w:val="32"/>
         </w:rPr>
-        <w:t>05</w:t>
+        <w:t>0</w:t>
+      </w:r>
+      <w:r>
+        <w:rPr>
+          <w:rFonts w:ascii="맑은 고딕" w:eastAsia="맑은 고딕" w:hAnsi="맑은 고딕" w:cs="맑은 고딕" w:hint="eastAsia"/>
+          <w:color w:val="0000FF"/>
+          <w:sz w:val="32"/>
+          <w:szCs w:val="32"/>
+        </w:rPr>
+        <w:t>6</w:t>
       </w:r>
       <w:r>
         <w:rPr>
@@ -666,16 +675,7 @@
           <w:sz w:val="32"/>
           <w:szCs w:val="32"/>
         </w:rPr>
-        <w:t>2</w:t>
-      </w:r>
-      <w:r>
-        <w:rPr>
-          <w:rFonts w:ascii="맑은 고딕" w:eastAsia="맑은 고딕" w:hAnsi="맑은 고딕" w:cs="맑은 고딕" w:hint="eastAsia"/>
-          <w:color w:val="0000FF"/>
-          <w:sz w:val="32"/>
-          <w:szCs w:val="32"/>
-        </w:rPr>
-        <w:t>8</w:t>
+        <w:t>05</w:t>
       </w:r>
       <w:r>
         <w:rPr>
@@ -3545,12 +3545,29 @@
                 <w:between w:val="nil"/>
               </w:pBdr>
               <w:spacing w:line="240" w:lineRule="auto"/>
+              <w:jc w:val="center"/>
               <w:rPr>
                 <w:rFonts w:ascii="맑은 고딕" w:eastAsia="맑은 고딕" w:hAnsi="맑은 고딕" w:cs="맑은 고딕"/>
                 <w:sz w:val="18"/>
                 <w:szCs w:val="18"/>
               </w:rPr>
             </w:pPr>
+            <w:r>
+              <w:rPr>
+                <w:rFonts w:ascii="맑은 고딕" w:eastAsia="맑은 고딕" w:hAnsi="맑은 고딕" w:cs="맑은 고딕" w:hint="eastAsia"/>
+                <w:sz w:val="20"/>
+                <w:szCs w:val="20"/>
+              </w:rPr>
+              <w:t>0,</w:t>
+            </w:r>
+            <w:r>
+              <w:rPr>
+                <w:rFonts w:ascii="맑은 고딕" w:eastAsia="맑은 고딕" w:hAnsi="맑은 고딕" w:cs="맑은 고딕" w:hint="eastAsia"/>
+                <w:sz w:val="20"/>
+                <w:szCs w:val="20"/>
+              </w:rPr>
+              <w:t>5</w:t>
+            </w:r>
           </w:p>
         </w:tc>
         <w:tc>
@@ -3567,12 +3584,77 @@
                 <w:between w:val="nil"/>
               </w:pBdr>
               <w:spacing w:line="240" w:lineRule="auto"/>
+              <w:jc w:val="center"/>
               <w:rPr>
                 <w:rFonts w:ascii="맑은 고딕" w:eastAsia="맑은 고딕" w:hAnsi="맑은 고딕" w:cs="맑은 고딕"/>
                 <w:sz w:val="18"/>
                 <w:szCs w:val="18"/>
               </w:rPr>
             </w:pPr>
+            <w:r>
+              <w:rPr>
+                <w:rFonts w:ascii="맑은 고딕" w:eastAsia="맑은 고딕" w:hAnsi="맑은 고딕" w:cs="맑은 고딕"/>
+                <w:sz w:val="20"/>
+                <w:szCs w:val="20"/>
+              </w:rPr>
+              <w:t>202</w:t>
+            </w:r>
+            <w:r>
+              <w:rPr>
+                <w:rFonts w:ascii="맑은 고딕" w:eastAsia="맑은 고딕" w:hAnsi="맑은 고딕" w:cs="맑은 고딕" w:hint="eastAsia"/>
+                <w:sz w:val="20"/>
+                <w:szCs w:val="20"/>
+              </w:rPr>
+              <w:t>6</w:t>
+            </w:r>
+            <w:r>
+              <w:rPr>
+                <w:rFonts w:ascii="맑은 고딕" w:eastAsia="맑은 고딕" w:hAnsi="맑은 고딕" w:cs="맑은 고딕"/>
+                <w:sz w:val="20"/>
+                <w:szCs w:val="20"/>
+              </w:rPr>
+              <w:t>.</w:t>
+            </w:r>
+            <w:r>
+              <w:rPr>
+                <w:rFonts w:ascii="맑은 고딕" w:eastAsia="맑은 고딕" w:hAnsi="맑은 고딕" w:cs="맑은 고딕" w:hint="eastAsia"/>
+                <w:sz w:val="20"/>
+                <w:szCs w:val="20"/>
+              </w:rPr>
+              <w:t>0</w:t>
+            </w:r>
+            <w:r>
+              <w:rPr>
+                <w:rFonts w:ascii="맑은 고딕" w:eastAsia="맑은 고딕" w:hAnsi="맑은 고딕" w:cs="맑은 고딕" w:hint="eastAsia"/>
+                <w:sz w:val="20"/>
+                <w:szCs w:val="20"/>
+              </w:rPr>
+              <w:t>6</w:t>
+            </w:r>
+            <w:r>
+              <w:rPr>
+                <w:rFonts w:ascii="맑은 고딕" w:eastAsia="맑은 고딕" w:hAnsi="맑은 고딕" w:cs="맑은 고딕"/>
+                <w:sz w:val="20"/>
+                <w:szCs w:val="20"/>
+              </w:rPr>
+              <w:t>.</w:t>
+            </w:r>
+            <w:r>
+              <w:rPr>
+                <w:rFonts w:ascii="맑은 고딕" w:eastAsia="맑은 고딕" w:hAnsi="맑은 고딕" w:cs="맑은 고딕" w:hint="eastAsia"/>
+                <w:sz w:val="20"/>
+                <w:szCs w:val="20"/>
+              </w:rPr>
+              <w:t>0</w:t>
+            </w:r>
+            <w:r>
+              <w:rPr>
+                <w:rFonts w:ascii="맑은 고딕" w:eastAsia="맑은 고딕" w:hAnsi="맑은 고딕" w:cs="맑은 고딕" w:hint="eastAsia"/>
+                <w:sz w:val="20"/>
+                <w:szCs w:val="20"/>
+              </w:rPr>
+              <w:t>5</w:t>
+            </w:r>
           </w:p>
         </w:tc>
         <w:tc>
@@ -3589,12 +3671,21 @@
                 <w:between w:val="nil"/>
               </w:pBdr>
               <w:spacing w:line="240" w:lineRule="auto"/>
+              <w:jc w:val="center"/>
               <w:rPr>
                 <w:rFonts w:ascii="맑은 고딕" w:eastAsia="맑은 고딕" w:hAnsi="맑은 고딕" w:cs="맑은 고딕"/>
                 <w:sz w:val="18"/>
                 <w:szCs w:val="18"/>
               </w:rPr>
             </w:pPr>
+            <w:r>
+              <w:rPr>
+                <w:rFonts w:ascii="맑은 고딕" w:eastAsia="맑은 고딕" w:hAnsi="맑은 고딕" w:cs="맑은 고딕"/>
+                <w:sz w:val="20"/>
+                <w:szCs w:val="20"/>
+              </w:rPr>
+              <w:t>김민성 (서명)</w:t>
+            </w:r>
           </w:p>
         </w:tc>
         <w:tc>
@@ -3611,12 +3702,21 @@
                 <w:between w:val="nil"/>
               </w:pBdr>
               <w:spacing w:line="240" w:lineRule="auto"/>
+              <w:jc w:val="center"/>
               <w:rPr>
                 <w:rFonts w:ascii="맑은 고딕" w:eastAsia="맑은 고딕" w:hAnsi="맑은 고딕" w:cs="맑은 고딕"/>
                 <w:sz w:val="18"/>
                 <w:szCs w:val="18"/>
               </w:rPr>
             </w:pPr>
+            <w:r>
+              <w:rPr>
+                <w:rFonts w:ascii="맑은 고딕" w:eastAsia="맑은 고딕" w:hAnsi="맑은 고딕" w:cs="맑은 고딕" w:hint="eastAsia"/>
+                <w:sz w:val="20"/>
+                <w:szCs w:val="20"/>
+              </w:rPr>
+              <w:t>중복으로 인한 TC10-4 삭제</w:t>
+            </w:r>
           </w:p>
         </w:tc>
         <w:tc>
@@ -4191,6 +4291,7 @@
         <w:tc>
           <w:tcPr>
             <w:tcW w:w="700" w:type="dxa"/>
+            <w:vAlign w:val="center"/>
           </w:tcPr>
           <w:p>
             <w:pPr>
@@ -4223,6 +4324,7 @@
         <w:tc>
           <w:tcPr>
             <w:tcW w:w="1589" w:type="dxa"/>
+            <w:vAlign w:val="center"/>
           </w:tcPr>
           <w:p>
             <w:pPr>
@@ -4303,6 +4405,7 @@
         <w:tc>
           <w:tcPr>
             <w:tcW w:w="1842" w:type="dxa"/>
+            <w:vAlign w:val="center"/>
           </w:tcPr>
           <w:p>
             <w:pPr>
@@ -4335,6 +4438,7 @@
         <w:tc>
           <w:tcPr>
             <w:tcW w:w="2835" w:type="dxa"/>
+            <w:vAlign w:val="center"/>
           </w:tcPr>
           <w:p>
             <w:pPr>
@@ -5257,9 +5361,28 @@
           <w:r>
             <w:rPr>
               <w:rFonts w:ascii="맑은 고딕" w:eastAsia="맑은 고딕" w:hAnsi="맑은 고딕" w:cs="맑은 고딕" w:hint="eastAsia"/>
+              <w:i/>
+              <w:iCs/>
+              <w:sz w:val="20"/>
+              <w:szCs w:val="20"/>
+            </w:rPr>
+            <w:t>4.3 Test Case</w:t>
+          </w:r>
+          <w:r>
+            <w:rPr>
+              <w:rFonts w:ascii="맑은 고딕" w:eastAsia="맑은 고딕" w:hAnsi="맑은 고딕" w:cs="맑은 고딕" w:hint="eastAsia"/>
+              <w:i/>
+              <w:iCs/>
               <w:color w:val="000000"/>
             </w:rPr>
-            <w:t>4.3 Test Case                                                                                            9</w:t>
+            <w:t xml:space="preserve"> </w:t>
+          </w:r>
+          <w:r>
+            <w:rPr>
+              <w:rFonts w:ascii="맑은 고딕" w:eastAsia="맑은 고딕" w:hAnsi="맑은 고딕" w:cs="맑은 고딕" w:hint="eastAsia"/>
+              <w:color w:val="000000"/>
+            </w:rPr>
+            <w:t xml:space="preserve">                                                                                           9</w:t>
           </w:r>
         </w:p>
         <w:p>
@@ -31548,164 +31671,6 @@
                 <w:szCs w:val="20"/>
               </w:rPr>
               <w:t>현재 탭 기준 사용자 검색 결과 목록 리스트 업데이트 표시</w:t>
-            </w:r>
-          </w:p>
-        </w:tc>
-        <w:tc>
-          <w:tcPr>
-            <w:tcW w:w="1558" w:type="dxa"/>
-            <w:vMerge/>
-            <w:vAlign w:val="center"/>
-          </w:tcPr>
-          <w:p>
-            <w:pPr>
-              <w:spacing w:line="240" w:lineRule="auto"/>
-              <w:jc w:val="center"/>
-              <w:rPr>
-                <w:rFonts w:ascii="맑은 고딕" w:eastAsia="맑은 고딕" w:hAnsi="맑은 고딕" w:cs="맑은 고딕"/>
-                <w:sz w:val="20"/>
-                <w:szCs w:val="20"/>
-              </w:rPr>
-            </w:pPr>
-          </w:p>
-        </w:tc>
-      </w:tr>
-      <w:tr>
-        <w:trPr>
-          <w:trHeight w:val="510"/>
-        </w:trPr>
-        <w:tc>
-          <w:tcPr>
-            <w:tcW w:w="1558" w:type="dxa"/>
-            <w:vAlign w:val="center"/>
-          </w:tcPr>
-          <w:p>
-            <w:pPr>
-              <w:spacing w:before="24" w:line="240" w:lineRule="auto"/>
-              <w:ind w:left="15" w:right="1"/>
-              <w:jc w:val="center"/>
-              <w:rPr>
-                <w:rFonts w:ascii="맑은 고딕" w:eastAsia="맑은 고딕" w:hAnsi="맑은 고딕" w:cs="맑은 고딕"/>
-                <w:sz w:val="20"/>
-                <w:szCs w:val="20"/>
-              </w:rPr>
-            </w:pPr>
-            <w:r>
-              <w:rPr>
-                <w:rFonts w:ascii="맑은 고딕" w:eastAsia="맑은 고딕" w:hAnsi="맑은 고딕" w:cs="맑은 고딕" w:hint="eastAsia"/>
-                <w:sz w:val="20"/>
-                <w:szCs w:val="20"/>
-              </w:rPr>
-              <w:t>TC10</w:t>
-            </w:r>
-            <w:r>
-              <w:rPr>
-                <w:rFonts w:ascii="맑은 고딕" w:eastAsia="맑은 고딕" w:hAnsi="맑은 고딕" w:cs="맑은 고딕" w:hint="eastAsia"/>
-                <w:sz w:val="20"/>
-                <w:szCs w:val="20"/>
-              </w:rPr>
-              <w:t>-4</w:t>
-            </w:r>
-          </w:p>
-        </w:tc>
-        <w:tc>
-          <w:tcPr>
-            <w:tcW w:w="1558" w:type="dxa"/>
-            <w:vMerge/>
-            <w:vAlign w:val="center"/>
-          </w:tcPr>
-          <w:p>
-            <w:pPr>
-              <w:spacing w:line="240" w:lineRule="auto"/>
-              <w:jc w:val="center"/>
-              <w:rPr>
-                <w:rFonts w:ascii="맑은 고딕" w:eastAsia="맑은 고딕" w:hAnsi="맑은 고딕" w:cs="맑은 고딕"/>
-                <w:sz w:val="20"/>
-                <w:szCs w:val="20"/>
-              </w:rPr>
-            </w:pPr>
-          </w:p>
-        </w:tc>
-        <w:tc>
-          <w:tcPr>
-            <w:tcW w:w="1558" w:type="dxa"/>
-            <w:vAlign w:val="center"/>
-          </w:tcPr>
-          <w:p>
-            <w:pPr>
-              <w:spacing w:line="240" w:lineRule="auto"/>
-              <w:jc w:val="center"/>
-              <w:rPr>
-                <w:rFonts w:ascii="맑은 고딕" w:eastAsia="맑은 고딕" w:hAnsi="맑은 고딕" w:cs="맑은 고딕"/>
-                <w:sz w:val="20"/>
-                <w:szCs w:val="20"/>
-              </w:rPr>
-            </w:pPr>
-            <w:r>
-              <w:rPr>
-                <w:rFonts w:ascii="맑은 고딕" w:eastAsia="맑은 고딕" w:hAnsi="맑은 고딕" w:cs="맑은 고딕" w:hint="eastAsia"/>
-                <w:sz w:val="20"/>
-                <w:szCs w:val="20"/>
-              </w:rPr>
-              <w:t xml:space="preserve">사용자 </w:t>
-            </w:r>
-            <w:r>
-              <w:rPr>
-                <w:rFonts w:ascii="맑은 고딕" w:eastAsia="맑은 고딕" w:hAnsi="맑은 고딕" w:cs="맑은 고딕" w:hint="eastAsia"/>
-                <w:sz w:val="20"/>
-                <w:szCs w:val="20"/>
-              </w:rPr>
-              <w:t>회원 탈퇴</w:t>
-            </w:r>
-          </w:p>
-        </w:tc>
-        <w:tc>
-          <w:tcPr>
-            <w:tcW w:w="1558" w:type="dxa"/>
-            <w:vAlign w:val="center"/>
-          </w:tcPr>
-          <w:p>
-            <w:pPr>
-              <w:spacing w:line="240" w:lineRule="auto"/>
-              <w:jc w:val="center"/>
-              <w:rPr>
-                <w:rFonts w:ascii="맑은 고딕" w:eastAsia="맑은 고딕" w:hAnsi="맑은 고딕" w:cs="맑은 고딕"/>
-                <w:sz w:val="20"/>
-                <w:szCs w:val="20"/>
-              </w:rPr>
-            </w:pPr>
-            <w:r>
-              <w:rPr>
-                <w:rFonts w:ascii="맑은 고딕" w:eastAsia="맑은 고딕" w:hAnsi="맑은 고딕" w:cs="맑은 고딕" w:hint="eastAsia"/>
-                <w:sz w:val="20"/>
-                <w:szCs w:val="20"/>
-              </w:rPr>
-              <w:t>해당 사용자 회원 탈퇴 완료</w:t>
-            </w:r>
-          </w:p>
-        </w:tc>
-        <w:tc>
-          <w:tcPr>
-            <w:tcW w:w="1558" w:type="dxa"/>
-            <w:vAlign w:val="center"/>
-          </w:tcPr>
-          <w:p>
-            <w:pPr>
-              <w:spacing w:line="240" w:lineRule="auto"/>
-              <w:jc w:val="center"/>
-              <w:rPr>
-                <w:rFonts w:ascii="맑은 고딕" w:eastAsia="맑은 고딕" w:hAnsi="맑은 고딕" w:cs="맑은 고딕"/>
-                <w:sz w:val="20"/>
-                <w:szCs w:val="20"/>
-              </w:rPr>
-            </w:pPr>
-            <w:r>
-              <w:rPr>
-                <w:rFonts w:ascii="맑은 고딕" w:eastAsia="맑은 고딕" w:hAnsi="맑은 고딕" w:cs="맑은 고딕" w:hint="eastAsia"/>
-                <w:sz w:val="20"/>
-                <w:szCs w:val="20"/>
-              </w:rPr>
-              <w:t>현재 탭 기준 사용자 목록 리스트 업데이트 표시</w:t>
             </w:r>
           </w:p>
         </w:tc>
